--- a/documentation.docx
+++ b/documentation.docx
@@ -80,7 +80,7 @@
                     </pic:cNvPicPr>
                   </pic:nvPicPr>
                   <pic:blipFill>
-                    <a:blip r:embed="rId5">
+                    <a:blip r:embed="rId6">
                       <a:extLst>
                         <a:ext uri="{28A0092B-C50C-407E-A947-70E740481C1C}">
                           <a14:useLocalDpi xmlns:a14="http://schemas.microsoft.com/office/drawing/2010/main" val="0"/>
@@ -620,6 +620,7 @@
             </w:pPr>
             <w:r>
               <w:rPr>
+                <w:noProof/>
                 <w:sz w:val="20"/>
                 <w:szCs w:val="20"/>
                 <w:lang w:val="ru-RU"/>
@@ -640,7 +641,7 @@
                           <pic:cNvPicPr/>
                         </pic:nvPicPr>
                         <pic:blipFill>
-                          <a:blip r:embed="rId6"/>
+                          <a:blip r:embed="rId7"/>
                           <a:stretch>
                             <a:fillRect/>
                           </a:stretch>
@@ -705,7 +706,7 @@
                           <pic:cNvPicPr/>
                         </pic:nvPicPr>
                         <pic:blipFill>
-                          <a:blip r:embed="rId7"/>
+                          <a:blip r:embed="rId8"/>
                           <a:stretch>
                             <a:fillRect/>
                           </a:stretch>
@@ -1779,6 +1780,7 @@
             </w:pPr>
             <w:r>
               <w:rPr>
+                <w:noProof/>
                 <w:sz w:val="20"/>
                 <w:szCs w:val="20"/>
                 <w:lang w:val="ru-RU"/>
@@ -1799,7 +1801,7 @@
                           <pic:cNvPicPr/>
                         </pic:nvPicPr>
                         <pic:blipFill>
-                          <a:blip r:embed="rId8"/>
+                          <a:blip r:embed="rId9"/>
                           <a:stretch>
                             <a:fillRect/>
                           </a:stretch>
@@ -1843,6 +1845,7 @@
             </w:pPr>
             <w:r>
               <w:rPr>
+                <w:noProof/>
                 <w:sz w:val="20"/>
                 <w:szCs w:val="20"/>
                 <w:lang w:val="ru-RU"/>
@@ -1863,7 +1866,7 @@
                           <pic:cNvPicPr/>
                         </pic:nvPicPr>
                         <pic:blipFill>
-                          <a:blip r:embed="rId9"/>
+                          <a:blip r:embed="rId10"/>
                           <a:stretch>
                             <a:fillRect/>
                           </a:stretch>
@@ -2567,6 +2570,7 @@
             </w:pPr>
             <w:r>
               <w:rPr>
+                <w:noProof/>
                 <w:sz w:val="20"/>
                 <w:szCs w:val="20"/>
                 <w:lang w:val="ru-RU"/>
@@ -2587,7 +2591,7 @@
                           <pic:cNvPicPr/>
                         </pic:nvPicPr>
                         <pic:blipFill>
-                          <a:blip r:embed="rId10"/>
+                          <a:blip r:embed="rId11"/>
                           <a:stretch>
                             <a:fillRect/>
                           </a:stretch>
@@ -2652,7 +2656,7 @@
                           <pic:cNvPicPr/>
                         </pic:nvPicPr>
                         <pic:blipFill>
-                          <a:blip r:embed="rId11"/>
+                          <a:blip r:embed="rId12"/>
                           <a:stretch>
                             <a:fillRect/>
                           </a:stretch>
@@ -3393,7 +3397,7 @@
                           <pic:cNvPicPr/>
                         </pic:nvPicPr>
                         <pic:blipFill>
-                          <a:blip r:embed="rId12"/>
+                          <a:blip r:embed="rId13"/>
                           <a:stretch>
                             <a:fillRect/>
                           </a:stretch>
@@ -3458,7 +3462,7 @@
                           <pic:cNvPicPr/>
                         </pic:nvPicPr>
                         <pic:blipFill>
-                          <a:blip r:embed="rId13"/>
+                          <a:blip r:embed="rId14"/>
                           <a:stretch>
                             <a:fillRect/>
                           </a:stretch>
@@ -4363,7 +4367,7 @@
                           <pic:cNvPicPr/>
                         </pic:nvPicPr>
                         <pic:blipFill>
-                          <a:blip r:embed="rId14"/>
+                          <a:blip r:embed="rId15"/>
                           <a:stretch>
                             <a:fillRect/>
                           </a:stretch>
@@ -4428,7 +4432,7 @@
                           <pic:cNvPicPr/>
                         </pic:nvPicPr>
                         <pic:blipFill>
-                          <a:blip r:embed="rId15"/>
+                          <a:blip r:embed="rId16"/>
                           <a:stretch>
                             <a:fillRect/>
                           </a:stretch>
@@ -4977,7 +4981,7 @@
                           <pic:cNvPicPr/>
                         </pic:nvPicPr>
                         <pic:blipFill>
-                          <a:blip r:embed="rId16"/>
+                          <a:blip r:embed="rId17"/>
                           <a:stretch>
                             <a:fillRect/>
                           </a:stretch>
@@ -5042,7 +5046,7 @@
                           <pic:cNvPicPr/>
                         </pic:nvPicPr>
                         <pic:blipFill>
-                          <a:blip r:embed="rId17"/>
+                          <a:blip r:embed="rId18"/>
                           <a:stretch>
                             <a:fillRect/>
                           </a:stretch>
@@ -5736,7 +5740,7 @@
                           <pic:cNvPicPr/>
                         </pic:nvPicPr>
                         <pic:blipFill>
-                          <a:blip r:embed="rId18"/>
+                          <a:blip r:embed="rId19"/>
                           <a:stretch>
                             <a:fillRect/>
                           </a:stretch>
@@ -5801,7 +5805,7 @@
                           <pic:cNvPicPr/>
                         </pic:nvPicPr>
                         <pic:blipFill>
-                          <a:blip r:embed="rId19"/>
+                          <a:blip r:embed="rId20"/>
                           <a:stretch>
                             <a:fillRect/>
                           </a:stretch>
@@ -6488,6 +6492,7 @@
             </w:pPr>
             <w:r>
               <w:rPr>
+                <w:noProof/>
                 <w:sz w:val="20"/>
                 <w:szCs w:val="20"/>
                 <w:lang w:val="ru-RU"/>
@@ -6508,7 +6513,7 @@
                           <pic:cNvPicPr/>
                         </pic:nvPicPr>
                         <pic:blipFill>
-                          <a:blip r:embed="rId20"/>
+                          <a:blip r:embed="rId21"/>
                           <a:stretch>
                             <a:fillRect/>
                           </a:stretch>
@@ -6573,7 +6578,7 @@
                           <pic:cNvPicPr/>
                         </pic:nvPicPr>
                         <pic:blipFill>
-                          <a:blip r:embed="rId21"/>
+                          <a:blip r:embed="rId22"/>
                           <a:stretch>
                             <a:fillRect/>
                           </a:stretch>
@@ -7151,7 +7156,7 @@
                           <pic:cNvPicPr/>
                         </pic:nvPicPr>
                         <pic:blipFill>
-                          <a:blip r:embed="rId22"/>
+                          <a:blip r:embed="rId23"/>
                           <a:stretch>
                             <a:fillRect/>
                           </a:stretch>
@@ -7216,7 +7221,7 @@
                           <pic:cNvPicPr/>
                         </pic:nvPicPr>
                         <pic:blipFill>
-                          <a:blip r:embed="rId23"/>
+                          <a:blip r:embed="rId24"/>
                           <a:stretch>
                             <a:fillRect/>
                           </a:stretch>
@@ -8073,7 +8078,7 @@
                           <pic:cNvPicPr/>
                         </pic:nvPicPr>
                         <pic:blipFill>
-                          <a:blip r:embed="rId24"/>
+                          <a:blip r:embed="rId25"/>
                           <a:stretch>
                             <a:fillRect/>
                           </a:stretch>
@@ -8141,7 +8146,7 @@
                           <pic:cNvPicPr/>
                         </pic:nvPicPr>
                         <pic:blipFill>
-                          <a:blip r:embed="rId25"/>
+                          <a:blip r:embed="rId26"/>
                           <a:stretch>
                             <a:fillRect/>
                           </a:stretch>
@@ -8864,13 +8869,7 @@
         <w:rPr>
           <w:lang w:val="ru-RU"/>
         </w:rPr>
-        <w:t xml:space="preserve">: </w:t>
-      </w:r>
-      <w:r>
-        <w:rPr>
-          <w:lang w:val="ru-RU"/>
-        </w:rPr>
-        <w:t>Индексы</w:t>
+        <w:t>: Индексы</w:t>
       </w:r>
     </w:p>
     <w:tbl>
@@ -9217,6 +9216,7 @@
             </w:pPr>
             <w:r>
               <w:rPr>
+                <w:noProof/>
                 <w:sz w:val="20"/>
                 <w:szCs w:val="20"/>
                 <w:lang w:val="ru-RU"/>
@@ -9237,7 +9237,7 @@
                           <pic:cNvPicPr/>
                         </pic:nvPicPr>
                         <pic:blipFill>
-                          <a:blip r:embed="rId26"/>
+                          <a:blip r:embed="rId27"/>
                           <a:stretch>
                             <a:fillRect/>
                           </a:stretch>
@@ -9281,6 +9281,7 @@
             </w:pPr>
             <w:r>
               <w:rPr>
+                <w:noProof/>
                 <w:sz w:val="20"/>
                 <w:szCs w:val="20"/>
                 <w:lang w:val="ru-RU"/>
@@ -9301,7 +9302,7 @@
                           <pic:cNvPicPr/>
                         </pic:nvPicPr>
                         <pic:blipFill>
-                          <a:blip r:embed="rId27"/>
+                          <a:blip r:embed="rId28"/>
                           <a:stretch>
                             <a:fillRect/>
                           </a:stretch>
@@ -10208,6 +10209,7 @@
             </w:pPr>
             <w:r>
               <w:rPr>
+                <w:noProof/>
                 <w:sz w:val="20"/>
                 <w:szCs w:val="20"/>
                 <w:lang w:val="ru-RU"/>
@@ -10228,7 +10230,7 @@
                           <pic:cNvPicPr/>
                         </pic:nvPicPr>
                         <pic:blipFill>
-                          <a:blip r:embed="rId28"/>
+                          <a:blip r:embed="rId29"/>
                           <a:stretch>
                             <a:fillRect/>
                           </a:stretch>
@@ -10272,6 +10274,7 @@
             </w:pPr>
             <w:r>
               <w:rPr>
+                <w:noProof/>
                 <w:sz w:val="20"/>
                 <w:szCs w:val="20"/>
                 <w:lang w:val="ru-RU"/>
@@ -10292,7 +10295,7 @@
                           <pic:cNvPicPr/>
                         </pic:nvPicPr>
                         <pic:blipFill>
-                          <a:blip r:embed="rId29"/>
+                          <a:blip r:embed="rId30"/>
                           <a:stretch>
                             <a:fillRect/>
                           </a:stretch>
@@ -10868,6 +10871,7 @@
             </w:pPr>
             <w:r>
               <w:rPr>
+                <w:noProof/>
                 <w:sz w:val="20"/>
                 <w:szCs w:val="20"/>
                 <w:lang w:val="ru-RU"/>
@@ -10888,7 +10892,7 @@
                           <pic:cNvPicPr/>
                         </pic:nvPicPr>
                         <pic:blipFill>
-                          <a:blip r:embed="rId30"/>
+                          <a:blip r:embed="rId31"/>
                           <a:stretch>
                             <a:fillRect/>
                           </a:stretch>
@@ -10932,6 +10936,7 @@
             </w:pPr>
             <w:r>
               <w:rPr>
+                <w:noProof/>
                 <w:sz w:val="20"/>
                 <w:szCs w:val="20"/>
                 <w:lang w:val="ru-RU"/>
@@ -10952,7 +10957,7 @@
                           <pic:cNvPicPr/>
                         </pic:nvPicPr>
                         <pic:blipFill>
-                          <a:blip r:embed="rId31"/>
+                          <a:blip r:embed="rId32"/>
                           <a:stretch>
                             <a:fillRect/>
                           </a:stretch>
@@ -11545,6 +11550,7 @@
             </w:pPr>
             <w:r>
               <w:rPr>
+                <w:noProof/>
                 <w:sz w:val="20"/>
                 <w:szCs w:val="20"/>
                 <w:lang w:val="ru-RU"/>
@@ -11565,7 +11571,7 @@
                           <pic:cNvPicPr/>
                         </pic:nvPicPr>
                         <pic:blipFill>
-                          <a:blip r:embed="rId32"/>
+                          <a:blip r:embed="rId33"/>
                           <a:stretch>
                             <a:fillRect/>
                           </a:stretch>
@@ -11609,6 +11615,7 @@
             </w:pPr>
             <w:r>
               <w:rPr>
+                <w:noProof/>
                 <w:sz w:val="20"/>
                 <w:szCs w:val="20"/>
                 <w:lang w:val="ru-RU"/>
@@ -11629,7 +11636,7 @@
                           <pic:cNvPicPr/>
                         </pic:nvPicPr>
                         <pic:blipFill>
-                          <a:blip r:embed="rId33"/>
+                          <a:blip r:embed="rId34"/>
                           <a:stretch>
                             <a:fillRect/>
                           </a:stretch>
@@ -12364,6 +12371,7 @@
             </w:pPr>
             <w:r>
               <w:rPr>
+                <w:noProof/>
                 <w:sz w:val="20"/>
                 <w:szCs w:val="20"/>
                 <w:lang w:val="ru-RU"/>
@@ -12384,7 +12392,7 @@
                           <pic:cNvPicPr/>
                         </pic:nvPicPr>
                         <pic:blipFill>
-                          <a:blip r:embed="rId34"/>
+                          <a:blip r:embed="rId35"/>
                           <a:stretch>
                             <a:fillRect/>
                           </a:stretch>
@@ -12428,6 +12436,7 @@
             </w:pPr>
             <w:r>
               <w:rPr>
+                <w:noProof/>
                 <w:sz w:val="20"/>
                 <w:szCs w:val="20"/>
                 <w:lang w:val="ru-RU"/>
@@ -12448,7 +12457,7 @@
                           <pic:cNvPicPr/>
                         </pic:nvPicPr>
                         <pic:blipFill>
-                          <a:blip r:embed="rId35"/>
+                          <a:blip r:embed="rId36"/>
                           <a:stretch>
                             <a:fillRect/>
                           </a:stretch>
@@ -12899,6 +12908,7 @@
             </w:pPr>
             <w:r>
               <w:rPr>
+                <w:noProof/>
                 <w:sz w:val="20"/>
                 <w:szCs w:val="20"/>
                 <w:lang w:val="ru-RU"/>
@@ -12919,7 +12929,7 @@
                           <pic:cNvPicPr/>
                         </pic:nvPicPr>
                         <pic:blipFill>
-                          <a:blip r:embed="rId36"/>
+                          <a:blip r:embed="rId37"/>
                           <a:stretch>
                             <a:fillRect/>
                           </a:stretch>
@@ -12963,6 +12973,7 @@
             </w:pPr>
             <w:r>
               <w:rPr>
+                <w:noProof/>
                 <w:sz w:val="20"/>
                 <w:szCs w:val="20"/>
                 <w:lang w:val="ru-RU"/>
@@ -12983,7 +12994,7 @@
                           <pic:cNvPicPr/>
                         </pic:nvPicPr>
                         <pic:blipFill>
-                          <a:blip r:embed="rId37"/>
+                          <a:blip r:embed="rId38"/>
                           <a:stretch>
                             <a:fillRect/>
                           </a:stretch>
@@ -13568,6 +13579,7 @@
             </w:pPr>
             <w:r>
               <w:rPr>
+                <w:noProof/>
                 <w:sz w:val="20"/>
                 <w:szCs w:val="20"/>
                 <w:lang w:val="ru-RU"/>
@@ -13588,7 +13600,7 @@
                           <pic:cNvPicPr/>
                         </pic:nvPicPr>
                         <pic:blipFill>
-                          <a:blip r:embed="rId38"/>
+                          <a:blip r:embed="rId39"/>
                           <a:stretch>
                             <a:fillRect/>
                           </a:stretch>
@@ -13632,6 +13644,7 @@
             </w:pPr>
             <w:r>
               <w:rPr>
+                <w:noProof/>
                 <w:sz w:val="20"/>
                 <w:szCs w:val="20"/>
                 <w:lang w:val="ru-RU"/>
@@ -13652,7 +13665,7 @@
                           <pic:cNvPicPr/>
                         </pic:nvPicPr>
                         <pic:blipFill>
-                          <a:blip r:embed="rId39"/>
+                          <a:blip r:embed="rId40"/>
                           <a:stretch>
                             <a:fillRect/>
                           </a:stretch>
@@ -14243,6 +14256,7 @@
             </w:pPr>
             <w:r>
               <w:rPr>
+                <w:noProof/>
                 <w:sz w:val="20"/>
                 <w:szCs w:val="20"/>
                 <w:lang w:val="ru-RU"/>
@@ -14263,7 +14277,7 @@
                           <pic:cNvPicPr/>
                         </pic:nvPicPr>
                         <pic:blipFill>
-                          <a:blip r:embed="rId40"/>
+                          <a:blip r:embed="rId41"/>
                           <a:stretch>
                             <a:fillRect/>
                           </a:stretch>
@@ -14307,6 +14321,7 @@
             </w:pPr>
             <w:r>
               <w:rPr>
+                <w:noProof/>
                 <w:sz w:val="20"/>
                 <w:szCs w:val="20"/>
                 <w:lang w:val="ru-RU"/>
@@ -14327,7 +14342,7 @@
                           <pic:cNvPicPr/>
                         </pic:nvPicPr>
                         <pic:blipFill>
-                          <a:blip r:embed="rId41"/>
+                          <a:blip r:embed="rId42"/>
                           <a:stretch>
                             <a:fillRect/>
                           </a:stretch>
@@ -14793,6 +14808,7 @@
             </w:pPr>
             <w:r>
               <w:rPr>
+                <w:noProof/>
                 <w:sz w:val="20"/>
                 <w:szCs w:val="20"/>
                 <w:lang w:val="ru-RU"/>
@@ -14813,7 +14829,7 @@
                           <pic:cNvPicPr/>
                         </pic:nvPicPr>
                         <pic:blipFill>
-                          <a:blip r:embed="rId42"/>
+                          <a:blip r:embed="rId43"/>
                           <a:stretch>
                             <a:fillRect/>
                           </a:stretch>
@@ -14857,6 +14873,7 @@
             </w:pPr>
             <w:r>
               <w:rPr>
+                <w:noProof/>
                 <w:sz w:val="20"/>
                 <w:szCs w:val="20"/>
                 <w:lang w:val="ru-RU"/>
@@ -14877,7 +14894,7 @@
                           <pic:cNvPicPr/>
                         </pic:nvPicPr>
                         <pic:blipFill>
-                          <a:blip r:embed="rId43"/>
+                          <a:blip r:embed="rId44"/>
                           <a:stretch>
                             <a:fillRect/>
                           </a:stretch>
@@ -15602,6 +15619,7 @@
               <w:rPr>
                 <w:b/>
                 <w:bCs/>
+                <w:noProof/>
                 <w:sz w:val="20"/>
                 <w:szCs w:val="20"/>
               </w:rPr>
@@ -15621,7 +15639,7 @@
                           <pic:cNvPicPr/>
                         </pic:nvPicPr>
                         <pic:blipFill>
-                          <a:blip r:embed="rId44"/>
+                          <a:blip r:embed="rId45"/>
                           <a:stretch>
                             <a:fillRect/>
                           </a:stretch>
@@ -15669,6 +15687,7 @@
               <w:rPr>
                 <w:b/>
                 <w:bCs/>
+                <w:noProof/>
                 <w:sz w:val="20"/>
                 <w:szCs w:val="20"/>
               </w:rPr>
@@ -15688,7 +15707,7 @@
                           <pic:cNvPicPr/>
                         </pic:nvPicPr>
                         <pic:blipFill>
-                          <a:blip r:embed="rId45"/>
+                          <a:blip r:embed="rId46"/>
                           <a:stretch>
                             <a:fillRect/>
                           </a:stretch>
@@ -16302,17 +16321,17 @@
         <w:tblLook w:val="04A0" w:firstRow="1" w:lastRow="0" w:firstColumn="1" w:lastColumn="0" w:noHBand="0" w:noVBand="1"/>
       </w:tblPr>
       <w:tblGrid>
-        <w:gridCol w:w="2286"/>
-        <w:gridCol w:w="2332"/>
-        <w:gridCol w:w="1990"/>
-        <w:gridCol w:w="2320"/>
-        <w:gridCol w:w="2573"/>
-        <w:gridCol w:w="2447"/>
+        <w:gridCol w:w="2345"/>
+        <w:gridCol w:w="1924"/>
+        <w:gridCol w:w="1756"/>
+        <w:gridCol w:w="1914"/>
+        <w:gridCol w:w="3187"/>
+        <w:gridCol w:w="2822"/>
       </w:tblGrid>
       <w:tr>
         <w:tc>
           <w:tcPr>
-            <w:tcW w:w="4618" w:type="dxa"/>
+            <w:tcW w:w="4269" w:type="dxa"/>
             <w:gridSpan w:val="2"/>
             <w:vAlign w:val="center"/>
           </w:tcPr>
@@ -16337,7 +16356,7 @@
         </w:tc>
         <w:tc>
           <w:tcPr>
-            <w:tcW w:w="1990" w:type="dxa"/>
+            <w:tcW w:w="1756" w:type="dxa"/>
             <w:vMerge w:val="restart"/>
             <w:vAlign w:val="center"/>
           </w:tcPr>
@@ -16359,10 +16378,41 @@
               <w:t>Админ</w:t>
             </w:r>
           </w:p>
-        </w:tc>
-        <w:tc>
-          <w:tcPr>
-            <w:tcW w:w="2320" w:type="dxa"/>
+          <w:p>
+            <w:pPr>
+              <w:jc w:val="center"/>
+              <w:rPr>
+                <w:sz w:val="20"/>
+                <w:szCs w:val="20"/>
+              </w:rPr>
+            </w:pPr>
+            <w:r>
+              <w:rPr>
+                <w:sz w:val="20"/>
+                <w:szCs w:val="20"/>
+              </w:rPr>
+              <w:t>(</w:t>
+            </w:r>
+            <w:r>
+              <w:rPr>
+                <w:sz w:val="20"/>
+                <w:szCs w:val="20"/>
+                <w:lang w:val="ru-RU"/>
+              </w:rPr>
+              <w:t>не супер-юзер</w:t>
+            </w:r>
+            <w:r>
+              <w:rPr>
+                <w:sz w:val="20"/>
+                <w:szCs w:val="20"/>
+              </w:rPr>
+              <w:t>)</w:t>
+            </w:r>
+          </w:p>
+        </w:tc>
+        <w:tc>
+          <w:tcPr>
+            <w:tcW w:w="1914" w:type="dxa"/>
             <w:vMerge w:val="restart"/>
             <w:vAlign w:val="center"/>
           </w:tcPr>
@@ -16387,7 +16437,7 @@
         </w:tc>
         <w:tc>
           <w:tcPr>
-            <w:tcW w:w="2573" w:type="dxa"/>
+            <w:tcW w:w="3187" w:type="dxa"/>
             <w:vMerge w:val="restart"/>
             <w:vAlign w:val="center"/>
           </w:tcPr>
@@ -16412,7 +16462,7 @@
         </w:tc>
         <w:tc>
           <w:tcPr>
-            <w:tcW w:w="2447" w:type="dxa"/>
+            <w:tcW w:w="2822" w:type="dxa"/>
             <w:vMerge w:val="restart"/>
             <w:vAlign w:val="center"/>
           </w:tcPr>
@@ -16439,7 +16489,7 @@
       <w:tr>
         <w:tc>
           <w:tcPr>
-            <w:tcW w:w="2286" w:type="dxa"/>
+            <w:tcW w:w="2345" w:type="dxa"/>
             <w:vAlign w:val="center"/>
           </w:tcPr>
           <w:p>
@@ -16463,7 +16513,7 @@
         </w:tc>
         <w:tc>
           <w:tcPr>
-            <w:tcW w:w="2332" w:type="dxa"/>
+            <w:tcW w:w="1924" w:type="dxa"/>
             <w:vAlign w:val="center"/>
           </w:tcPr>
           <w:p>
@@ -16487,24 +16537,23 @@
         </w:tc>
         <w:tc>
           <w:tcPr>
-            <w:tcW w:w="1990" w:type="dxa"/>
+            <w:tcW w:w="1756" w:type="dxa"/>
             <w:vMerge/>
-            <w:vAlign w:val="center"/>
-          </w:tcPr>
-          <w:p>
-            <w:pPr>
-              <w:jc w:val="center"/>
-              <w:rPr>
-                <w:b/>
-                <w:bCs/>
-                <w:lang w:val="ru-RU"/>
-              </w:rPr>
-            </w:pPr>
-          </w:p>
-        </w:tc>
-        <w:tc>
-          <w:tcPr>
-            <w:tcW w:w="2320" w:type="dxa"/>
+          </w:tcPr>
+          <w:p>
+            <w:pPr>
+              <w:jc w:val="center"/>
+              <w:rPr>
+                <w:b/>
+                <w:bCs/>
+                <w:lang w:val="ru-RU"/>
+              </w:rPr>
+            </w:pPr>
+          </w:p>
+        </w:tc>
+        <w:tc>
+          <w:tcPr>
+            <w:tcW w:w="1914" w:type="dxa"/>
             <w:vMerge/>
             <w:vAlign w:val="center"/>
           </w:tcPr>
@@ -16521,7 +16570,7 @@
         </w:tc>
         <w:tc>
           <w:tcPr>
-            <w:tcW w:w="2573" w:type="dxa"/>
+            <w:tcW w:w="3187" w:type="dxa"/>
             <w:vMerge/>
             <w:vAlign w:val="center"/>
           </w:tcPr>
@@ -16538,7 +16587,7 @@
         </w:tc>
         <w:tc>
           <w:tcPr>
-            <w:tcW w:w="2447" w:type="dxa"/>
+            <w:tcW w:w="2822" w:type="dxa"/>
             <w:vMerge/>
             <w:vAlign w:val="center"/>
           </w:tcPr>
@@ -16557,7 +16606,7 @@
       <w:tr>
         <w:tc>
           <w:tcPr>
-            <w:tcW w:w="2286" w:type="dxa"/>
+            <w:tcW w:w="2345" w:type="dxa"/>
             <w:vMerge w:val="restart"/>
             <w:vAlign w:val="center"/>
           </w:tcPr>
@@ -16574,13 +16623,20 @@
                 <w:sz w:val="20"/>
                 <w:szCs w:val="20"/>
               </w:rPr>
-              <w:t>Customers</w:t>
-            </w:r>
-          </w:p>
-        </w:tc>
-        <w:tc>
-          <w:tcPr>
-            <w:tcW w:w="2332" w:type="dxa"/>
+              <w:t>c</w:t>
+            </w:r>
+            <w:r>
+              <w:rPr>
+                <w:sz w:val="20"/>
+                <w:szCs w:val="20"/>
+              </w:rPr>
+              <w:t>ustomers</w:t>
+            </w:r>
+          </w:p>
+        </w:tc>
+        <w:tc>
+          <w:tcPr>
+            <w:tcW w:w="1924" w:type="dxa"/>
             <w:vAlign w:val="center"/>
           </w:tcPr>
           <w:p>
@@ -16604,55 +16660,66 @@
         </w:tc>
         <w:tc>
           <w:tcPr>
-            <w:tcW w:w="1990" w:type="dxa"/>
-            <w:vAlign w:val="center"/>
-          </w:tcPr>
-          <w:p>
-            <w:pPr>
-              <w:jc w:val="center"/>
-              <w:rPr>
-                <w:b/>
-                <w:bCs/>
-                <w:lang w:val="ru-RU"/>
-              </w:rPr>
-            </w:pPr>
-          </w:p>
-        </w:tc>
-        <w:tc>
-          <w:tcPr>
-            <w:tcW w:w="2320" w:type="dxa"/>
-            <w:vAlign w:val="center"/>
-          </w:tcPr>
-          <w:p>
-            <w:pPr>
-              <w:jc w:val="center"/>
-              <w:rPr>
-                <w:b/>
-                <w:bCs/>
-                <w:lang w:val="ru-RU"/>
-              </w:rPr>
-            </w:pPr>
-          </w:p>
-        </w:tc>
-        <w:tc>
-          <w:tcPr>
-            <w:tcW w:w="2573" w:type="dxa"/>
-            <w:vAlign w:val="center"/>
-          </w:tcPr>
-          <w:p>
-            <w:pPr>
-              <w:jc w:val="center"/>
-              <w:rPr>
-                <w:b/>
-                <w:bCs/>
-                <w:lang w:val="ru-RU"/>
-              </w:rPr>
-            </w:pPr>
-          </w:p>
-        </w:tc>
-        <w:tc>
-          <w:tcPr>
-            <w:tcW w:w="2447" w:type="dxa"/>
+            <w:tcW w:w="1756" w:type="dxa"/>
+          </w:tcPr>
+          <w:p>
+            <w:pPr>
+              <w:jc w:val="center"/>
+              <w:rPr>
+                <w:b/>
+                <w:bCs/>
+              </w:rPr>
+            </w:pPr>
+            <w:r>
+              <w:rPr>
+                <w:b/>
+                <w:bCs/>
+              </w:rPr>
+              <w:t>X</w:t>
+            </w:r>
+          </w:p>
+        </w:tc>
+        <w:tc>
+          <w:tcPr>
+            <w:tcW w:w="1914" w:type="dxa"/>
+            <w:vAlign w:val="center"/>
+          </w:tcPr>
+          <w:p>
+            <w:pPr>
+              <w:jc w:val="center"/>
+              <w:rPr>
+                <w:b/>
+                <w:bCs/>
+                <w:lang w:val="ru-RU"/>
+              </w:rPr>
+            </w:pPr>
+          </w:p>
+        </w:tc>
+        <w:tc>
+          <w:tcPr>
+            <w:tcW w:w="3187" w:type="dxa"/>
+            <w:vAlign w:val="center"/>
+          </w:tcPr>
+          <w:p>
+            <w:pPr>
+              <w:jc w:val="center"/>
+              <w:rPr>
+                <w:b/>
+                <w:bCs/>
+              </w:rPr>
+            </w:pPr>
+            <w:r>
+              <w:rPr>
+                <w:b/>
+                <w:bCs/>
+              </w:rPr>
+              <w:t>X</w:t>
+            </w:r>
+          </w:p>
+        </w:tc>
+        <w:tc>
+          <w:tcPr>
+            <w:tcW w:w="2822" w:type="dxa"/>
             <w:vAlign w:val="center"/>
           </w:tcPr>
           <w:p>
@@ -16670,7 +16737,7 @@
       <w:tr>
         <w:tc>
           <w:tcPr>
-            <w:tcW w:w="2286" w:type="dxa"/>
+            <w:tcW w:w="2345" w:type="dxa"/>
             <w:vMerge/>
             <w:vAlign w:val="center"/>
           </w:tcPr>
@@ -16685,7 +16752,7 @@
         </w:tc>
         <w:tc>
           <w:tcPr>
-            <w:tcW w:w="2332" w:type="dxa"/>
+            <w:tcW w:w="1924" w:type="dxa"/>
             <w:vAlign w:val="center"/>
           </w:tcPr>
           <w:p>
@@ -16708,55 +16775,60 @@
         </w:tc>
         <w:tc>
           <w:tcPr>
-            <w:tcW w:w="1990" w:type="dxa"/>
-            <w:vAlign w:val="center"/>
-          </w:tcPr>
-          <w:p>
-            <w:pPr>
-              <w:jc w:val="center"/>
-              <w:rPr>
-                <w:b/>
-                <w:bCs/>
-                <w:lang w:val="ru-RU"/>
-              </w:rPr>
-            </w:pPr>
-          </w:p>
-        </w:tc>
-        <w:tc>
-          <w:tcPr>
-            <w:tcW w:w="2320" w:type="dxa"/>
-            <w:vAlign w:val="center"/>
-          </w:tcPr>
-          <w:p>
-            <w:pPr>
-              <w:jc w:val="center"/>
-              <w:rPr>
-                <w:b/>
-                <w:bCs/>
-                <w:lang w:val="ru-RU"/>
-              </w:rPr>
-            </w:pPr>
-          </w:p>
-        </w:tc>
-        <w:tc>
-          <w:tcPr>
-            <w:tcW w:w="2573" w:type="dxa"/>
-            <w:vAlign w:val="center"/>
-          </w:tcPr>
-          <w:p>
-            <w:pPr>
-              <w:jc w:val="center"/>
-              <w:rPr>
-                <w:b/>
-                <w:bCs/>
-                <w:lang w:val="ru-RU"/>
-              </w:rPr>
-            </w:pPr>
-          </w:p>
-        </w:tc>
-        <w:tc>
-          <w:tcPr>
-            <w:tcW w:w="2447" w:type="dxa"/>
+            <w:tcW w:w="1756" w:type="dxa"/>
+          </w:tcPr>
+          <w:p>
+            <w:pPr>
+              <w:jc w:val="center"/>
+              <w:rPr>
+                <w:b/>
+                <w:bCs/>
+              </w:rPr>
+            </w:pPr>
+            <w:r>
+              <w:rPr>
+                <w:b/>
+                <w:bCs/>
+              </w:rPr>
+              <w:t>X</w:t>
+            </w:r>
+          </w:p>
+        </w:tc>
+        <w:tc>
+          <w:tcPr>
+            <w:tcW w:w="1914" w:type="dxa"/>
+            <w:vAlign w:val="center"/>
+          </w:tcPr>
+          <w:p>
+            <w:pPr>
+              <w:jc w:val="center"/>
+              <w:rPr>
+                <w:b/>
+                <w:bCs/>
+                <w:lang w:val="ru-RU"/>
+              </w:rPr>
+            </w:pPr>
+          </w:p>
+        </w:tc>
+        <w:tc>
+          <w:tcPr>
+            <w:tcW w:w="3187" w:type="dxa"/>
+            <w:vAlign w:val="center"/>
+          </w:tcPr>
+          <w:p>
+            <w:pPr>
+              <w:jc w:val="center"/>
+              <w:rPr>
+                <w:b/>
+                <w:bCs/>
+                <w:lang w:val="ru-RU"/>
+              </w:rPr>
+            </w:pPr>
+          </w:p>
+        </w:tc>
+        <w:tc>
+          <w:tcPr>
+            <w:tcW w:w="2822" w:type="dxa"/>
             <w:vAlign w:val="center"/>
           </w:tcPr>
           <w:p>
@@ -16774,7 +16846,7 @@
       <w:tr>
         <w:tc>
           <w:tcPr>
-            <w:tcW w:w="2286" w:type="dxa"/>
+            <w:tcW w:w="2345" w:type="dxa"/>
             <w:vMerge/>
             <w:vAlign w:val="center"/>
           </w:tcPr>
@@ -16789,7 +16861,7 @@
         </w:tc>
         <w:tc>
           <w:tcPr>
-            <w:tcW w:w="2332" w:type="dxa"/>
+            <w:tcW w:w="1924" w:type="dxa"/>
             <w:vAlign w:val="center"/>
           </w:tcPr>
           <w:p>
@@ -16813,55 +16885,60 @@
         </w:tc>
         <w:tc>
           <w:tcPr>
-            <w:tcW w:w="1990" w:type="dxa"/>
-            <w:vAlign w:val="center"/>
-          </w:tcPr>
-          <w:p>
-            <w:pPr>
-              <w:jc w:val="center"/>
-              <w:rPr>
-                <w:b/>
-                <w:bCs/>
-                <w:lang w:val="ru-RU"/>
-              </w:rPr>
-            </w:pPr>
-          </w:p>
-        </w:tc>
-        <w:tc>
-          <w:tcPr>
-            <w:tcW w:w="2320" w:type="dxa"/>
-            <w:vAlign w:val="center"/>
-          </w:tcPr>
-          <w:p>
-            <w:pPr>
-              <w:jc w:val="center"/>
-              <w:rPr>
-                <w:b/>
-                <w:bCs/>
-                <w:lang w:val="ru-RU"/>
-              </w:rPr>
-            </w:pPr>
-          </w:p>
-        </w:tc>
-        <w:tc>
-          <w:tcPr>
-            <w:tcW w:w="2573" w:type="dxa"/>
-            <w:vAlign w:val="center"/>
-          </w:tcPr>
-          <w:p>
-            <w:pPr>
-              <w:jc w:val="center"/>
-              <w:rPr>
-                <w:b/>
-                <w:bCs/>
-                <w:lang w:val="ru-RU"/>
-              </w:rPr>
-            </w:pPr>
-          </w:p>
-        </w:tc>
-        <w:tc>
-          <w:tcPr>
-            <w:tcW w:w="2447" w:type="dxa"/>
+            <w:tcW w:w="1756" w:type="dxa"/>
+          </w:tcPr>
+          <w:p>
+            <w:pPr>
+              <w:jc w:val="center"/>
+              <w:rPr>
+                <w:b/>
+                <w:bCs/>
+              </w:rPr>
+            </w:pPr>
+            <w:r>
+              <w:rPr>
+                <w:b/>
+                <w:bCs/>
+              </w:rPr>
+              <w:t>X</w:t>
+            </w:r>
+          </w:p>
+        </w:tc>
+        <w:tc>
+          <w:tcPr>
+            <w:tcW w:w="1914" w:type="dxa"/>
+            <w:vAlign w:val="center"/>
+          </w:tcPr>
+          <w:p>
+            <w:pPr>
+              <w:jc w:val="center"/>
+              <w:rPr>
+                <w:b/>
+                <w:bCs/>
+                <w:lang w:val="ru-RU"/>
+              </w:rPr>
+            </w:pPr>
+          </w:p>
+        </w:tc>
+        <w:tc>
+          <w:tcPr>
+            <w:tcW w:w="3187" w:type="dxa"/>
+            <w:vAlign w:val="center"/>
+          </w:tcPr>
+          <w:p>
+            <w:pPr>
+              <w:jc w:val="center"/>
+              <w:rPr>
+                <w:b/>
+                <w:bCs/>
+                <w:lang w:val="ru-RU"/>
+              </w:rPr>
+            </w:pPr>
+          </w:p>
+        </w:tc>
+        <w:tc>
+          <w:tcPr>
+            <w:tcW w:w="2822" w:type="dxa"/>
             <w:vAlign w:val="center"/>
           </w:tcPr>
           <w:p>
@@ -16879,7 +16956,7 @@
       <w:tr>
         <w:tc>
           <w:tcPr>
-            <w:tcW w:w="2286" w:type="dxa"/>
+            <w:tcW w:w="2345" w:type="dxa"/>
             <w:vMerge/>
             <w:vAlign w:val="center"/>
           </w:tcPr>
@@ -16894,7 +16971,7 @@
         </w:tc>
         <w:tc>
           <w:tcPr>
-            <w:tcW w:w="2332" w:type="dxa"/>
+            <w:tcW w:w="1924" w:type="dxa"/>
             <w:vAlign w:val="center"/>
           </w:tcPr>
           <w:p>
@@ -16918,66 +16995,5223 @@
         </w:tc>
         <w:tc>
           <w:tcPr>
-            <w:tcW w:w="1990" w:type="dxa"/>
-            <w:vAlign w:val="center"/>
-          </w:tcPr>
-          <w:p>
-            <w:pPr>
-              <w:jc w:val="center"/>
-              <w:rPr>
-                <w:b/>
-                <w:bCs/>
-                <w:lang w:val="ru-RU"/>
-              </w:rPr>
-            </w:pPr>
-          </w:p>
-        </w:tc>
-        <w:tc>
-          <w:tcPr>
-            <w:tcW w:w="2320" w:type="dxa"/>
-            <w:vAlign w:val="center"/>
-          </w:tcPr>
-          <w:p>
-            <w:pPr>
-              <w:jc w:val="center"/>
-              <w:rPr>
-                <w:b/>
-                <w:bCs/>
-                <w:lang w:val="ru-RU"/>
-              </w:rPr>
-            </w:pPr>
-          </w:p>
-        </w:tc>
-        <w:tc>
-          <w:tcPr>
-            <w:tcW w:w="2573" w:type="dxa"/>
-            <w:vAlign w:val="center"/>
-          </w:tcPr>
-          <w:p>
-            <w:pPr>
-              <w:jc w:val="center"/>
-              <w:rPr>
-                <w:b/>
-                <w:bCs/>
-                <w:lang w:val="ru-RU"/>
-              </w:rPr>
-            </w:pPr>
-          </w:p>
-        </w:tc>
-        <w:tc>
-          <w:tcPr>
-            <w:tcW w:w="2447" w:type="dxa"/>
-            <w:vAlign w:val="center"/>
-          </w:tcPr>
-          <w:p>
-            <w:pPr>
-              <w:jc w:val="center"/>
-              <w:rPr>
-                <w:b/>
-                <w:bCs/>
-                <w:lang w:val="ru-RU"/>
-              </w:rPr>
-            </w:pPr>
+            <w:tcW w:w="1756" w:type="dxa"/>
+          </w:tcPr>
+          <w:p>
+            <w:pPr>
+              <w:jc w:val="center"/>
+              <w:rPr>
+                <w:b/>
+                <w:bCs/>
+              </w:rPr>
+            </w:pPr>
+            <w:r>
+              <w:rPr>
+                <w:b/>
+                <w:bCs/>
+              </w:rPr>
+              <w:t>X</w:t>
+            </w:r>
+          </w:p>
+        </w:tc>
+        <w:tc>
+          <w:tcPr>
+            <w:tcW w:w="1914" w:type="dxa"/>
+            <w:vAlign w:val="center"/>
+          </w:tcPr>
+          <w:p>
+            <w:pPr>
+              <w:jc w:val="center"/>
+              <w:rPr>
+                <w:b/>
+                <w:bCs/>
+                <w:lang w:val="ru-RU"/>
+              </w:rPr>
+            </w:pPr>
+          </w:p>
+        </w:tc>
+        <w:tc>
+          <w:tcPr>
+            <w:tcW w:w="3187" w:type="dxa"/>
+            <w:vAlign w:val="center"/>
+          </w:tcPr>
+          <w:p>
+            <w:pPr>
+              <w:jc w:val="center"/>
+              <w:rPr>
+                <w:b/>
+                <w:bCs/>
+                <w:lang w:val="ru-RU"/>
+              </w:rPr>
+            </w:pPr>
+          </w:p>
+        </w:tc>
+        <w:tc>
+          <w:tcPr>
+            <w:tcW w:w="2822" w:type="dxa"/>
+            <w:vAlign w:val="center"/>
+          </w:tcPr>
+          <w:p>
+            <w:pPr>
+              <w:jc w:val="center"/>
+              <w:rPr>
+                <w:b/>
+                <w:bCs/>
+                <w:lang w:val="ru-RU"/>
+              </w:rPr>
+            </w:pPr>
+          </w:p>
+        </w:tc>
+      </w:tr>
+      <w:tr>
+        <w:tc>
+          <w:tcPr>
+            <w:tcW w:w="2345" w:type="dxa"/>
+            <w:vMerge w:val="restart"/>
+            <w:vAlign w:val="center"/>
+          </w:tcPr>
+          <w:p>
+            <w:pPr>
+              <w:jc w:val="center"/>
+              <w:rPr>
+                <w:sz w:val="20"/>
+                <w:szCs w:val="20"/>
+              </w:rPr>
+            </w:pPr>
+            <w:r>
+              <w:rPr>
+                <w:sz w:val="20"/>
+                <w:szCs w:val="20"/>
+              </w:rPr>
+              <w:t>agreements</w:t>
+            </w:r>
+          </w:p>
+        </w:tc>
+        <w:tc>
+          <w:tcPr>
+            <w:tcW w:w="1924" w:type="dxa"/>
+            <w:vAlign w:val="center"/>
+          </w:tcPr>
+          <w:p>
+            <w:pPr>
+              <w:jc w:val="center"/>
+              <w:rPr>
+                <w:sz w:val="20"/>
+                <w:szCs w:val="20"/>
+                <w:lang w:val="ru-RU"/>
+              </w:rPr>
+            </w:pPr>
+            <w:r>
+              <w:rPr>
+                <w:sz w:val="20"/>
+                <w:szCs w:val="20"/>
+                <w:lang w:val="ru-RU"/>
+              </w:rPr>
+              <w:t>Выборка</w:t>
+            </w:r>
+          </w:p>
+        </w:tc>
+        <w:tc>
+          <w:tcPr>
+            <w:tcW w:w="1756" w:type="dxa"/>
+          </w:tcPr>
+          <w:p>
+            <w:pPr>
+              <w:jc w:val="center"/>
+              <w:rPr>
+                <w:b/>
+                <w:bCs/>
+              </w:rPr>
+            </w:pPr>
+            <w:r>
+              <w:rPr>
+                <w:b/>
+                <w:bCs/>
+              </w:rPr>
+              <w:t>X</w:t>
+            </w:r>
+          </w:p>
+        </w:tc>
+        <w:tc>
+          <w:tcPr>
+            <w:tcW w:w="1914" w:type="dxa"/>
+            <w:vAlign w:val="center"/>
+          </w:tcPr>
+          <w:p>
+            <w:pPr>
+              <w:jc w:val="center"/>
+              <w:rPr>
+                <w:b/>
+                <w:bCs/>
+                <w:lang w:val="ru-RU"/>
+              </w:rPr>
+            </w:pPr>
+          </w:p>
+        </w:tc>
+        <w:tc>
+          <w:tcPr>
+            <w:tcW w:w="3187" w:type="dxa"/>
+            <w:vAlign w:val="center"/>
+          </w:tcPr>
+          <w:p>
+            <w:pPr>
+              <w:jc w:val="center"/>
+              <w:rPr>
+                <w:b/>
+                <w:bCs/>
+              </w:rPr>
+            </w:pPr>
+            <w:r>
+              <w:rPr>
+                <w:b/>
+                <w:bCs/>
+              </w:rPr>
+              <w:t>X</w:t>
+            </w:r>
+          </w:p>
+        </w:tc>
+        <w:tc>
+          <w:tcPr>
+            <w:tcW w:w="2822" w:type="dxa"/>
+            <w:vAlign w:val="center"/>
+          </w:tcPr>
+          <w:p>
+            <w:pPr>
+              <w:jc w:val="center"/>
+              <w:rPr>
+                <w:b/>
+                <w:bCs/>
+                <w:lang w:val="ru-RU"/>
+              </w:rPr>
+            </w:pPr>
+          </w:p>
+        </w:tc>
+      </w:tr>
+      <w:tr>
+        <w:tc>
+          <w:tcPr>
+            <w:tcW w:w="2345" w:type="dxa"/>
+            <w:vMerge/>
+            <w:vAlign w:val="center"/>
+          </w:tcPr>
+          <w:p>
+            <w:pPr>
+              <w:jc w:val="center"/>
+              <w:rPr>
+                <w:lang w:val="ru-RU"/>
+              </w:rPr>
+            </w:pPr>
+          </w:p>
+        </w:tc>
+        <w:tc>
+          <w:tcPr>
+            <w:tcW w:w="1924" w:type="dxa"/>
+            <w:vAlign w:val="center"/>
+          </w:tcPr>
+          <w:p>
+            <w:pPr>
+              <w:jc w:val="center"/>
+              <w:rPr>
+                <w:sz w:val="20"/>
+                <w:szCs w:val="20"/>
+              </w:rPr>
+            </w:pPr>
+            <w:r>
+              <w:rPr>
+                <w:sz w:val="20"/>
+                <w:szCs w:val="20"/>
+                <w:lang w:val="ru-RU"/>
+              </w:rPr>
+              <w:t>Добавление</w:t>
+            </w:r>
+          </w:p>
+        </w:tc>
+        <w:tc>
+          <w:tcPr>
+            <w:tcW w:w="1756" w:type="dxa"/>
+          </w:tcPr>
+          <w:p>
+            <w:pPr>
+              <w:jc w:val="center"/>
+              <w:rPr>
+                <w:b/>
+                <w:bCs/>
+              </w:rPr>
+            </w:pPr>
+            <w:r>
+              <w:rPr>
+                <w:b/>
+                <w:bCs/>
+              </w:rPr>
+              <w:t>X</w:t>
+            </w:r>
+          </w:p>
+        </w:tc>
+        <w:tc>
+          <w:tcPr>
+            <w:tcW w:w="1914" w:type="dxa"/>
+            <w:vAlign w:val="center"/>
+          </w:tcPr>
+          <w:p>
+            <w:pPr>
+              <w:jc w:val="center"/>
+              <w:rPr>
+                <w:b/>
+                <w:bCs/>
+                <w:lang w:val="ru-RU"/>
+              </w:rPr>
+            </w:pPr>
+          </w:p>
+        </w:tc>
+        <w:tc>
+          <w:tcPr>
+            <w:tcW w:w="3187" w:type="dxa"/>
+            <w:vAlign w:val="center"/>
+          </w:tcPr>
+          <w:p>
+            <w:pPr>
+              <w:jc w:val="center"/>
+              <w:rPr>
+                <w:b/>
+                <w:bCs/>
+                <w:lang w:val="ru-RU"/>
+              </w:rPr>
+            </w:pPr>
+          </w:p>
+        </w:tc>
+        <w:tc>
+          <w:tcPr>
+            <w:tcW w:w="2822" w:type="dxa"/>
+            <w:vAlign w:val="center"/>
+          </w:tcPr>
+          <w:p>
+            <w:pPr>
+              <w:jc w:val="center"/>
+              <w:rPr>
+                <w:b/>
+                <w:bCs/>
+                <w:lang w:val="ru-RU"/>
+              </w:rPr>
+            </w:pPr>
+          </w:p>
+        </w:tc>
+      </w:tr>
+      <w:tr>
+        <w:tc>
+          <w:tcPr>
+            <w:tcW w:w="2345" w:type="dxa"/>
+            <w:vMerge/>
+            <w:vAlign w:val="center"/>
+          </w:tcPr>
+          <w:p>
+            <w:pPr>
+              <w:jc w:val="center"/>
+              <w:rPr>
+                <w:lang w:val="ru-RU"/>
+              </w:rPr>
+            </w:pPr>
+          </w:p>
+        </w:tc>
+        <w:tc>
+          <w:tcPr>
+            <w:tcW w:w="1924" w:type="dxa"/>
+            <w:vAlign w:val="center"/>
+          </w:tcPr>
+          <w:p>
+            <w:pPr>
+              <w:jc w:val="center"/>
+              <w:rPr>
+                <w:sz w:val="20"/>
+                <w:szCs w:val="20"/>
+                <w:lang w:val="ru-RU"/>
+              </w:rPr>
+            </w:pPr>
+            <w:r>
+              <w:rPr>
+                <w:sz w:val="20"/>
+                <w:szCs w:val="20"/>
+                <w:lang w:val="ru-RU"/>
+              </w:rPr>
+              <w:t>Изменение</w:t>
+            </w:r>
+          </w:p>
+        </w:tc>
+        <w:tc>
+          <w:tcPr>
+            <w:tcW w:w="1756" w:type="dxa"/>
+          </w:tcPr>
+          <w:p>
+            <w:pPr>
+              <w:jc w:val="center"/>
+              <w:rPr>
+                <w:b/>
+                <w:bCs/>
+              </w:rPr>
+            </w:pPr>
+            <w:r>
+              <w:rPr>
+                <w:b/>
+                <w:bCs/>
+              </w:rPr>
+              <w:t>X</w:t>
+            </w:r>
+          </w:p>
+        </w:tc>
+        <w:tc>
+          <w:tcPr>
+            <w:tcW w:w="1914" w:type="dxa"/>
+            <w:vAlign w:val="center"/>
+          </w:tcPr>
+          <w:p>
+            <w:pPr>
+              <w:jc w:val="center"/>
+              <w:rPr>
+                <w:b/>
+                <w:bCs/>
+                <w:lang w:val="ru-RU"/>
+              </w:rPr>
+            </w:pPr>
+          </w:p>
+        </w:tc>
+        <w:tc>
+          <w:tcPr>
+            <w:tcW w:w="3187" w:type="dxa"/>
+            <w:vAlign w:val="center"/>
+          </w:tcPr>
+          <w:p>
+            <w:pPr>
+              <w:jc w:val="center"/>
+              <w:rPr>
+                <w:b/>
+                <w:bCs/>
+                <w:lang w:val="ru-RU"/>
+              </w:rPr>
+            </w:pPr>
+          </w:p>
+        </w:tc>
+        <w:tc>
+          <w:tcPr>
+            <w:tcW w:w="2822" w:type="dxa"/>
+            <w:vAlign w:val="center"/>
+          </w:tcPr>
+          <w:p>
+            <w:pPr>
+              <w:jc w:val="center"/>
+              <w:rPr>
+                <w:b/>
+                <w:bCs/>
+                <w:lang w:val="ru-RU"/>
+              </w:rPr>
+            </w:pPr>
+          </w:p>
+        </w:tc>
+      </w:tr>
+      <w:tr>
+        <w:tc>
+          <w:tcPr>
+            <w:tcW w:w="2345" w:type="dxa"/>
+            <w:vMerge/>
+            <w:vAlign w:val="center"/>
+          </w:tcPr>
+          <w:p>
+            <w:pPr>
+              <w:jc w:val="center"/>
+              <w:rPr>
+                <w:lang w:val="ru-RU"/>
+              </w:rPr>
+            </w:pPr>
+          </w:p>
+        </w:tc>
+        <w:tc>
+          <w:tcPr>
+            <w:tcW w:w="1924" w:type="dxa"/>
+            <w:vAlign w:val="center"/>
+          </w:tcPr>
+          <w:p>
+            <w:pPr>
+              <w:jc w:val="center"/>
+              <w:rPr>
+                <w:sz w:val="20"/>
+                <w:szCs w:val="20"/>
+                <w:lang w:val="ru-RU"/>
+              </w:rPr>
+            </w:pPr>
+            <w:r>
+              <w:rPr>
+                <w:sz w:val="20"/>
+                <w:szCs w:val="20"/>
+                <w:lang w:val="ru-RU"/>
+              </w:rPr>
+              <w:t>Удаление</w:t>
+            </w:r>
+          </w:p>
+        </w:tc>
+        <w:tc>
+          <w:tcPr>
+            <w:tcW w:w="1756" w:type="dxa"/>
+          </w:tcPr>
+          <w:p>
+            <w:pPr>
+              <w:jc w:val="center"/>
+              <w:rPr>
+                <w:b/>
+                <w:bCs/>
+              </w:rPr>
+            </w:pPr>
+            <w:r>
+              <w:rPr>
+                <w:b/>
+                <w:bCs/>
+              </w:rPr>
+              <w:t>X</w:t>
+            </w:r>
+          </w:p>
+        </w:tc>
+        <w:tc>
+          <w:tcPr>
+            <w:tcW w:w="1914" w:type="dxa"/>
+            <w:vAlign w:val="center"/>
+          </w:tcPr>
+          <w:p>
+            <w:pPr>
+              <w:jc w:val="center"/>
+              <w:rPr>
+                <w:b/>
+                <w:bCs/>
+                <w:lang w:val="ru-RU"/>
+              </w:rPr>
+            </w:pPr>
+          </w:p>
+        </w:tc>
+        <w:tc>
+          <w:tcPr>
+            <w:tcW w:w="3187" w:type="dxa"/>
+            <w:vAlign w:val="center"/>
+          </w:tcPr>
+          <w:p>
+            <w:pPr>
+              <w:jc w:val="center"/>
+              <w:rPr>
+                <w:b/>
+                <w:bCs/>
+                <w:lang w:val="ru-RU"/>
+              </w:rPr>
+            </w:pPr>
+          </w:p>
+        </w:tc>
+        <w:tc>
+          <w:tcPr>
+            <w:tcW w:w="2822" w:type="dxa"/>
+            <w:vAlign w:val="center"/>
+          </w:tcPr>
+          <w:p>
+            <w:pPr>
+              <w:jc w:val="center"/>
+              <w:rPr>
+                <w:b/>
+                <w:bCs/>
+                <w:lang w:val="ru-RU"/>
+              </w:rPr>
+            </w:pPr>
+          </w:p>
+        </w:tc>
+      </w:tr>
+      <w:tr>
+        <w:tc>
+          <w:tcPr>
+            <w:tcW w:w="2345" w:type="dxa"/>
+            <w:vMerge w:val="restart"/>
+            <w:vAlign w:val="center"/>
+          </w:tcPr>
+          <w:p>
+            <w:pPr>
+              <w:jc w:val="center"/>
+              <w:rPr>
+                <w:sz w:val="20"/>
+                <w:szCs w:val="20"/>
+              </w:rPr>
+            </w:pPr>
+            <w:r>
+              <w:rPr>
+                <w:sz w:val="20"/>
+                <w:szCs w:val="20"/>
+              </w:rPr>
+              <w:t>applications</w:t>
+            </w:r>
+          </w:p>
+        </w:tc>
+        <w:tc>
+          <w:tcPr>
+            <w:tcW w:w="1924" w:type="dxa"/>
+            <w:vAlign w:val="center"/>
+          </w:tcPr>
+          <w:p>
+            <w:pPr>
+              <w:jc w:val="center"/>
+              <w:rPr>
+                <w:sz w:val="20"/>
+                <w:szCs w:val="20"/>
+                <w:lang w:val="ru-RU"/>
+              </w:rPr>
+            </w:pPr>
+            <w:r>
+              <w:rPr>
+                <w:sz w:val="20"/>
+                <w:szCs w:val="20"/>
+                <w:lang w:val="ru-RU"/>
+              </w:rPr>
+              <w:t>Выборка</w:t>
+            </w:r>
+          </w:p>
+        </w:tc>
+        <w:tc>
+          <w:tcPr>
+            <w:tcW w:w="1756" w:type="dxa"/>
+          </w:tcPr>
+          <w:p>
+            <w:pPr>
+              <w:jc w:val="center"/>
+              <w:rPr>
+                <w:b/>
+                <w:bCs/>
+                <w:lang w:val="ru-RU"/>
+              </w:rPr>
+            </w:pPr>
+          </w:p>
+        </w:tc>
+        <w:tc>
+          <w:tcPr>
+            <w:tcW w:w="1914" w:type="dxa"/>
+            <w:vAlign w:val="center"/>
+          </w:tcPr>
+          <w:p>
+            <w:pPr>
+              <w:jc w:val="center"/>
+              <w:rPr>
+                <w:b/>
+                <w:bCs/>
+              </w:rPr>
+            </w:pPr>
+            <w:r>
+              <w:rPr>
+                <w:b/>
+                <w:bCs/>
+              </w:rPr>
+              <w:t>X</w:t>
+            </w:r>
+          </w:p>
+        </w:tc>
+        <w:tc>
+          <w:tcPr>
+            <w:tcW w:w="3187" w:type="dxa"/>
+            <w:vAlign w:val="center"/>
+          </w:tcPr>
+          <w:p>
+            <w:pPr>
+              <w:jc w:val="center"/>
+              <w:rPr>
+                <w:b/>
+                <w:bCs/>
+              </w:rPr>
+            </w:pPr>
+            <w:r>
+              <w:rPr>
+                <w:b/>
+                <w:bCs/>
+              </w:rPr>
+              <w:t>X</w:t>
+            </w:r>
+          </w:p>
+        </w:tc>
+        <w:tc>
+          <w:tcPr>
+            <w:tcW w:w="2822" w:type="dxa"/>
+            <w:vAlign w:val="center"/>
+          </w:tcPr>
+          <w:p>
+            <w:pPr>
+              <w:jc w:val="center"/>
+              <w:rPr>
+                <w:b/>
+                <w:bCs/>
+              </w:rPr>
+            </w:pPr>
+            <w:r>
+              <w:rPr>
+                <w:b/>
+                <w:bCs/>
+              </w:rPr>
+              <w:t>X</w:t>
+            </w:r>
+          </w:p>
+        </w:tc>
+      </w:tr>
+      <w:tr>
+        <w:tc>
+          <w:tcPr>
+            <w:tcW w:w="2345" w:type="dxa"/>
+            <w:vMerge/>
+            <w:vAlign w:val="center"/>
+          </w:tcPr>
+          <w:p>
+            <w:pPr>
+              <w:jc w:val="center"/>
+              <w:rPr>
+                <w:lang w:val="ru-RU"/>
+              </w:rPr>
+            </w:pPr>
+          </w:p>
+        </w:tc>
+        <w:tc>
+          <w:tcPr>
+            <w:tcW w:w="1924" w:type="dxa"/>
+            <w:vAlign w:val="center"/>
+          </w:tcPr>
+          <w:p>
+            <w:pPr>
+              <w:jc w:val="center"/>
+              <w:rPr>
+                <w:sz w:val="20"/>
+                <w:szCs w:val="20"/>
+              </w:rPr>
+            </w:pPr>
+            <w:r>
+              <w:rPr>
+                <w:sz w:val="20"/>
+                <w:szCs w:val="20"/>
+                <w:lang w:val="ru-RU"/>
+              </w:rPr>
+              <w:t>Добавление</w:t>
+            </w:r>
+          </w:p>
+        </w:tc>
+        <w:tc>
+          <w:tcPr>
+            <w:tcW w:w="1756" w:type="dxa"/>
+          </w:tcPr>
+          <w:p>
+            <w:pPr>
+              <w:jc w:val="center"/>
+              <w:rPr>
+                <w:b/>
+                <w:bCs/>
+                <w:lang w:val="ru-RU"/>
+              </w:rPr>
+            </w:pPr>
+          </w:p>
+        </w:tc>
+        <w:tc>
+          <w:tcPr>
+            <w:tcW w:w="1914" w:type="dxa"/>
+            <w:vAlign w:val="center"/>
+          </w:tcPr>
+          <w:p>
+            <w:pPr>
+              <w:jc w:val="center"/>
+              <w:rPr>
+                <w:b/>
+                <w:bCs/>
+              </w:rPr>
+            </w:pPr>
+            <w:r>
+              <w:rPr>
+                <w:b/>
+                <w:bCs/>
+              </w:rPr>
+              <w:t>X</w:t>
+            </w:r>
+          </w:p>
+        </w:tc>
+        <w:tc>
+          <w:tcPr>
+            <w:tcW w:w="3187" w:type="dxa"/>
+            <w:vAlign w:val="center"/>
+          </w:tcPr>
+          <w:p>
+            <w:pPr>
+              <w:jc w:val="center"/>
+              <w:rPr>
+                <w:b/>
+                <w:bCs/>
+                <w:lang w:val="ru-RU"/>
+              </w:rPr>
+            </w:pPr>
+          </w:p>
+        </w:tc>
+        <w:tc>
+          <w:tcPr>
+            <w:tcW w:w="2822" w:type="dxa"/>
+            <w:vAlign w:val="center"/>
+          </w:tcPr>
+          <w:p>
+            <w:pPr>
+              <w:jc w:val="center"/>
+              <w:rPr>
+                <w:b/>
+                <w:bCs/>
+                <w:lang w:val="ru-RU"/>
+              </w:rPr>
+            </w:pPr>
+          </w:p>
+        </w:tc>
+      </w:tr>
+      <w:tr>
+        <w:tc>
+          <w:tcPr>
+            <w:tcW w:w="2345" w:type="dxa"/>
+            <w:vMerge/>
+            <w:vAlign w:val="center"/>
+          </w:tcPr>
+          <w:p>
+            <w:pPr>
+              <w:jc w:val="center"/>
+              <w:rPr>
+                <w:lang w:val="ru-RU"/>
+              </w:rPr>
+            </w:pPr>
+          </w:p>
+        </w:tc>
+        <w:tc>
+          <w:tcPr>
+            <w:tcW w:w="1924" w:type="dxa"/>
+            <w:vAlign w:val="center"/>
+          </w:tcPr>
+          <w:p>
+            <w:pPr>
+              <w:jc w:val="center"/>
+              <w:rPr>
+                <w:sz w:val="20"/>
+                <w:szCs w:val="20"/>
+                <w:lang w:val="ru-RU"/>
+              </w:rPr>
+            </w:pPr>
+            <w:r>
+              <w:rPr>
+                <w:sz w:val="20"/>
+                <w:szCs w:val="20"/>
+                <w:lang w:val="ru-RU"/>
+              </w:rPr>
+              <w:t>Изменение</w:t>
+            </w:r>
+          </w:p>
+        </w:tc>
+        <w:tc>
+          <w:tcPr>
+            <w:tcW w:w="1756" w:type="dxa"/>
+          </w:tcPr>
+          <w:p>
+            <w:pPr>
+              <w:jc w:val="center"/>
+              <w:rPr>
+                <w:b/>
+                <w:bCs/>
+                <w:lang w:val="ru-RU"/>
+              </w:rPr>
+            </w:pPr>
+          </w:p>
+        </w:tc>
+        <w:tc>
+          <w:tcPr>
+            <w:tcW w:w="1914" w:type="dxa"/>
+            <w:vAlign w:val="center"/>
+          </w:tcPr>
+          <w:p>
+            <w:pPr>
+              <w:jc w:val="center"/>
+              <w:rPr>
+                <w:b/>
+                <w:bCs/>
+              </w:rPr>
+            </w:pPr>
+            <w:r>
+              <w:rPr>
+                <w:b/>
+                <w:bCs/>
+              </w:rPr>
+              <w:t>X</w:t>
+            </w:r>
+          </w:p>
+        </w:tc>
+        <w:tc>
+          <w:tcPr>
+            <w:tcW w:w="3187" w:type="dxa"/>
+            <w:vAlign w:val="center"/>
+          </w:tcPr>
+          <w:p>
+            <w:pPr>
+              <w:jc w:val="center"/>
+              <w:rPr>
+                <w:b/>
+                <w:bCs/>
+              </w:rPr>
+            </w:pPr>
+            <w:r>
+              <w:rPr>
+                <w:b/>
+                <w:bCs/>
+              </w:rPr>
+              <w:t>X</w:t>
+            </w:r>
+          </w:p>
+        </w:tc>
+        <w:tc>
+          <w:tcPr>
+            <w:tcW w:w="2822" w:type="dxa"/>
+            <w:vAlign w:val="center"/>
+          </w:tcPr>
+          <w:p>
+            <w:pPr>
+              <w:jc w:val="center"/>
+              <w:rPr>
+                <w:b/>
+                <w:bCs/>
+              </w:rPr>
+            </w:pPr>
+            <w:r>
+              <w:rPr>
+                <w:b/>
+                <w:bCs/>
+              </w:rPr>
+              <w:t>X</w:t>
+            </w:r>
+          </w:p>
+        </w:tc>
+      </w:tr>
+      <w:tr>
+        <w:tc>
+          <w:tcPr>
+            <w:tcW w:w="2345" w:type="dxa"/>
+            <w:vMerge/>
+            <w:vAlign w:val="center"/>
+          </w:tcPr>
+          <w:p>
+            <w:pPr>
+              <w:jc w:val="center"/>
+              <w:rPr>
+                <w:lang w:val="ru-RU"/>
+              </w:rPr>
+            </w:pPr>
+          </w:p>
+        </w:tc>
+        <w:tc>
+          <w:tcPr>
+            <w:tcW w:w="1924" w:type="dxa"/>
+            <w:vAlign w:val="center"/>
+          </w:tcPr>
+          <w:p>
+            <w:pPr>
+              <w:jc w:val="center"/>
+              <w:rPr>
+                <w:sz w:val="20"/>
+                <w:szCs w:val="20"/>
+                <w:lang w:val="ru-RU"/>
+              </w:rPr>
+            </w:pPr>
+            <w:r>
+              <w:rPr>
+                <w:sz w:val="20"/>
+                <w:szCs w:val="20"/>
+                <w:lang w:val="ru-RU"/>
+              </w:rPr>
+              <w:t>Удаление</w:t>
+            </w:r>
+          </w:p>
+        </w:tc>
+        <w:tc>
+          <w:tcPr>
+            <w:tcW w:w="1756" w:type="dxa"/>
+          </w:tcPr>
+          <w:p>
+            <w:pPr>
+              <w:jc w:val="center"/>
+              <w:rPr>
+                <w:b/>
+                <w:bCs/>
+                <w:lang w:val="ru-RU"/>
+              </w:rPr>
+            </w:pPr>
+          </w:p>
+        </w:tc>
+        <w:tc>
+          <w:tcPr>
+            <w:tcW w:w="1914" w:type="dxa"/>
+            <w:vAlign w:val="center"/>
+          </w:tcPr>
+          <w:p>
+            <w:pPr>
+              <w:jc w:val="center"/>
+              <w:rPr>
+                <w:b/>
+                <w:bCs/>
+                <w:lang w:val="ru-RU"/>
+              </w:rPr>
+            </w:pPr>
+          </w:p>
+        </w:tc>
+        <w:tc>
+          <w:tcPr>
+            <w:tcW w:w="3187" w:type="dxa"/>
+            <w:vAlign w:val="center"/>
+          </w:tcPr>
+          <w:p>
+            <w:pPr>
+              <w:jc w:val="center"/>
+              <w:rPr>
+                <w:b/>
+                <w:bCs/>
+              </w:rPr>
+            </w:pPr>
+            <w:r>
+              <w:rPr>
+                <w:b/>
+                <w:bCs/>
+              </w:rPr>
+              <w:t>X</w:t>
+            </w:r>
+          </w:p>
+        </w:tc>
+        <w:tc>
+          <w:tcPr>
+            <w:tcW w:w="2822" w:type="dxa"/>
+            <w:vAlign w:val="center"/>
+          </w:tcPr>
+          <w:p>
+            <w:pPr>
+              <w:jc w:val="center"/>
+              <w:rPr>
+                <w:b/>
+                <w:bCs/>
+              </w:rPr>
+            </w:pPr>
+            <w:r>
+              <w:rPr>
+                <w:b/>
+                <w:bCs/>
+              </w:rPr>
+              <w:t>X</w:t>
+            </w:r>
+          </w:p>
+        </w:tc>
+      </w:tr>
+      <w:tr>
+        <w:tc>
+          <w:tcPr>
+            <w:tcW w:w="2345" w:type="dxa"/>
+            <w:vMerge w:val="restart"/>
+            <w:vAlign w:val="center"/>
+          </w:tcPr>
+          <w:p>
+            <w:pPr>
+              <w:jc w:val="center"/>
+              <w:rPr>
+                <w:sz w:val="20"/>
+                <w:szCs w:val="20"/>
+              </w:rPr>
+            </w:pPr>
+            <w:r>
+              <w:rPr>
+                <w:sz w:val="20"/>
+                <w:szCs w:val="20"/>
+              </w:rPr>
+              <w:t>tasks</w:t>
+            </w:r>
+          </w:p>
+        </w:tc>
+        <w:tc>
+          <w:tcPr>
+            <w:tcW w:w="1924" w:type="dxa"/>
+            <w:vAlign w:val="center"/>
+          </w:tcPr>
+          <w:p>
+            <w:pPr>
+              <w:jc w:val="center"/>
+              <w:rPr>
+                <w:sz w:val="20"/>
+                <w:szCs w:val="20"/>
+                <w:lang w:val="ru-RU"/>
+              </w:rPr>
+            </w:pPr>
+            <w:r>
+              <w:rPr>
+                <w:sz w:val="20"/>
+                <w:szCs w:val="20"/>
+                <w:lang w:val="ru-RU"/>
+              </w:rPr>
+              <w:t>Выборка</w:t>
+            </w:r>
+          </w:p>
+        </w:tc>
+        <w:tc>
+          <w:tcPr>
+            <w:tcW w:w="1756" w:type="dxa"/>
+          </w:tcPr>
+          <w:p>
+            <w:pPr>
+              <w:jc w:val="center"/>
+              <w:rPr>
+                <w:b/>
+                <w:bCs/>
+                <w:lang w:val="ru-RU"/>
+              </w:rPr>
+            </w:pPr>
+          </w:p>
+        </w:tc>
+        <w:tc>
+          <w:tcPr>
+            <w:tcW w:w="1914" w:type="dxa"/>
+            <w:vAlign w:val="center"/>
+          </w:tcPr>
+          <w:p>
+            <w:pPr>
+              <w:jc w:val="center"/>
+              <w:rPr>
+                <w:b/>
+                <w:bCs/>
+                <w:lang w:val="ru-RU"/>
+              </w:rPr>
+            </w:pPr>
+          </w:p>
+        </w:tc>
+        <w:tc>
+          <w:tcPr>
+            <w:tcW w:w="3187" w:type="dxa"/>
+            <w:vAlign w:val="center"/>
+          </w:tcPr>
+          <w:p>
+            <w:pPr>
+              <w:jc w:val="center"/>
+              <w:rPr>
+                <w:b/>
+                <w:bCs/>
+              </w:rPr>
+            </w:pPr>
+          </w:p>
+        </w:tc>
+        <w:tc>
+          <w:tcPr>
+            <w:tcW w:w="2822" w:type="dxa"/>
+            <w:vAlign w:val="center"/>
+          </w:tcPr>
+          <w:p>
+            <w:pPr>
+              <w:jc w:val="center"/>
+              <w:rPr>
+                <w:b/>
+                <w:bCs/>
+              </w:rPr>
+            </w:pPr>
+            <w:r>
+              <w:rPr>
+                <w:b/>
+                <w:bCs/>
+              </w:rPr>
+              <w:t>X</w:t>
+            </w:r>
+          </w:p>
+        </w:tc>
+      </w:tr>
+      <w:tr>
+        <w:tc>
+          <w:tcPr>
+            <w:tcW w:w="2345" w:type="dxa"/>
+            <w:vMerge/>
+            <w:vAlign w:val="center"/>
+          </w:tcPr>
+          <w:p>
+            <w:pPr>
+              <w:jc w:val="center"/>
+              <w:rPr>
+                <w:lang w:val="ru-RU"/>
+              </w:rPr>
+            </w:pPr>
+          </w:p>
+        </w:tc>
+        <w:tc>
+          <w:tcPr>
+            <w:tcW w:w="1924" w:type="dxa"/>
+            <w:vAlign w:val="center"/>
+          </w:tcPr>
+          <w:p>
+            <w:pPr>
+              <w:jc w:val="center"/>
+              <w:rPr>
+                <w:sz w:val="20"/>
+                <w:szCs w:val="20"/>
+              </w:rPr>
+            </w:pPr>
+            <w:r>
+              <w:rPr>
+                <w:sz w:val="20"/>
+                <w:szCs w:val="20"/>
+                <w:lang w:val="ru-RU"/>
+              </w:rPr>
+              <w:t>Добавление</w:t>
+            </w:r>
+          </w:p>
+        </w:tc>
+        <w:tc>
+          <w:tcPr>
+            <w:tcW w:w="1756" w:type="dxa"/>
+          </w:tcPr>
+          <w:p>
+            <w:pPr>
+              <w:jc w:val="center"/>
+              <w:rPr>
+                <w:b/>
+                <w:bCs/>
+                <w:lang w:val="ru-RU"/>
+              </w:rPr>
+            </w:pPr>
+          </w:p>
+        </w:tc>
+        <w:tc>
+          <w:tcPr>
+            <w:tcW w:w="1914" w:type="dxa"/>
+            <w:vAlign w:val="center"/>
+          </w:tcPr>
+          <w:p>
+            <w:pPr>
+              <w:jc w:val="center"/>
+              <w:rPr>
+                <w:b/>
+                <w:bCs/>
+                <w:lang w:val="ru-RU"/>
+              </w:rPr>
+            </w:pPr>
+          </w:p>
+        </w:tc>
+        <w:tc>
+          <w:tcPr>
+            <w:tcW w:w="3187" w:type="dxa"/>
+            <w:vAlign w:val="center"/>
+          </w:tcPr>
+          <w:p>
+            <w:pPr>
+              <w:jc w:val="center"/>
+              <w:rPr>
+                <w:b/>
+                <w:bCs/>
+              </w:rPr>
+            </w:pPr>
+          </w:p>
+        </w:tc>
+        <w:tc>
+          <w:tcPr>
+            <w:tcW w:w="2822" w:type="dxa"/>
+            <w:vAlign w:val="center"/>
+          </w:tcPr>
+          <w:p>
+            <w:pPr>
+              <w:jc w:val="center"/>
+              <w:rPr>
+                <w:b/>
+                <w:bCs/>
+              </w:rPr>
+            </w:pPr>
+            <w:r>
+              <w:rPr>
+                <w:b/>
+                <w:bCs/>
+              </w:rPr>
+              <w:t>X</w:t>
+            </w:r>
+          </w:p>
+        </w:tc>
+      </w:tr>
+      <w:tr>
+        <w:tc>
+          <w:tcPr>
+            <w:tcW w:w="2345" w:type="dxa"/>
+            <w:vMerge/>
+            <w:vAlign w:val="center"/>
+          </w:tcPr>
+          <w:p>
+            <w:pPr>
+              <w:jc w:val="center"/>
+              <w:rPr>
+                <w:lang w:val="ru-RU"/>
+              </w:rPr>
+            </w:pPr>
+          </w:p>
+        </w:tc>
+        <w:tc>
+          <w:tcPr>
+            <w:tcW w:w="1924" w:type="dxa"/>
+            <w:vAlign w:val="center"/>
+          </w:tcPr>
+          <w:p>
+            <w:pPr>
+              <w:jc w:val="center"/>
+              <w:rPr>
+                <w:sz w:val="20"/>
+                <w:szCs w:val="20"/>
+                <w:lang w:val="ru-RU"/>
+              </w:rPr>
+            </w:pPr>
+            <w:r>
+              <w:rPr>
+                <w:sz w:val="20"/>
+                <w:szCs w:val="20"/>
+                <w:lang w:val="ru-RU"/>
+              </w:rPr>
+              <w:t>Изменение</w:t>
+            </w:r>
+          </w:p>
+        </w:tc>
+        <w:tc>
+          <w:tcPr>
+            <w:tcW w:w="1756" w:type="dxa"/>
+          </w:tcPr>
+          <w:p>
+            <w:pPr>
+              <w:jc w:val="center"/>
+              <w:rPr>
+                <w:b/>
+                <w:bCs/>
+                <w:lang w:val="ru-RU"/>
+              </w:rPr>
+            </w:pPr>
+          </w:p>
+        </w:tc>
+        <w:tc>
+          <w:tcPr>
+            <w:tcW w:w="1914" w:type="dxa"/>
+            <w:vAlign w:val="center"/>
+          </w:tcPr>
+          <w:p>
+            <w:pPr>
+              <w:jc w:val="center"/>
+              <w:rPr>
+                <w:b/>
+                <w:bCs/>
+                <w:lang w:val="ru-RU"/>
+              </w:rPr>
+            </w:pPr>
+          </w:p>
+        </w:tc>
+        <w:tc>
+          <w:tcPr>
+            <w:tcW w:w="3187" w:type="dxa"/>
+            <w:vAlign w:val="center"/>
+          </w:tcPr>
+          <w:p>
+            <w:pPr>
+              <w:jc w:val="center"/>
+              <w:rPr>
+                <w:b/>
+                <w:bCs/>
+              </w:rPr>
+            </w:pPr>
+          </w:p>
+        </w:tc>
+        <w:tc>
+          <w:tcPr>
+            <w:tcW w:w="2822" w:type="dxa"/>
+            <w:vAlign w:val="center"/>
+          </w:tcPr>
+          <w:p>
+            <w:pPr>
+              <w:jc w:val="center"/>
+              <w:rPr>
+                <w:b/>
+                <w:bCs/>
+              </w:rPr>
+            </w:pPr>
+            <w:r>
+              <w:rPr>
+                <w:b/>
+                <w:bCs/>
+              </w:rPr>
+              <w:t>X</w:t>
+            </w:r>
+          </w:p>
+        </w:tc>
+      </w:tr>
+      <w:tr>
+        <w:tc>
+          <w:tcPr>
+            <w:tcW w:w="2345" w:type="dxa"/>
+            <w:vMerge/>
+            <w:vAlign w:val="center"/>
+          </w:tcPr>
+          <w:p>
+            <w:pPr>
+              <w:jc w:val="center"/>
+              <w:rPr>
+                <w:lang w:val="ru-RU"/>
+              </w:rPr>
+            </w:pPr>
+          </w:p>
+        </w:tc>
+        <w:tc>
+          <w:tcPr>
+            <w:tcW w:w="1924" w:type="dxa"/>
+            <w:vAlign w:val="center"/>
+          </w:tcPr>
+          <w:p>
+            <w:pPr>
+              <w:jc w:val="center"/>
+              <w:rPr>
+                <w:sz w:val="20"/>
+                <w:szCs w:val="20"/>
+                <w:lang w:val="ru-RU"/>
+              </w:rPr>
+            </w:pPr>
+            <w:r>
+              <w:rPr>
+                <w:sz w:val="20"/>
+                <w:szCs w:val="20"/>
+                <w:lang w:val="ru-RU"/>
+              </w:rPr>
+              <w:t>Удаление</w:t>
+            </w:r>
+          </w:p>
+        </w:tc>
+        <w:tc>
+          <w:tcPr>
+            <w:tcW w:w="1756" w:type="dxa"/>
+          </w:tcPr>
+          <w:p>
+            <w:pPr>
+              <w:jc w:val="center"/>
+              <w:rPr>
+                <w:b/>
+                <w:bCs/>
+                <w:lang w:val="ru-RU"/>
+              </w:rPr>
+            </w:pPr>
+          </w:p>
+        </w:tc>
+        <w:tc>
+          <w:tcPr>
+            <w:tcW w:w="1914" w:type="dxa"/>
+            <w:vAlign w:val="center"/>
+          </w:tcPr>
+          <w:p>
+            <w:pPr>
+              <w:jc w:val="center"/>
+              <w:rPr>
+                <w:b/>
+                <w:bCs/>
+                <w:lang w:val="ru-RU"/>
+              </w:rPr>
+            </w:pPr>
+          </w:p>
+        </w:tc>
+        <w:tc>
+          <w:tcPr>
+            <w:tcW w:w="3187" w:type="dxa"/>
+            <w:vAlign w:val="center"/>
+          </w:tcPr>
+          <w:p>
+            <w:pPr>
+              <w:jc w:val="center"/>
+              <w:rPr>
+                <w:b/>
+                <w:bCs/>
+              </w:rPr>
+            </w:pPr>
+          </w:p>
+        </w:tc>
+        <w:tc>
+          <w:tcPr>
+            <w:tcW w:w="2822" w:type="dxa"/>
+            <w:vAlign w:val="center"/>
+          </w:tcPr>
+          <w:p>
+            <w:pPr>
+              <w:jc w:val="center"/>
+              <w:rPr>
+                <w:b/>
+                <w:bCs/>
+              </w:rPr>
+            </w:pPr>
+            <w:r>
+              <w:rPr>
+                <w:b/>
+                <w:bCs/>
+              </w:rPr>
+              <w:t>X</w:t>
+            </w:r>
+          </w:p>
+        </w:tc>
+      </w:tr>
+      <w:tr>
+        <w:tc>
+          <w:tcPr>
+            <w:tcW w:w="2345" w:type="dxa"/>
+            <w:vMerge w:val="restart"/>
+            <w:vAlign w:val="center"/>
+          </w:tcPr>
+          <w:p>
+            <w:pPr>
+              <w:jc w:val="center"/>
+              <w:rPr>
+                <w:sz w:val="20"/>
+                <w:szCs w:val="20"/>
+              </w:rPr>
+            </w:pPr>
+            <w:r>
+              <w:rPr>
+                <w:sz w:val="20"/>
+                <w:szCs w:val="20"/>
+              </w:rPr>
+              <w:t>subtasks</w:t>
+            </w:r>
+          </w:p>
+        </w:tc>
+        <w:tc>
+          <w:tcPr>
+            <w:tcW w:w="1924" w:type="dxa"/>
+            <w:vAlign w:val="center"/>
+          </w:tcPr>
+          <w:p>
+            <w:pPr>
+              <w:jc w:val="center"/>
+              <w:rPr>
+                <w:sz w:val="20"/>
+                <w:szCs w:val="20"/>
+                <w:lang w:val="ru-RU"/>
+              </w:rPr>
+            </w:pPr>
+            <w:r>
+              <w:rPr>
+                <w:sz w:val="20"/>
+                <w:szCs w:val="20"/>
+                <w:lang w:val="ru-RU"/>
+              </w:rPr>
+              <w:t>Выборка</w:t>
+            </w:r>
+          </w:p>
+        </w:tc>
+        <w:tc>
+          <w:tcPr>
+            <w:tcW w:w="1756" w:type="dxa"/>
+          </w:tcPr>
+          <w:p>
+            <w:pPr>
+              <w:jc w:val="center"/>
+              <w:rPr>
+                <w:b/>
+                <w:bCs/>
+                <w:lang w:val="ru-RU"/>
+              </w:rPr>
+            </w:pPr>
+          </w:p>
+        </w:tc>
+        <w:tc>
+          <w:tcPr>
+            <w:tcW w:w="1914" w:type="dxa"/>
+            <w:vAlign w:val="center"/>
+          </w:tcPr>
+          <w:p>
+            <w:pPr>
+              <w:jc w:val="center"/>
+              <w:rPr>
+                <w:b/>
+                <w:bCs/>
+                <w:lang w:val="ru-RU"/>
+              </w:rPr>
+            </w:pPr>
+          </w:p>
+        </w:tc>
+        <w:tc>
+          <w:tcPr>
+            <w:tcW w:w="3187" w:type="dxa"/>
+            <w:vAlign w:val="center"/>
+          </w:tcPr>
+          <w:p>
+            <w:pPr>
+              <w:jc w:val="center"/>
+              <w:rPr>
+                <w:b/>
+                <w:bCs/>
+                <w:lang w:val="ru-RU"/>
+              </w:rPr>
+            </w:pPr>
+          </w:p>
+        </w:tc>
+        <w:tc>
+          <w:tcPr>
+            <w:tcW w:w="2822" w:type="dxa"/>
+            <w:vAlign w:val="center"/>
+          </w:tcPr>
+          <w:p>
+            <w:pPr>
+              <w:jc w:val="center"/>
+              <w:rPr>
+                <w:b/>
+                <w:bCs/>
+              </w:rPr>
+            </w:pPr>
+            <w:r>
+              <w:rPr>
+                <w:b/>
+                <w:bCs/>
+              </w:rPr>
+              <w:t>X</w:t>
+            </w:r>
+          </w:p>
+        </w:tc>
+      </w:tr>
+      <w:tr>
+        <w:tc>
+          <w:tcPr>
+            <w:tcW w:w="2345" w:type="dxa"/>
+            <w:vMerge/>
+            <w:vAlign w:val="center"/>
+          </w:tcPr>
+          <w:p>
+            <w:pPr>
+              <w:jc w:val="center"/>
+              <w:rPr>
+                <w:lang w:val="ru-RU"/>
+              </w:rPr>
+            </w:pPr>
+          </w:p>
+        </w:tc>
+        <w:tc>
+          <w:tcPr>
+            <w:tcW w:w="1924" w:type="dxa"/>
+            <w:vAlign w:val="center"/>
+          </w:tcPr>
+          <w:p>
+            <w:pPr>
+              <w:jc w:val="center"/>
+              <w:rPr>
+                <w:sz w:val="20"/>
+                <w:szCs w:val="20"/>
+              </w:rPr>
+            </w:pPr>
+            <w:r>
+              <w:rPr>
+                <w:sz w:val="20"/>
+                <w:szCs w:val="20"/>
+                <w:lang w:val="ru-RU"/>
+              </w:rPr>
+              <w:t>Добавление</w:t>
+            </w:r>
+          </w:p>
+        </w:tc>
+        <w:tc>
+          <w:tcPr>
+            <w:tcW w:w="1756" w:type="dxa"/>
+          </w:tcPr>
+          <w:p>
+            <w:pPr>
+              <w:jc w:val="center"/>
+              <w:rPr>
+                <w:b/>
+                <w:bCs/>
+                <w:lang w:val="ru-RU"/>
+              </w:rPr>
+            </w:pPr>
+          </w:p>
+        </w:tc>
+        <w:tc>
+          <w:tcPr>
+            <w:tcW w:w="1914" w:type="dxa"/>
+            <w:vAlign w:val="center"/>
+          </w:tcPr>
+          <w:p>
+            <w:pPr>
+              <w:jc w:val="center"/>
+              <w:rPr>
+                <w:b/>
+                <w:bCs/>
+                <w:lang w:val="ru-RU"/>
+              </w:rPr>
+            </w:pPr>
+          </w:p>
+        </w:tc>
+        <w:tc>
+          <w:tcPr>
+            <w:tcW w:w="3187" w:type="dxa"/>
+            <w:vAlign w:val="center"/>
+          </w:tcPr>
+          <w:p>
+            <w:pPr>
+              <w:jc w:val="center"/>
+              <w:rPr>
+                <w:b/>
+                <w:bCs/>
+                <w:lang w:val="ru-RU"/>
+              </w:rPr>
+            </w:pPr>
+          </w:p>
+        </w:tc>
+        <w:tc>
+          <w:tcPr>
+            <w:tcW w:w="2822" w:type="dxa"/>
+            <w:vAlign w:val="center"/>
+          </w:tcPr>
+          <w:p>
+            <w:pPr>
+              <w:jc w:val="center"/>
+              <w:rPr>
+                <w:b/>
+                <w:bCs/>
+              </w:rPr>
+            </w:pPr>
+            <w:r>
+              <w:rPr>
+                <w:b/>
+                <w:bCs/>
+              </w:rPr>
+              <w:t>X</w:t>
+            </w:r>
+          </w:p>
+        </w:tc>
+      </w:tr>
+      <w:tr>
+        <w:tc>
+          <w:tcPr>
+            <w:tcW w:w="2345" w:type="dxa"/>
+            <w:vMerge/>
+            <w:vAlign w:val="center"/>
+          </w:tcPr>
+          <w:p>
+            <w:pPr>
+              <w:jc w:val="center"/>
+              <w:rPr>
+                <w:lang w:val="ru-RU"/>
+              </w:rPr>
+            </w:pPr>
+          </w:p>
+        </w:tc>
+        <w:tc>
+          <w:tcPr>
+            <w:tcW w:w="1924" w:type="dxa"/>
+            <w:vAlign w:val="center"/>
+          </w:tcPr>
+          <w:p>
+            <w:pPr>
+              <w:jc w:val="center"/>
+              <w:rPr>
+                <w:sz w:val="20"/>
+                <w:szCs w:val="20"/>
+                <w:lang w:val="ru-RU"/>
+              </w:rPr>
+            </w:pPr>
+            <w:r>
+              <w:rPr>
+                <w:sz w:val="20"/>
+                <w:szCs w:val="20"/>
+                <w:lang w:val="ru-RU"/>
+              </w:rPr>
+              <w:t>Изменение</w:t>
+            </w:r>
+          </w:p>
+        </w:tc>
+        <w:tc>
+          <w:tcPr>
+            <w:tcW w:w="1756" w:type="dxa"/>
+          </w:tcPr>
+          <w:p>
+            <w:pPr>
+              <w:jc w:val="center"/>
+              <w:rPr>
+                <w:b/>
+                <w:bCs/>
+                <w:lang w:val="ru-RU"/>
+              </w:rPr>
+            </w:pPr>
+          </w:p>
+        </w:tc>
+        <w:tc>
+          <w:tcPr>
+            <w:tcW w:w="1914" w:type="dxa"/>
+            <w:vAlign w:val="center"/>
+          </w:tcPr>
+          <w:p>
+            <w:pPr>
+              <w:jc w:val="center"/>
+              <w:rPr>
+                <w:b/>
+                <w:bCs/>
+                <w:lang w:val="ru-RU"/>
+              </w:rPr>
+            </w:pPr>
+          </w:p>
+        </w:tc>
+        <w:tc>
+          <w:tcPr>
+            <w:tcW w:w="3187" w:type="dxa"/>
+            <w:vAlign w:val="center"/>
+          </w:tcPr>
+          <w:p>
+            <w:pPr>
+              <w:jc w:val="center"/>
+              <w:rPr>
+                <w:b/>
+                <w:bCs/>
+                <w:lang w:val="ru-RU"/>
+              </w:rPr>
+            </w:pPr>
+          </w:p>
+        </w:tc>
+        <w:tc>
+          <w:tcPr>
+            <w:tcW w:w="2822" w:type="dxa"/>
+            <w:vAlign w:val="center"/>
+          </w:tcPr>
+          <w:p>
+            <w:pPr>
+              <w:jc w:val="center"/>
+              <w:rPr>
+                <w:b/>
+                <w:bCs/>
+              </w:rPr>
+            </w:pPr>
+            <w:r>
+              <w:rPr>
+                <w:b/>
+                <w:bCs/>
+              </w:rPr>
+              <w:t>X</w:t>
+            </w:r>
+          </w:p>
+        </w:tc>
+      </w:tr>
+      <w:tr>
+        <w:tc>
+          <w:tcPr>
+            <w:tcW w:w="2345" w:type="dxa"/>
+            <w:vMerge/>
+            <w:vAlign w:val="center"/>
+          </w:tcPr>
+          <w:p>
+            <w:pPr>
+              <w:jc w:val="center"/>
+              <w:rPr>
+                <w:lang w:val="ru-RU"/>
+              </w:rPr>
+            </w:pPr>
+          </w:p>
+        </w:tc>
+        <w:tc>
+          <w:tcPr>
+            <w:tcW w:w="1924" w:type="dxa"/>
+            <w:vAlign w:val="center"/>
+          </w:tcPr>
+          <w:p>
+            <w:pPr>
+              <w:jc w:val="center"/>
+              <w:rPr>
+                <w:sz w:val="20"/>
+                <w:szCs w:val="20"/>
+                <w:lang w:val="ru-RU"/>
+              </w:rPr>
+            </w:pPr>
+            <w:r>
+              <w:rPr>
+                <w:sz w:val="20"/>
+                <w:szCs w:val="20"/>
+                <w:lang w:val="ru-RU"/>
+              </w:rPr>
+              <w:t>Удаление</w:t>
+            </w:r>
+          </w:p>
+        </w:tc>
+        <w:tc>
+          <w:tcPr>
+            <w:tcW w:w="1756" w:type="dxa"/>
+          </w:tcPr>
+          <w:p>
+            <w:pPr>
+              <w:jc w:val="center"/>
+              <w:rPr>
+                <w:b/>
+                <w:bCs/>
+                <w:lang w:val="ru-RU"/>
+              </w:rPr>
+            </w:pPr>
+          </w:p>
+        </w:tc>
+        <w:tc>
+          <w:tcPr>
+            <w:tcW w:w="1914" w:type="dxa"/>
+            <w:vAlign w:val="center"/>
+          </w:tcPr>
+          <w:p>
+            <w:pPr>
+              <w:jc w:val="center"/>
+              <w:rPr>
+                <w:b/>
+                <w:bCs/>
+                <w:lang w:val="ru-RU"/>
+              </w:rPr>
+            </w:pPr>
+          </w:p>
+        </w:tc>
+        <w:tc>
+          <w:tcPr>
+            <w:tcW w:w="3187" w:type="dxa"/>
+            <w:vAlign w:val="center"/>
+          </w:tcPr>
+          <w:p>
+            <w:pPr>
+              <w:jc w:val="center"/>
+              <w:rPr>
+                <w:b/>
+                <w:bCs/>
+                <w:lang w:val="ru-RU"/>
+              </w:rPr>
+            </w:pPr>
+          </w:p>
+        </w:tc>
+        <w:tc>
+          <w:tcPr>
+            <w:tcW w:w="2822" w:type="dxa"/>
+            <w:vAlign w:val="center"/>
+          </w:tcPr>
+          <w:p>
+            <w:pPr>
+              <w:jc w:val="center"/>
+              <w:rPr>
+                <w:b/>
+                <w:bCs/>
+              </w:rPr>
+            </w:pPr>
+            <w:r>
+              <w:rPr>
+                <w:b/>
+                <w:bCs/>
+              </w:rPr>
+              <w:t>X</w:t>
+            </w:r>
+          </w:p>
+        </w:tc>
+      </w:tr>
+      <w:tr>
+        <w:tc>
+          <w:tcPr>
+            <w:tcW w:w="2345" w:type="dxa"/>
+            <w:vMerge w:val="restart"/>
+            <w:vAlign w:val="center"/>
+          </w:tcPr>
+          <w:p>
+            <w:pPr>
+              <w:jc w:val="center"/>
+              <w:rPr>
+                <w:sz w:val="20"/>
+                <w:szCs w:val="20"/>
+              </w:rPr>
+            </w:pPr>
+            <w:r>
+              <w:rPr>
+                <w:sz w:val="20"/>
+                <w:szCs w:val="20"/>
+              </w:rPr>
+              <w:t>equipment</w:t>
+            </w:r>
+          </w:p>
+        </w:tc>
+        <w:tc>
+          <w:tcPr>
+            <w:tcW w:w="1924" w:type="dxa"/>
+            <w:vAlign w:val="center"/>
+          </w:tcPr>
+          <w:p>
+            <w:pPr>
+              <w:jc w:val="center"/>
+              <w:rPr>
+                <w:sz w:val="20"/>
+                <w:szCs w:val="20"/>
+                <w:lang w:val="ru-RU"/>
+              </w:rPr>
+            </w:pPr>
+            <w:r>
+              <w:rPr>
+                <w:sz w:val="20"/>
+                <w:szCs w:val="20"/>
+                <w:lang w:val="ru-RU"/>
+              </w:rPr>
+              <w:t>Выборка</w:t>
+            </w:r>
+          </w:p>
+        </w:tc>
+        <w:tc>
+          <w:tcPr>
+            <w:tcW w:w="1756" w:type="dxa"/>
+          </w:tcPr>
+          <w:p>
+            <w:pPr>
+              <w:jc w:val="center"/>
+              <w:rPr>
+                <w:b/>
+                <w:bCs/>
+                <w:lang w:val="ru-RU"/>
+              </w:rPr>
+            </w:pPr>
+          </w:p>
+        </w:tc>
+        <w:tc>
+          <w:tcPr>
+            <w:tcW w:w="1914" w:type="dxa"/>
+            <w:vAlign w:val="center"/>
+          </w:tcPr>
+          <w:p>
+            <w:pPr>
+              <w:jc w:val="center"/>
+              <w:rPr>
+                <w:b/>
+                <w:bCs/>
+              </w:rPr>
+            </w:pPr>
+            <w:r>
+              <w:rPr>
+                <w:b/>
+                <w:bCs/>
+              </w:rPr>
+              <w:t>X</w:t>
+            </w:r>
+          </w:p>
+        </w:tc>
+        <w:tc>
+          <w:tcPr>
+            <w:tcW w:w="3187" w:type="dxa"/>
+            <w:vAlign w:val="center"/>
+          </w:tcPr>
+          <w:p>
+            <w:pPr>
+              <w:jc w:val="center"/>
+              <w:rPr>
+                <w:b/>
+                <w:bCs/>
+                <w:lang w:val="ru-RU"/>
+              </w:rPr>
+            </w:pPr>
+          </w:p>
+        </w:tc>
+        <w:tc>
+          <w:tcPr>
+            <w:tcW w:w="2822" w:type="dxa"/>
+            <w:vAlign w:val="center"/>
+          </w:tcPr>
+          <w:p>
+            <w:pPr>
+              <w:jc w:val="center"/>
+              <w:rPr>
+                <w:b/>
+                <w:bCs/>
+                <w:lang w:val="ru-RU"/>
+              </w:rPr>
+            </w:pPr>
+          </w:p>
+        </w:tc>
+      </w:tr>
+      <w:tr>
+        <w:tc>
+          <w:tcPr>
+            <w:tcW w:w="2345" w:type="dxa"/>
+            <w:vMerge/>
+            <w:vAlign w:val="center"/>
+          </w:tcPr>
+          <w:p>
+            <w:pPr>
+              <w:jc w:val="center"/>
+              <w:rPr>
+                <w:lang w:val="ru-RU"/>
+              </w:rPr>
+            </w:pPr>
+          </w:p>
+        </w:tc>
+        <w:tc>
+          <w:tcPr>
+            <w:tcW w:w="1924" w:type="dxa"/>
+            <w:vAlign w:val="center"/>
+          </w:tcPr>
+          <w:p>
+            <w:pPr>
+              <w:jc w:val="center"/>
+              <w:rPr>
+                <w:sz w:val="20"/>
+                <w:szCs w:val="20"/>
+              </w:rPr>
+            </w:pPr>
+            <w:r>
+              <w:rPr>
+                <w:sz w:val="20"/>
+                <w:szCs w:val="20"/>
+                <w:lang w:val="ru-RU"/>
+              </w:rPr>
+              <w:t>Добавление</w:t>
+            </w:r>
+          </w:p>
+        </w:tc>
+        <w:tc>
+          <w:tcPr>
+            <w:tcW w:w="1756" w:type="dxa"/>
+          </w:tcPr>
+          <w:p>
+            <w:pPr>
+              <w:jc w:val="center"/>
+              <w:rPr>
+                <w:b/>
+                <w:bCs/>
+                <w:lang w:val="ru-RU"/>
+              </w:rPr>
+            </w:pPr>
+          </w:p>
+        </w:tc>
+        <w:tc>
+          <w:tcPr>
+            <w:tcW w:w="1914" w:type="dxa"/>
+            <w:vAlign w:val="center"/>
+          </w:tcPr>
+          <w:p>
+            <w:pPr>
+              <w:jc w:val="center"/>
+              <w:rPr>
+                <w:b/>
+                <w:bCs/>
+              </w:rPr>
+            </w:pPr>
+            <w:r>
+              <w:rPr>
+                <w:b/>
+                <w:bCs/>
+              </w:rPr>
+              <w:t>X</w:t>
+            </w:r>
+          </w:p>
+        </w:tc>
+        <w:tc>
+          <w:tcPr>
+            <w:tcW w:w="3187" w:type="dxa"/>
+            <w:vAlign w:val="center"/>
+          </w:tcPr>
+          <w:p>
+            <w:pPr>
+              <w:jc w:val="center"/>
+              <w:rPr>
+                <w:b/>
+                <w:bCs/>
+                <w:lang w:val="ru-RU"/>
+              </w:rPr>
+            </w:pPr>
+          </w:p>
+        </w:tc>
+        <w:tc>
+          <w:tcPr>
+            <w:tcW w:w="2822" w:type="dxa"/>
+            <w:vAlign w:val="center"/>
+          </w:tcPr>
+          <w:p>
+            <w:pPr>
+              <w:jc w:val="center"/>
+              <w:rPr>
+                <w:b/>
+                <w:bCs/>
+                <w:lang w:val="ru-RU"/>
+              </w:rPr>
+            </w:pPr>
+          </w:p>
+        </w:tc>
+      </w:tr>
+      <w:tr>
+        <w:tc>
+          <w:tcPr>
+            <w:tcW w:w="2345" w:type="dxa"/>
+            <w:vMerge/>
+            <w:vAlign w:val="center"/>
+          </w:tcPr>
+          <w:p>
+            <w:pPr>
+              <w:jc w:val="center"/>
+              <w:rPr>
+                <w:lang w:val="ru-RU"/>
+              </w:rPr>
+            </w:pPr>
+          </w:p>
+        </w:tc>
+        <w:tc>
+          <w:tcPr>
+            <w:tcW w:w="1924" w:type="dxa"/>
+            <w:vAlign w:val="center"/>
+          </w:tcPr>
+          <w:p>
+            <w:pPr>
+              <w:jc w:val="center"/>
+              <w:rPr>
+                <w:sz w:val="20"/>
+                <w:szCs w:val="20"/>
+                <w:lang w:val="ru-RU"/>
+              </w:rPr>
+            </w:pPr>
+            <w:r>
+              <w:rPr>
+                <w:sz w:val="20"/>
+                <w:szCs w:val="20"/>
+                <w:lang w:val="ru-RU"/>
+              </w:rPr>
+              <w:t>Изменение</w:t>
+            </w:r>
+          </w:p>
+        </w:tc>
+        <w:tc>
+          <w:tcPr>
+            <w:tcW w:w="1756" w:type="dxa"/>
+          </w:tcPr>
+          <w:p>
+            <w:pPr>
+              <w:jc w:val="center"/>
+              <w:rPr>
+                <w:b/>
+                <w:bCs/>
+                <w:lang w:val="ru-RU"/>
+              </w:rPr>
+            </w:pPr>
+          </w:p>
+        </w:tc>
+        <w:tc>
+          <w:tcPr>
+            <w:tcW w:w="1914" w:type="dxa"/>
+            <w:vAlign w:val="center"/>
+          </w:tcPr>
+          <w:p>
+            <w:pPr>
+              <w:jc w:val="center"/>
+              <w:rPr>
+                <w:b/>
+                <w:bCs/>
+              </w:rPr>
+            </w:pPr>
+            <w:r>
+              <w:rPr>
+                <w:b/>
+                <w:bCs/>
+              </w:rPr>
+              <w:t>X</w:t>
+            </w:r>
+          </w:p>
+        </w:tc>
+        <w:tc>
+          <w:tcPr>
+            <w:tcW w:w="3187" w:type="dxa"/>
+            <w:vAlign w:val="center"/>
+          </w:tcPr>
+          <w:p>
+            <w:pPr>
+              <w:jc w:val="center"/>
+              <w:rPr>
+                <w:b/>
+                <w:bCs/>
+                <w:lang w:val="ru-RU"/>
+              </w:rPr>
+            </w:pPr>
+          </w:p>
+        </w:tc>
+        <w:tc>
+          <w:tcPr>
+            <w:tcW w:w="2822" w:type="dxa"/>
+            <w:vAlign w:val="center"/>
+          </w:tcPr>
+          <w:p>
+            <w:pPr>
+              <w:jc w:val="center"/>
+              <w:rPr>
+                <w:b/>
+                <w:bCs/>
+                <w:lang w:val="ru-RU"/>
+              </w:rPr>
+            </w:pPr>
+          </w:p>
+        </w:tc>
+      </w:tr>
+      <w:tr>
+        <w:tc>
+          <w:tcPr>
+            <w:tcW w:w="2345" w:type="dxa"/>
+            <w:vMerge/>
+            <w:vAlign w:val="center"/>
+          </w:tcPr>
+          <w:p>
+            <w:pPr>
+              <w:jc w:val="center"/>
+              <w:rPr>
+                <w:lang w:val="ru-RU"/>
+              </w:rPr>
+            </w:pPr>
+          </w:p>
+        </w:tc>
+        <w:tc>
+          <w:tcPr>
+            <w:tcW w:w="1924" w:type="dxa"/>
+            <w:vAlign w:val="center"/>
+          </w:tcPr>
+          <w:p>
+            <w:pPr>
+              <w:jc w:val="center"/>
+              <w:rPr>
+                <w:sz w:val="20"/>
+                <w:szCs w:val="20"/>
+                <w:lang w:val="ru-RU"/>
+              </w:rPr>
+            </w:pPr>
+            <w:r>
+              <w:rPr>
+                <w:sz w:val="20"/>
+                <w:szCs w:val="20"/>
+                <w:lang w:val="ru-RU"/>
+              </w:rPr>
+              <w:t>Удаление</w:t>
+            </w:r>
+          </w:p>
+        </w:tc>
+        <w:tc>
+          <w:tcPr>
+            <w:tcW w:w="1756" w:type="dxa"/>
+          </w:tcPr>
+          <w:p>
+            <w:pPr>
+              <w:jc w:val="center"/>
+              <w:rPr>
+                <w:b/>
+                <w:bCs/>
+                <w:lang w:val="ru-RU"/>
+              </w:rPr>
+            </w:pPr>
+          </w:p>
+        </w:tc>
+        <w:tc>
+          <w:tcPr>
+            <w:tcW w:w="1914" w:type="dxa"/>
+            <w:vAlign w:val="center"/>
+          </w:tcPr>
+          <w:p>
+            <w:pPr>
+              <w:jc w:val="center"/>
+              <w:rPr>
+                <w:b/>
+                <w:bCs/>
+              </w:rPr>
+            </w:pPr>
+            <w:r>
+              <w:rPr>
+                <w:b/>
+                <w:bCs/>
+              </w:rPr>
+              <w:t>X</w:t>
+            </w:r>
+          </w:p>
+        </w:tc>
+        <w:tc>
+          <w:tcPr>
+            <w:tcW w:w="3187" w:type="dxa"/>
+            <w:vAlign w:val="center"/>
+          </w:tcPr>
+          <w:p>
+            <w:pPr>
+              <w:jc w:val="center"/>
+              <w:rPr>
+                <w:b/>
+                <w:bCs/>
+                <w:lang w:val="ru-RU"/>
+              </w:rPr>
+            </w:pPr>
+          </w:p>
+        </w:tc>
+        <w:tc>
+          <w:tcPr>
+            <w:tcW w:w="2822" w:type="dxa"/>
+            <w:vAlign w:val="center"/>
+          </w:tcPr>
+          <w:p>
+            <w:pPr>
+              <w:jc w:val="center"/>
+              <w:rPr>
+                <w:b/>
+                <w:bCs/>
+                <w:lang w:val="ru-RU"/>
+              </w:rPr>
+            </w:pPr>
+          </w:p>
+        </w:tc>
+      </w:tr>
+      <w:tr>
+        <w:tc>
+          <w:tcPr>
+            <w:tcW w:w="2345" w:type="dxa"/>
+            <w:vMerge w:val="restart"/>
+            <w:vAlign w:val="center"/>
+          </w:tcPr>
+          <w:p>
+            <w:pPr>
+              <w:jc w:val="center"/>
+              <w:rPr>
+                <w:sz w:val="20"/>
+                <w:szCs w:val="20"/>
+              </w:rPr>
+            </w:pPr>
+            <w:r>
+              <w:rPr>
+                <w:sz w:val="20"/>
+                <w:szCs w:val="20"/>
+              </w:rPr>
+              <w:t>components</w:t>
+            </w:r>
+          </w:p>
+        </w:tc>
+        <w:tc>
+          <w:tcPr>
+            <w:tcW w:w="1924" w:type="dxa"/>
+            <w:vAlign w:val="center"/>
+          </w:tcPr>
+          <w:p>
+            <w:pPr>
+              <w:jc w:val="center"/>
+              <w:rPr>
+                <w:sz w:val="20"/>
+                <w:szCs w:val="20"/>
+                <w:lang w:val="ru-RU"/>
+              </w:rPr>
+            </w:pPr>
+            <w:r>
+              <w:rPr>
+                <w:sz w:val="20"/>
+                <w:szCs w:val="20"/>
+                <w:lang w:val="ru-RU"/>
+              </w:rPr>
+              <w:t>Выборка</w:t>
+            </w:r>
+          </w:p>
+        </w:tc>
+        <w:tc>
+          <w:tcPr>
+            <w:tcW w:w="1756" w:type="dxa"/>
+          </w:tcPr>
+          <w:p>
+            <w:pPr>
+              <w:jc w:val="center"/>
+              <w:rPr>
+                <w:b/>
+                <w:bCs/>
+                <w:lang w:val="ru-RU"/>
+              </w:rPr>
+            </w:pPr>
+          </w:p>
+        </w:tc>
+        <w:tc>
+          <w:tcPr>
+            <w:tcW w:w="1914" w:type="dxa"/>
+            <w:vAlign w:val="center"/>
+          </w:tcPr>
+          <w:p>
+            <w:pPr>
+              <w:jc w:val="center"/>
+              <w:rPr>
+                <w:b/>
+                <w:bCs/>
+              </w:rPr>
+            </w:pPr>
+            <w:r>
+              <w:rPr>
+                <w:b/>
+                <w:bCs/>
+              </w:rPr>
+              <w:t>X</w:t>
+            </w:r>
+          </w:p>
+        </w:tc>
+        <w:tc>
+          <w:tcPr>
+            <w:tcW w:w="3187" w:type="dxa"/>
+            <w:vAlign w:val="center"/>
+          </w:tcPr>
+          <w:p>
+            <w:pPr>
+              <w:jc w:val="center"/>
+              <w:rPr>
+                <w:b/>
+                <w:bCs/>
+                <w:lang w:val="ru-RU"/>
+              </w:rPr>
+            </w:pPr>
+          </w:p>
+        </w:tc>
+        <w:tc>
+          <w:tcPr>
+            <w:tcW w:w="2822" w:type="dxa"/>
+            <w:vAlign w:val="center"/>
+          </w:tcPr>
+          <w:p>
+            <w:pPr>
+              <w:jc w:val="center"/>
+              <w:rPr>
+                <w:b/>
+                <w:bCs/>
+                <w:lang w:val="ru-RU"/>
+              </w:rPr>
+            </w:pPr>
+          </w:p>
+        </w:tc>
+      </w:tr>
+      <w:tr>
+        <w:tc>
+          <w:tcPr>
+            <w:tcW w:w="2345" w:type="dxa"/>
+            <w:vMerge/>
+            <w:vAlign w:val="center"/>
+          </w:tcPr>
+          <w:p>
+            <w:pPr>
+              <w:jc w:val="center"/>
+              <w:rPr>
+                <w:lang w:val="ru-RU"/>
+              </w:rPr>
+            </w:pPr>
+          </w:p>
+        </w:tc>
+        <w:tc>
+          <w:tcPr>
+            <w:tcW w:w="1924" w:type="dxa"/>
+            <w:vAlign w:val="center"/>
+          </w:tcPr>
+          <w:p>
+            <w:pPr>
+              <w:jc w:val="center"/>
+              <w:rPr>
+                <w:sz w:val="20"/>
+                <w:szCs w:val="20"/>
+              </w:rPr>
+            </w:pPr>
+            <w:r>
+              <w:rPr>
+                <w:sz w:val="20"/>
+                <w:szCs w:val="20"/>
+                <w:lang w:val="ru-RU"/>
+              </w:rPr>
+              <w:t>Добавление</w:t>
+            </w:r>
+          </w:p>
+        </w:tc>
+        <w:tc>
+          <w:tcPr>
+            <w:tcW w:w="1756" w:type="dxa"/>
+          </w:tcPr>
+          <w:p>
+            <w:pPr>
+              <w:jc w:val="center"/>
+              <w:rPr>
+                <w:b/>
+                <w:bCs/>
+                <w:lang w:val="ru-RU"/>
+              </w:rPr>
+            </w:pPr>
+          </w:p>
+        </w:tc>
+        <w:tc>
+          <w:tcPr>
+            <w:tcW w:w="1914" w:type="dxa"/>
+            <w:vAlign w:val="center"/>
+          </w:tcPr>
+          <w:p>
+            <w:pPr>
+              <w:jc w:val="center"/>
+              <w:rPr>
+                <w:b/>
+                <w:bCs/>
+              </w:rPr>
+            </w:pPr>
+            <w:r>
+              <w:rPr>
+                <w:b/>
+                <w:bCs/>
+              </w:rPr>
+              <w:t>X</w:t>
+            </w:r>
+          </w:p>
+        </w:tc>
+        <w:tc>
+          <w:tcPr>
+            <w:tcW w:w="3187" w:type="dxa"/>
+            <w:vAlign w:val="center"/>
+          </w:tcPr>
+          <w:p>
+            <w:pPr>
+              <w:jc w:val="center"/>
+              <w:rPr>
+                <w:b/>
+                <w:bCs/>
+                <w:lang w:val="ru-RU"/>
+              </w:rPr>
+            </w:pPr>
+          </w:p>
+        </w:tc>
+        <w:tc>
+          <w:tcPr>
+            <w:tcW w:w="2822" w:type="dxa"/>
+            <w:vAlign w:val="center"/>
+          </w:tcPr>
+          <w:p>
+            <w:pPr>
+              <w:jc w:val="center"/>
+              <w:rPr>
+                <w:b/>
+                <w:bCs/>
+                <w:lang w:val="ru-RU"/>
+              </w:rPr>
+            </w:pPr>
+          </w:p>
+        </w:tc>
+      </w:tr>
+      <w:tr>
+        <w:tc>
+          <w:tcPr>
+            <w:tcW w:w="2345" w:type="dxa"/>
+            <w:vMerge/>
+            <w:vAlign w:val="center"/>
+          </w:tcPr>
+          <w:p>
+            <w:pPr>
+              <w:jc w:val="center"/>
+              <w:rPr>
+                <w:lang w:val="ru-RU"/>
+              </w:rPr>
+            </w:pPr>
+          </w:p>
+        </w:tc>
+        <w:tc>
+          <w:tcPr>
+            <w:tcW w:w="1924" w:type="dxa"/>
+            <w:vAlign w:val="center"/>
+          </w:tcPr>
+          <w:p>
+            <w:pPr>
+              <w:jc w:val="center"/>
+              <w:rPr>
+                <w:sz w:val="20"/>
+                <w:szCs w:val="20"/>
+                <w:lang w:val="ru-RU"/>
+              </w:rPr>
+            </w:pPr>
+            <w:r>
+              <w:rPr>
+                <w:sz w:val="20"/>
+                <w:szCs w:val="20"/>
+                <w:lang w:val="ru-RU"/>
+              </w:rPr>
+              <w:t>Изменение</w:t>
+            </w:r>
+          </w:p>
+        </w:tc>
+        <w:tc>
+          <w:tcPr>
+            <w:tcW w:w="1756" w:type="dxa"/>
+          </w:tcPr>
+          <w:p>
+            <w:pPr>
+              <w:jc w:val="center"/>
+              <w:rPr>
+                <w:b/>
+                <w:bCs/>
+                <w:lang w:val="ru-RU"/>
+              </w:rPr>
+            </w:pPr>
+          </w:p>
+        </w:tc>
+        <w:tc>
+          <w:tcPr>
+            <w:tcW w:w="1914" w:type="dxa"/>
+            <w:vAlign w:val="center"/>
+          </w:tcPr>
+          <w:p>
+            <w:pPr>
+              <w:jc w:val="center"/>
+              <w:rPr>
+                <w:b/>
+                <w:bCs/>
+              </w:rPr>
+            </w:pPr>
+            <w:r>
+              <w:rPr>
+                <w:b/>
+                <w:bCs/>
+              </w:rPr>
+              <w:t>X</w:t>
+            </w:r>
+          </w:p>
+        </w:tc>
+        <w:tc>
+          <w:tcPr>
+            <w:tcW w:w="3187" w:type="dxa"/>
+            <w:vAlign w:val="center"/>
+          </w:tcPr>
+          <w:p>
+            <w:pPr>
+              <w:jc w:val="center"/>
+              <w:rPr>
+                <w:b/>
+                <w:bCs/>
+                <w:lang w:val="ru-RU"/>
+              </w:rPr>
+            </w:pPr>
+          </w:p>
+        </w:tc>
+        <w:tc>
+          <w:tcPr>
+            <w:tcW w:w="2822" w:type="dxa"/>
+            <w:vAlign w:val="center"/>
+          </w:tcPr>
+          <w:p>
+            <w:pPr>
+              <w:jc w:val="center"/>
+              <w:rPr>
+                <w:b/>
+                <w:bCs/>
+                <w:lang w:val="ru-RU"/>
+              </w:rPr>
+            </w:pPr>
+          </w:p>
+        </w:tc>
+      </w:tr>
+      <w:tr>
+        <w:tc>
+          <w:tcPr>
+            <w:tcW w:w="2345" w:type="dxa"/>
+            <w:vMerge/>
+            <w:vAlign w:val="center"/>
+          </w:tcPr>
+          <w:p>
+            <w:pPr>
+              <w:jc w:val="center"/>
+              <w:rPr>
+                <w:lang w:val="ru-RU"/>
+              </w:rPr>
+            </w:pPr>
+          </w:p>
+        </w:tc>
+        <w:tc>
+          <w:tcPr>
+            <w:tcW w:w="1924" w:type="dxa"/>
+            <w:vAlign w:val="center"/>
+          </w:tcPr>
+          <w:p>
+            <w:pPr>
+              <w:jc w:val="center"/>
+              <w:rPr>
+                <w:sz w:val="20"/>
+                <w:szCs w:val="20"/>
+                <w:lang w:val="ru-RU"/>
+              </w:rPr>
+            </w:pPr>
+            <w:r>
+              <w:rPr>
+                <w:sz w:val="20"/>
+                <w:szCs w:val="20"/>
+                <w:lang w:val="ru-RU"/>
+              </w:rPr>
+              <w:t>Удаление</w:t>
+            </w:r>
+          </w:p>
+        </w:tc>
+        <w:tc>
+          <w:tcPr>
+            <w:tcW w:w="1756" w:type="dxa"/>
+          </w:tcPr>
+          <w:p>
+            <w:pPr>
+              <w:jc w:val="center"/>
+              <w:rPr>
+                <w:b/>
+                <w:bCs/>
+                <w:lang w:val="ru-RU"/>
+              </w:rPr>
+            </w:pPr>
+          </w:p>
+        </w:tc>
+        <w:tc>
+          <w:tcPr>
+            <w:tcW w:w="1914" w:type="dxa"/>
+            <w:vAlign w:val="center"/>
+          </w:tcPr>
+          <w:p>
+            <w:pPr>
+              <w:jc w:val="center"/>
+              <w:rPr>
+                <w:b/>
+                <w:bCs/>
+              </w:rPr>
+            </w:pPr>
+            <w:r>
+              <w:rPr>
+                <w:b/>
+                <w:bCs/>
+              </w:rPr>
+              <w:t>X</w:t>
+            </w:r>
+          </w:p>
+        </w:tc>
+        <w:tc>
+          <w:tcPr>
+            <w:tcW w:w="3187" w:type="dxa"/>
+            <w:vAlign w:val="center"/>
+          </w:tcPr>
+          <w:p>
+            <w:pPr>
+              <w:jc w:val="center"/>
+              <w:rPr>
+                <w:b/>
+                <w:bCs/>
+                <w:lang w:val="ru-RU"/>
+              </w:rPr>
+            </w:pPr>
+          </w:p>
+        </w:tc>
+        <w:tc>
+          <w:tcPr>
+            <w:tcW w:w="2822" w:type="dxa"/>
+            <w:vAlign w:val="center"/>
+          </w:tcPr>
+          <w:p>
+            <w:pPr>
+              <w:jc w:val="center"/>
+              <w:rPr>
+                <w:b/>
+                <w:bCs/>
+                <w:lang w:val="ru-RU"/>
+              </w:rPr>
+            </w:pPr>
+          </w:p>
+        </w:tc>
+      </w:tr>
+      <w:tr>
+        <w:tc>
+          <w:tcPr>
+            <w:tcW w:w="2345" w:type="dxa"/>
+            <w:vMerge w:val="restart"/>
+            <w:vAlign w:val="center"/>
+          </w:tcPr>
+          <w:p>
+            <w:pPr>
+              <w:jc w:val="center"/>
+              <w:rPr>
+                <w:sz w:val="20"/>
+                <w:szCs w:val="20"/>
+              </w:rPr>
+            </w:pPr>
+            <w:proofErr w:type="spellStart"/>
+            <w:r>
+              <w:rPr>
+                <w:sz w:val="20"/>
+                <w:szCs w:val="20"/>
+              </w:rPr>
+              <w:t>employeesCredentials</w:t>
+            </w:r>
+            <w:proofErr w:type="spellEnd"/>
+          </w:p>
+        </w:tc>
+        <w:tc>
+          <w:tcPr>
+            <w:tcW w:w="1924" w:type="dxa"/>
+            <w:vAlign w:val="center"/>
+          </w:tcPr>
+          <w:p>
+            <w:pPr>
+              <w:jc w:val="center"/>
+              <w:rPr>
+                <w:sz w:val="20"/>
+                <w:szCs w:val="20"/>
+                <w:lang w:val="ru-RU"/>
+              </w:rPr>
+            </w:pPr>
+            <w:r>
+              <w:rPr>
+                <w:sz w:val="20"/>
+                <w:szCs w:val="20"/>
+                <w:lang w:val="ru-RU"/>
+              </w:rPr>
+              <w:t>Выборка</w:t>
+            </w:r>
+          </w:p>
+        </w:tc>
+        <w:tc>
+          <w:tcPr>
+            <w:tcW w:w="1756" w:type="dxa"/>
+          </w:tcPr>
+          <w:p>
+            <w:pPr>
+              <w:jc w:val="center"/>
+              <w:rPr>
+                <w:b/>
+                <w:bCs/>
+              </w:rPr>
+            </w:pPr>
+            <w:r>
+              <w:rPr>
+                <w:b/>
+                <w:bCs/>
+              </w:rPr>
+              <w:t>X</w:t>
+            </w:r>
+          </w:p>
+        </w:tc>
+        <w:tc>
+          <w:tcPr>
+            <w:tcW w:w="1914" w:type="dxa"/>
+            <w:vAlign w:val="center"/>
+          </w:tcPr>
+          <w:p>
+            <w:pPr>
+              <w:jc w:val="center"/>
+              <w:rPr>
+                <w:b/>
+                <w:bCs/>
+                <w:lang w:val="ru-RU"/>
+              </w:rPr>
+            </w:pPr>
+          </w:p>
+        </w:tc>
+        <w:tc>
+          <w:tcPr>
+            <w:tcW w:w="3187" w:type="dxa"/>
+            <w:vAlign w:val="center"/>
+          </w:tcPr>
+          <w:p>
+            <w:pPr>
+              <w:jc w:val="center"/>
+              <w:rPr>
+                <w:b/>
+                <w:bCs/>
+                <w:lang w:val="ru-RU"/>
+              </w:rPr>
+            </w:pPr>
+          </w:p>
+        </w:tc>
+        <w:tc>
+          <w:tcPr>
+            <w:tcW w:w="2822" w:type="dxa"/>
+            <w:vAlign w:val="center"/>
+          </w:tcPr>
+          <w:p>
+            <w:pPr>
+              <w:jc w:val="center"/>
+              <w:rPr>
+                <w:b/>
+                <w:bCs/>
+                <w:lang w:val="ru-RU"/>
+              </w:rPr>
+            </w:pPr>
+          </w:p>
+        </w:tc>
+      </w:tr>
+      <w:tr>
+        <w:tc>
+          <w:tcPr>
+            <w:tcW w:w="2345" w:type="dxa"/>
+            <w:vMerge/>
+            <w:vAlign w:val="center"/>
+          </w:tcPr>
+          <w:p>
+            <w:pPr>
+              <w:jc w:val="center"/>
+              <w:rPr>
+                <w:lang w:val="ru-RU"/>
+              </w:rPr>
+            </w:pPr>
+          </w:p>
+        </w:tc>
+        <w:tc>
+          <w:tcPr>
+            <w:tcW w:w="1924" w:type="dxa"/>
+            <w:vAlign w:val="center"/>
+          </w:tcPr>
+          <w:p>
+            <w:pPr>
+              <w:jc w:val="center"/>
+              <w:rPr>
+                <w:sz w:val="20"/>
+                <w:szCs w:val="20"/>
+              </w:rPr>
+            </w:pPr>
+            <w:r>
+              <w:rPr>
+                <w:sz w:val="20"/>
+                <w:szCs w:val="20"/>
+                <w:lang w:val="ru-RU"/>
+              </w:rPr>
+              <w:t>Добавление</w:t>
+            </w:r>
+          </w:p>
+        </w:tc>
+        <w:tc>
+          <w:tcPr>
+            <w:tcW w:w="1756" w:type="dxa"/>
+          </w:tcPr>
+          <w:p>
+            <w:pPr>
+              <w:jc w:val="center"/>
+              <w:rPr>
+                <w:b/>
+                <w:bCs/>
+              </w:rPr>
+            </w:pPr>
+            <w:r>
+              <w:rPr>
+                <w:b/>
+                <w:bCs/>
+              </w:rPr>
+              <w:t>X</w:t>
+            </w:r>
+          </w:p>
+        </w:tc>
+        <w:tc>
+          <w:tcPr>
+            <w:tcW w:w="1914" w:type="dxa"/>
+            <w:vAlign w:val="center"/>
+          </w:tcPr>
+          <w:p>
+            <w:pPr>
+              <w:jc w:val="center"/>
+              <w:rPr>
+                <w:b/>
+                <w:bCs/>
+                <w:lang w:val="ru-RU"/>
+              </w:rPr>
+            </w:pPr>
+          </w:p>
+        </w:tc>
+        <w:tc>
+          <w:tcPr>
+            <w:tcW w:w="3187" w:type="dxa"/>
+            <w:vAlign w:val="center"/>
+          </w:tcPr>
+          <w:p>
+            <w:pPr>
+              <w:jc w:val="center"/>
+              <w:rPr>
+                <w:b/>
+                <w:bCs/>
+                <w:lang w:val="ru-RU"/>
+              </w:rPr>
+            </w:pPr>
+          </w:p>
+        </w:tc>
+        <w:tc>
+          <w:tcPr>
+            <w:tcW w:w="2822" w:type="dxa"/>
+            <w:vAlign w:val="center"/>
+          </w:tcPr>
+          <w:p>
+            <w:pPr>
+              <w:jc w:val="center"/>
+              <w:rPr>
+                <w:b/>
+                <w:bCs/>
+                <w:lang w:val="ru-RU"/>
+              </w:rPr>
+            </w:pPr>
+          </w:p>
+        </w:tc>
+      </w:tr>
+      <w:tr>
+        <w:tc>
+          <w:tcPr>
+            <w:tcW w:w="2345" w:type="dxa"/>
+            <w:vMerge/>
+            <w:vAlign w:val="center"/>
+          </w:tcPr>
+          <w:p>
+            <w:pPr>
+              <w:jc w:val="center"/>
+              <w:rPr>
+                <w:lang w:val="ru-RU"/>
+              </w:rPr>
+            </w:pPr>
+          </w:p>
+        </w:tc>
+        <w:tc>
+          <w:tcPr>
+            <w:tcW w:w="1924" w:type="dxa"/>
+            <w:vAlign w:val="center"/>
+          </w:tcPr>
+          <w:p>
+            <w:pPr>
+              <w:jc w:val="center"/>
+              <w:rPr>
+                <w:sz w:val="20"/>
+                <w:szCs w:val="20"/>
+                <w:lang w:val="ru-RU"/>
+              </w:rPr>
+            </w:pPr>
+            <w:r>
+              <w:rPr>
+                <w:sz w:val="20"/>
+                <w:szCs w:val="20"/>
+                <w:lang w:val="ru-RU"/>
+              </w:rPr>
+              <w:t>Изменение</w:t>
+            </w:r>
+          </w:p>
+        </w:tc>
+        <w:tc>
+          <w:tcPr>
+            <w:tcW w:w="1756" w:type="dxa"/>
+          </w:tcPr>
+          <w:p>
+            <w:pPr>
+              <w:jc w:val="center"/>
+              <w:rPr>
+                <w:b/>
+                <w:bCs/>
+              </w:rPr>
+            </w:pPr>
+            <w:r>
+              <w:rPr>
+                <w:b/>
+                <w:bCs/>
+              </w:rPr>
+              <w:t>X</w:t>
+            </w:r>
+          </w:p>
+        </w:tc>
+        <w:tc>
+          <w:tcPr>
+            <w:tcW w:w="1914" w:type="dxa"/>
+            <w:vAlign w:val="center"/>
+          </w:tcPr>
+          <w:p>
+            <w:pPr>
+              <w:jc w:val="center"/>
+              <w:rPr>
+                <w:b/>
+                <w:bCs/>
+                <w:lang w:val="ru-RU"/>
+              </w:rPr>
+            </w:pPr>
+          </w:p>
+        </w:tc>
+        <w:tc>
+          <w:tcPr>
+            <w:tcW w:w="3187" w:type="dxa"/>
+            <w:vAlign w:val="center"/>
+          </w:tcPr>
+          <w:p>
+            <w:pPr>
+              <w:jc w:val="center"/>
+              <w:rPr>
+                <w:b/>
+                <w:bCs/>
+                <w:lang w:val="ru-RU"/>
+              </w:rPr>
+            </w:pPr>
+          </w:p>
+        </w:tc>
+        <w:tc>
+          <w:tcPr>
+            <w:tcW w:w="2822" w:type="dxa"/>
+            <w:vAlign w:val="center"/>
+          </w:tcPr>
+          <w:p>
+            <w:pPr>
+              <w:jc w:val="center"/>
+              <w:rPr>
+                <w:b/>
+                <w:bCs/>
+                <w:lang w:val="ru-RU"/>
+              </w:rPr>
+            </w:pPr>
+          </w:p>
+        </w:tc>
+      </w:tr>
+      <w:tr>
+        <w:tc>
+          <w:tcPr>
+            <w:tcW w:w="2345" w:type="dxa"/>
+            <w:vMerge/>
+            <w:vAlign w:val="center"/>
+          </w:tcPr>
+          <w:p>
+            <w:pPr>
+              <w:jc w:val="center"/>
+              <w:rPr>
+                <w:lang w:val="ru-RU"/>
+              </w:rPr>
+            </w:pPr>
+          </w:p>
+        </w:tc>
+        <w:tc>
+          <w:tcPr>
+            <w:tcW w:w="1924" w:type="dxa"/>
+            <w:vAlign w:val="center"/>
+          </w:tcPr>
+          <w:p>
+            <w:pPr>
+              <w:jc w:val="center"/>
+              <w:rPr>
+                <w:sz w:val="20"/>
+                <w:szCs w:val="20"/>
+                <w:lang w:val="ru-RU"/>
+              </w:rPr>
+            </w:pPr>
+            <w:r>
+              <w:rPr>
+                <w:sz w:val="20"/>
+                <w:szCs w:val="20"/>
+                <w:lang w:val="ru-RU"/>
+              </w:rPr>
+              <w:t>Удаление</w:t>
+            </w:r>
+          </w:p>
+        </w:tc>
+        <w:tc>
+          <w:tcPr>
+            <w:tcW w:w="1756" w:type="dxa"/>
+          </w:tcPr>
+          <w:p>
+            <w:pPr>
+              <w:jc w:val="center"/>
+              <w:rPr>
+                <w:b/>
+                <w:bCs/>
+              </w:rPr>
+            </w:pPr>
+            <w:r>
+              <w:rPr>
+                <w:b/>
+                <w:bCs/>
+              </w:rPr>
+              <w:t>X</w:t>
+            </w:r>
+          </w:p>
+        </w:tc>
+        <w:tc>
+          <w:tcPr>
+            <w:tcW w:w="1914" w:type="dxa"/>
+            <w:vAlign w:val="center"/>
+          </w:tcPr>
+          <w:p>
+            <w:pPr>
+              <w:jc w:val="center"/>
+              <w:rPr>
+                <w:b/>
+                <w:bCs/>
+                <w:lang w:val="ru-RU"/>
+              </w:rPr>
+            </w:pPr>
+          </w:p>
+        </w:tc>
+        <w:tc>
+          <w:tcPr>
+            <w:tcW w:w="3187" w:type="dxa"/>
+            <w:vAlign w:val="center"/>
+          </w:tcPr>
+          <w:p>
+            <w:pPr>
+              <w:jc w:val="center"/>
+              <w:rPr>
+                <w:b/>
+                <w:bCs/>
+                <w:lang w:val="ru-RU"/>
+              </w:rPr>
+            </w:pPr>
+          </w:p>
+        </w:tc>
+        <w:tc>
+          <w:tcPr>
+            <w:tcW w:w="2822" w:type="dxa"/>
+            <w:vAlign w:val="center"/>
+          </w:tcPr>
+          <w:p>
+            <w:pPr>
+              <w:jc w:val="center"/>
+              <w:rPr>
+                <w:b/>
+                <w:bCs/>
+                <w:lang w:val="ru-RU"/>
+              </w:rPr>
+            </w:pPr>
+          </w:p>
+        </w:tc>
+      </w:tr>
+      <w:tr>
+        <w:tc>
+          <w:tcPr>
+            <w:tcW w:w="2345" w:type="dxa"/>
+            <w:vMerge w:val="restart"/>
+            <w:vAlign w:val="center"/>
+          </w:tcPr>
+          <w:p>
+            <w:pPr>
+              <w:jc w:val="center"/>
+              <w:rPr>
+                <w:sz w:val="20"/>
+                <w:szCs w:val="20"/>
+              </w:rPr>
+            </w:pPr>
+            <w:proofErr w:type="spellStart"/>
+            <w:r>
+              <w:rPr>
+                <w:sz w:val="20"/>
+                <w:szCs w:val="20"/>
+              </w:rPr>
+              <w:t>companyEmployees</w:t>
+            </w:r>
+            <w:proofErr w:type="spellEnd"/>
+          </w:p>
+        </w:tc>
+        <w:tc>
+          <w:tcPr>
+            <w:tcW w:w="1924" w:type="dxa"/>
+            <w:vAlign w:val="center"/>
+          </w:tcPr>
+          <w:p>
+            <w:pPr>
+              <w:jc w:val="center"/>
+              <w:rPr>
+                <w:sz w:val="20"/>
+                <w:szCs w:val="20"/>
+                <w:lang w:val="ru-RU"/>
+              </w:rPr>
+            </w:pPr>
+            <w:r>
+              <w:rPr>
+                <w:sz w:val="20"/>
+                <w:szCs w:val="20"/>
+                <w:lang w:val="ru-RU"/>
+              </w:rPr>
+              <w:t>Выборка</w:t>
+            </w:r>
+          </w:p>
+        </w:tc>
+        <w:tc>
+          <w:tcPr>
+            <w:tcW w:w="1756" w:type="dxa"/>
+          </w:tcPr>
+          <w:p>
+            <w:pPr>
+              <w:jc w:val="center"/>
+              <w:rPr>
+                <w:b/>
+                <w:bCs/>
+              </w:rPr>
+            </w:pPr>
+            <w:r>
+              <w:rPr>
+                <w:b/>
+                <w:bCs/>
+              </w:rPr>
+              <w:t>X</w:t>
+            </w:r>
+          </w:p>
+        </w:tc>
+        <w:tc>
+          <w:tcPr>
+            <w:tcW w:w="1914" w:type="dxa"/>
+            <w:vAlign w:val="center"/>
+          </w:tcPr>
+          <w:p>
+            <w:pPr>
+              <w:jc w:val="center"/>
+              <w:rPr>
+                <w:b/>
+                <w:bCs/>
+                <w:lang w:val="ru-RU"/>
+              </w:rPr>
+            </w:pPr>
+          </w:p>
+        </w:tc>
+        <w:tc>
+          <w:tcPr>
+            <w:tcW w:w="3187" w:type="dxa"/>
+            <w:vAlign w:val="center"/>
+          </w:tcPr>
+          <w:p>
+            <w:pPr>
+              <w:jc w:val="center"/>
+              <w:rPr>
+                <w:b/>
+                <w:bCs/>
+              </w:rPr>
+            </w:pPr>
+            <w:r>
+              <w:rPr>
+                <w:b/>
+                <w:bCs/>
+              </w:rPr>
+              <w:t>X</w:t>
+            </w:r>
+          </w:p>
+        </w:tc>
+        <w:tc>
+          <w:tcPr>
+            <w:tcW w:w="2822" w:type="dxa"/>
+            <w:vAlign w:val="center"/>
+          </w:tcPr>
+          <w:p>
+            <w:pPr>
+              <w:jc w:val="center"/>
+              <w:rPr>
+                <w:b/>
+                <w:bCs/>
+                <w:lang w:val="ru-RU"/>
+              </w:rPr>
+            </w:pPr>
+          </w:p>
+        </w:tc>
+      </w:tr>
+      <w:tr>
+        <w:tc>
+          <w:tcPr>
+            <w:tcW w:w="2345" w:type="dxa"/>
+            <w:vMerge/>
+            <w:vAlign w:val="center"/>
+          </w:tcPr>
+          <w:p>
+            <w:pPr>
+              <w:jc w:val="center"/>
+              <w:rPr>
+                <w:lang w:val="ru-RU"/>
+              </w:rPr>
+            </w:pPr>
+          </w:p>
+        </w:tc>
+        <w:tc>
+          <w:tcPr>
+            <w:tcW w:w="1924" w:type="dxa"/>
+            <w:vAlign w:val="center"/>
+          </w:tcPr>
+          <w:p>
+            <w:pPr>
+              <w:jc w:val="center"/>
+              <w:rPr>
+                <w:sz w:val="20"/>
+                <w:szCs w:val="20"/>
+              </w:rPr>
+            </w:pPr>
+            <w:r>
+              <w:rPr>
+                <w:sz w:val="20"/>
+                <w:szCs w:val="20"/>
+                <w:lang w:val="ru-RU"/>
+              </w:rPr>
+              <w:t>Добавление</w:t>
+            </w:r>
+          </w:p>
+        </w:tc>
+        <w:tc>
+          <w:tcPr>
+            <w:tcW w:w="1756" w:type="dxa"/>
+          </w:tcPr>
+          <w:p>
+            <w:pPr>
+              <w:jc w:val="center"/>
+              <w:rPr>
+                <w:b/>
+                <w:bCs/>
+              </w:rPr>
+            </w:pPr>
+            <w:r>
+              <w:rPr>
+                <w:b/>
+                <w:bCs/>
+              </w:rPr>
+              <w:t>X</w:t>
+            </w:r>
+          </w:p>
+        </w:tc>
+        <w:tc>
+          <w:tcPr>
+            <w:tcW w:w="1914" w:type="dxa"/>
+            <w:vAlign w:val="center"/>
+          </w:tcPr>
+          <w:p>
+            <w:pPr>
+              <w:jc w:val="center"/>
+              <w:rPr>
+                <w:b/>
+                <w:bCs/>
+                <w:lang w:val="ru-RU"/>
+              </w:rPr>
+            </w:pPr>
+          </w:p>
+        </w:tc>
+        <w:tc>
+          <w:tcPr>
+            <w:tcW w:w="3187" w:type="dxa"/>
+            <w:vAlign w:val="center"/>
+          </w:tcPr>
+          <w:p>
+            <w:pPr>
+              <w:jc w:val="center"/>
+              <w:rPr>
+                <w:b/>
+                <w:bCs/>
+                <w:lang w:val="ru-RU"/>
+              </w:rPr>
+            </w:pPr>
+          </w:p>
+        </w:tc>
+        <w:tc>
+          <w:tcPr>
+            <w:tcW w:w="2822" w:type="dxa"/>
+            <w:vAlign w:val="center"/>
+          </w:tcPr>
+          <w:p>
+            <w:pPr>
+              <w:jc w:val="center"/>
+              <w:rPr>
+                <w:b/>
+                <w:bCs/>
+                <w:lang w:val="ru-RU"/>
+              </w:rPr>
+            </w:pPr>
+          </w:p>
+        </w:tc>
+      </w:tr>
+      <w:tr>
+        <w:tc>
+          <w:tcPr>
+            <w:tcW w:w="2345" w:type="dxa"/>
+            <w:vMerge/>
+            <w:vAlign w:val="center"/>
+          </w:tcPr>
+          <w:p>
+            <w:pPr>
+              <w:jc w:val="center"/>
+              <w:rPr>
+                <w:lang w:val="ru-RU"/>
+              </w:rPr>
+            </w:pPr>
+          </w:p>
+        </w:tc>
+        <w:tc>
+          <w:tcPr>
+            <w:tcW w:w="1924" w:type="dxa"/>
+            <w:vAlign w:val="center"/>
+          </w:tcPr>
+          <w:p>
+            <w:pPr>
+              <w:jc w:val="center"/>
+              <w:rPr>
+                <w:sz w:val="20"/>
+                <w:szCs w:val="20"/>
+                <w:lang w:val="ru-RU"/>
+              </w:rPr>
+            </w:pPr>
+            <w:r>
+              <w:rPr>
+                <w:sz w:val="20"/>
+                <w:szCs w:val="20"/>
+                <w:lang w:val="ru-RU"/>
+              </w:rPr>
+              <w:t>Изменение</w:t>
+            </w:r>
+          </w:p>
+        </w:tc>
+        <w:tc>
+          <w:tcPr>
+            <w:tcW w:w="1756" w:type="dxa"/>
+          </w:tcPr>
+          <w:p>
+            <w:pPr>
+              <w:jc w:val="center"/>
+              <w:rPr>
+                <w:b/>
+                <w:bCs/>
+              </w:rPr>
+            </w:pPr>
+            <w:r>
+              <w:rPr>
+                <w:b/>
+                <w:bCs/>
+              </w:rPr>
+              <w:t>X</w:t>
+            </w:r>
+          </w:p>
+        </w:tc>
+        <w:tc>
+          <w:tcPr>
+            <w:tcW w:w="1914" w:type="dxa"/>
+            <w:vAlign w:val="center"/>
+          </w:tcPr>
+          <w:p>
+            <w:pPr>
+              <w:jc w:val="center"/>
+              <w:rPr>
+                <w:b/>
+                <w:bCs/>
+                <w:lang w:val="ru-RU"/>
+              </w:rPr>
+            </w:pPr>
+          </w:p>
+        </w:tc>
+        <w:tc>
+          <w:tcPr>
+            <w:tcW w:w="3187" w:type="dxa"/>
+            <w:vAlign w:val="center"/>
+          </w:tcPr>
+          <w:p>
+            <w:pPr>
+              <w:jc w:val="center"/>
+              <w:rPr>
+                <w:b/>
+                <w:bCs/>
+                <w:lang w:val="ru-RU"/>
+              </w:rPr>
+            </w:pPr>
+          </w:p>
+        </w:tc>
+        <w:tc>
+          <w:tcPr>
+            <w:tcW w:w="2822" w:type="dxa"/>
+            <w:vAlign w:val="center"/>
+          </w:tcPr>
+          <w:p>
+            <w:pPr>
+              <w:jc w:val="center"/>
+              <w:rPr>
+                <w:b/>
+                <w:bCs/>
+                <w:lang w:val="ru-RU"/>
+              </w:rPr>
+            </w:pPr>
+          </w:p>
+        </w:tc>
+      </w:tr>
+      <w:tr>
+        <w:tc>
+          <w:tcPr>
+            <w:tcW w:w="2345" w:type="dxa"/>
+            <w:vMerge/>
+            <w:vAlign w:val="center"/>
+          </w:tcPr>
+          <w:p>
+            <w:pPr>
+              <w:jc w:val="center"/>
+              <w:rPr>
+                <w:lang w:val="ru-RU"/>
+              </w:rPr>
+            </w:pPr>
+          </w:p>
+        </w:tc>
+        <w:tc>
+          <w:tcPr>
+            <w:tcW w:w="1924" w:type="dxa"/>
+            <w:vAlign w:val="center"/>
+          </w:tcPr>
+          <w:p>
+            <w:pPr>
+              <w:jc w:val="center"/>
+              <w:rPr>
+                <w:sz w:val="20"/>
+                <w:szCs w:val="20"/>
+                <w:lang w:val="ru-RU"/>
+              </w:rPr>
+            </w:pPr>
+            <w:r>
+              <w:rPr>
+                <w:sz w:val="20"/>
+                <w:szCs w:val="20"/>
+                <w:lang w:val="ru-RU"/>
+              </w:rPr>
+              <w:t>Удаление</w:t>
+            </w:r>
+          </w:p>
+        </w:tc>
+        <w:tc>
+          <w:tcPr>
+            <w:tcW w:w="1756" w:type="dxa"/>
+          </w:tcPr>
+          <w:p>
+            <w:pPr>
+              <w:jc w:val="center"/>
+              <w:rPr>
+                <w:b/>
+                <w:bCs/>
+              </w:rPr>
+            </w:pPr>
+            <w:r>
+              <w:rPr>
+                <w:b/>
+                <w:bCs/>
+              </w:rPr>
+              <w:t>X</w:t>
+            </w:r>
+          </w:p>
+        </w:tc>
+        <w:tc>
+          <w:tcPr>
+            <w:tcW w:w="1914" w:type="dxa"/>
+            <w:vAlign w:val="center"/>
+          </w:tcPr>
+          <w:p>
+            <w:pPr>
+              <w:jc w:val="center"/>
+              <w:rPr>
+                <w:b/>
+                <w:bCs/>
+                <w:lang w:val="ru-RU"/>
+              </w:rPr>
+            </w:pPr>
+          </w:p>
+        </w:tc>
+        <w:tc>
+          <w:tcPr>
+            <w:tcW w:w="3187" w:type="dxa"/>
+            <w:vAlign w:val="center"/>
+          </w:tcPr>
+          <w:p>
+            <w:pPr>
+              <w:jc w:val="center"/>
+              <w:rPr>
+                <w:b/>
+                <w:bCs/>
+                <w:lang w:val="ru-RU"/>
+              </w:rPr>
+            </w:pPr>
+          </w:p>
+        </w:tc>
+        <w:tc>
+          <w:tcPr>
+            <w:tcW w:w="2822" w:type="dxa"/>
+            <w:vAlign w:val="center"/>
+          </w:tcPr>
+          <w:p>
+            <w:pPr>
+              <w:jc w:val="center"/>
+              <w:rPr>
+                <w:b/>
+                <w:bCs/>
+                <w:lang w:val="ru-RU"/>
+              </w:rPr>
+            </w:pPr>
+          </w:p>
+        </w:tc>
+      </w:tr>
+      <w:tr>
+        <w:tc>
+          <w:tcPr>
+            <w:tcW w:w="2345" w:type="dxa"/>
+            <w:vMerge w:val="restart"/>
+            <w:vAlign w:val="center"/>
+          </w:tcPr>
+          <w:p>
+            <w:pPr>
+              <w:jc w:val="center"/>
+              <w:rPr>
+                <w:sz w:val="20"/>
+                <w:szCs w:val="20"/>
+              </w:rPr>
+            </w:pPr>
+            <w:proofErr w:type="spellStart"/>
+            <w:r>
+              <w:rPr>
+                <w:sz w:val="20"/>
+                <w:szCs w:val="20"/>
+              </w:rPr>
+              <w:t>customersEmployees</w:t>
+            </w:r>
+            <w:proofErr w:type="spellEnd"/>
+          </w:p>
+        </w:tc>
+        <w:tc>
+          <w:tcPr>
+            <w:tcW w:w="1924" w:type="dxa"/>
+            <w:vAlign w:val="center"/>
+          </w:tcPr>
+          <w:p>
+            <w:pPr>
+              <w:jc w:val="center"/>
+              <w:rPr>
+                <w:sz w:val="20"/>
+                <w:szCs w:val="20"/>
+                <w:lang w:val="ru-RU"/>
+              </w:rPr>
+            </w:pPr>
+            <w:r>
+              <w:rPr>
+                <w:sz w:val="20"/>
+                <w:szCs w:val="20"/>
+                <w:lang w:val="ru-RU"/>
+              </w:rPr>
+              <w:t>Выборка</w:t>
+            </w:r>
+          </w:p>
+        </w:tc>
+        <w:tc>
+          <w:tcPr>
+            <w:tcW w:w="1756" w:type="dxa"/>
+          </w:tcPr>
+          <w:p>
+            <w:pPr>
+              <w:jc w:val="center"/>
+              <w:rPr>
+                <w:b/>
+                <w:bCs/>
+              </w:rPr>
+            </w:pPr>
+            <w:r>
+              <w:rPr>
+                <w:b/>
+                <w:bCs/>
+              </w:rPr>
+              <w:t>X</w:t>
+            </w:r>
+          </w:p>
+        </w:tc>
+        <w:tc>
+          <w:tcPr>
+            <w:tcW w:w="1914" w:type="dxa"/>
+            <w:vAlign w:val="center"/>
+          </w:tcPr>
+          <w:p>
+            <w:pPr>
+              <w:jc w:val="center"/>
+              <w:rPr>
+                <w:b/>
+                <w:bCs/>
+                <w:lang w:val="ru-RU"/>
+              </w:rPr>
+            </w:pPr>
+          </w:p>
+        </w:tc>
+        <w:tc>
+          <w:tcPr>
+            <w:tcW w:w="3187" w:type="dxa"/>
+            <w:vAlign w:val="center"/>
+          </w:tcPr>
+          <w:p>
+            <w:pPr>
+              <w:jc w:val="center"/>
+              <w:rPr>
+                <w:b/>
+                <w:bCs/>
+              </w:rPr>
+            </w:pPr>
+            <w:r>
+              <w:rPr>
+                <w:b/>
+                <w:bCs/>
+              </w:rPr>
+              <w:t>X</w:t>
+            </w:r>
+          </w:p>
+        </w:tc>
+        <w:tc>
+          <w:tcPr>
+            <w:tcW w:w="2822" w:type="dxa"/>
+            <w:vAlign w:val="center"/>
+          </w:tcPr>
+          <w:p>
+            <w:pPr>
+              <w:jc w:val="center"/>
+              <w:rPr>
+                <w:b/>
+                <w:bCs/>
+              </w:rPr>
+            </w:pPr>
+            <w:r>
+              <w:rPr>
+                <w:b/>
+                <w:bCs/>
+              </w:rPr>
+              <w:t>X</w:t>
+            </w:r>
+          </w:p>
+        </w:tc>
+      </w:tr>
+      <w:tr>
+        <w:tc>
+          <w:tcPr>
+            <w:tcW w:w="2345" w:type="dxa"/>
+            <w:vMerge/>
+            <w:vAlign w:val="center"/>
+          </w:tcPr>
+          <w:p>
+            <w:pPr>
+              <w:jc w:val="center"/>
+              <w:rPr>
+                <w:lang w:val="ru-RU"/>
+              </w:rPr>
+            </w:pPr>
+          </w:p>
+        </w:tc>
+        <w:tc>
+          <w:tcPr>
+            <w:tcW w:w="1924" w:type="dxa"/>
+            <w:vAlign w:val="center"/>
+          </w:tcPr>
+          <w:p>
+            <w:pPr>
+              <w:jc w:val="center"/>
+              <w:rPr>
+                <w:sz w:val="20"/>
+                <w:szCs w:val="20"/>
+              </w:rPr>
+            </w:pPr>
+            <w:r>
+              <w:rPr>
+                <w:sz w:val="20"/>
+                <w:szCs w:val="20"/>
+                <w:lang w:val="ru-RU"/>
+              </w:rPr>
+              <w:t>Добавление</w:t>
+            </w:r>
+          </w:p>
+        </w:tc>
+        <w:tc>
+          <w:tcPr>
+            <w:tcW w:w="1756" w:type="dxa"/>
+          </w:tcPr>
+          <w:p>
+            <w:pPr>
+              <w:jc w:val="center"/>
+              <w:rPr>
+                <w:b/>
+                <w:bCs/>
+              </w:rPr>
+            </w:pPr>
+            <w:r>
+              <w:rPr>
+                <w:b/>
+                <w:bCs/>
+              </w:rPr>
+              <w:t>X</w:t>
+            </w:r>
+          </w:p>
+        </w:tc>
+        <w:tc>
+          <w:tcPr>
+            <w:tcW w:w="1914" w:type="dxa"/>
+            <w:vAlign w:val="center"/>
+          </w:tcPr>
+          <w:p>
+            <w:pPr>
+              <w:jc w:val="center"/>
+              <w:rPr>
+                <w:b/>
+                <w:bCs/>
+                <w:lang w:val="ru-RU"/>
+              </w:rPr>
+            </w:pPr>
+          </w:p>
+        </w:tc>
+        <w:tc>
+          <w:tcPr>
+            <w:tcW w:w="3187" w:type="dxa"/>
+            <w:vAlign w:val="center"/>
+          </w:tcPr>
+          <w:p>
+            <w:pPr>
+              <w:jc w:val="center"/>
+              <w:rPr>
+                <w:b/>
+                <w:bCs/>
+                <w:lang w:val="ru-RU"/>
+              </w:rPr>
+            </w:pPr>
+          </w:p>
+        </w:tc>
+        <w:tc>
+          <w:tcPr>
+            <w:tcW w:w="2822" w:type="dxa"/>
+            <w:vAlign w:val="center"/>
+          </w:tcPr>
+          <w:p>
+            <w:pPr>
+              <w:jc w:val="center"/>
+              <w:rPr>
+                <w:b/>
+                <w:bCs/>
+                <w:lang w:val="ru-RU"/>
+              </w:rPr>
+            </w:pPr>
+          </w:p>
+        </w:tc>
+      </w:tr>
+      <w:tr>
+        <w:tc>
+          <w:tcPr>
+            <w:tcW w:w="2345" w:type="dxa"/>
+            <w:vMerge/>
+            <w:vAlign w:val="center"/>
+          </w:tcPr>
+          <w:p>
+            <w:pPr>
+              <w:jc w:val="center"/>
+              <w:rPr>
+                <w:lang w:val="ru-RU"/>
+              </w:rPr>
+            </w:pPr>
+          </w:p>
+        </w:tc>
+        <w:tc>
+          <w:tcPr>
+            <w:tcW w:w="1924" w:type="dxa"/>
+            <w:vAlign w:val="center"/>
+          </w:tcPr>
+          <w:p>
+            <w:pPr>
+              <w:jc w:val="center"/>
+              <w:rPr>
+                <w:sz w:val="20"/>
+                <w:szCs w:val="20"/>
+                <w:lang w:val="ru-RU"/>
+              </w:rPr>
+            </w:pPr>
+            <w:r>
+              <w:rPr>
+                <w:sz w:val="20"/>
+                <w:szCs w:val="20"/>
+                <w:lang w:val="ru-RU"/>
+              </w:rPr>
+              <w:t>Изменение</w:t>
+            </w:r>
+          </w:p>
+        </w:tc>
+        <w:tc>
+          <w:tcPr>
+            <w:tcW w:w="1756" w:type="dxa"/>
+          </w:tcPr>
+          <w:p>
+            <w:pPr>
+              <w:jc w:val="center"/>
+              <w:rPr>
+                <w:b/>
+                <w:bCs/>
+              </w:rPr>
+            </w:pPr>
+            <w:r>
+              <w:rPr>
+                <w:b/>
+                <w:bCs/>
+              </w:rPr>
+              <w:t>X</w:t>
+            </w:r>
+          </w:p>
+        </w:tc>
+        <w:tc>
+          <w:tcPr>
+            <w:tcW w:w="1914" w:type="dxa"/>
+            <w:vAlign w:val="center"/>
+          </w:tcPr>
+          <w:p>
+            <w:pPr>
+              <w:jc w:val="center"/>
+              <w:rPr>
+                <w:b/>
+                <w:bCs/>
+                <w:lang w:val="ru-RU"/>
+              </w:rPr>
+            </w:pPr>
+          </w:p>
+        </w:tc>
+        <w:tc>
+          <w:tcPr>
+            <w:tcW w:w="3187" w:type="dxa"/>
+            <w:vAlign w:val="center"/>
+          </w:tcPr>
+          <w:p>
+            <w:pPr>
+              <w:jc w:val="center"/>
+              <w:rPr>
+                <w:b/>
+                <w:bCs/>
+                <w:lang w:val="ru-RU"/>
+              </w:rPr>
+            </w:pPr>
+          </w:p>
+        </w:tc>
+        <w:tc>
+          <w:tcPr>
+            <w:tcW w:w="2822" w:type="dxa"/>
+            <w:vAlign w:val="center"/>
+          </w:tcPr>
+          <w:p>
+            <w:pPr>
+              <w:jc w:val="center"/>
+              <w:rPr>
+                <w:b/>
+                <w:bCs/>
+                <w:lang w:val="ru-RU"/>
+              </w:rPr>
+            </w:pPr>
+          </w:p>
+        </w:tc>
+      </w:tr>
+      <w:tr>
+        <w:tc>
+          <w:tcPr>
+            <w:tcW w:w="2345" w:type="dxa"/>
+            <w:vMerge/>
+            <w:vAlign w:val="center"/>
+          </w:tcPr>
+          <w:p>
+            <w:pPr>
+              <w:jc w:val="center"/>
+              <w:rPr>
+                <w:lang w:val="ru-RU"/>
+              </w:rPr>
+            </w:pPr>
+          </w:p>
+        </w:tc>
+        <w:tc>
+          <w:tcPr>
+            <w:tcW w:w="1924" w:type="dxa"/>
+            <w:vAlign w:val="center"/>
+          </w:tcPr>
+          <w:p>
+            <w:pPr>
+              <w:jc w:val="center"/>
+              <w:rPr>
+                <w:sz w:val="20"/>
+                <w:szCs w:val="20"/>
+                <w:lang w:val="ru-RU"/>
+              </w:rPr>
+            </w:pPr>
+            <w:r>
+              <w:rPr>
+                <w:sz w:val="20"/>
+                <w:szCs w:val="20"/>
+                <w:lang w:val="ru-RU"/>
+              </w:rPr>
+              <w:t>Удаление</w:t>
+            </w:r>
+          </w:p>
+        </w:tc>
+        <w:tc>
+          <w:tcPr>
+            <w:tcW w:w="1756" w:type="dxa"/>
+          </w:tcPr>
+          <w:p>
+            <w:pPr>
+              <w:jc w:val="center"/>
+              <w:rPr>
+                <w:b/>
+                <w:bCs/>
+              </w:rPr>
+            </w:pPr>
+            <w:r>
+              <w:rPr>
+                <w:b/>
+                <w:bCs/>
+              </w:rPr>
+              <w:t>X</w:t>
+            </w:r>
+          </w:p>
+        </w:tc>
+        <w:tc>
+          <w:tcPr>
+            <w:tcW w:w="1914" w:type="dxa"/>
+            <w:vAlign w:val="center"/>
+          </w:tcPr>
+          <w:p>
+            <w:pPr>
+              <w:jc w:val="center"/>
+              <w:rPr>
+                <w:b/>
+                <w:bCs/>
+                <w:lang w:val="ru-RU"/>
+              </w:rPr>
+            </w:pPr>
+          </w:p>
+        </w:tc>
+        <w:tc>
+          <w:tcPr>
+            <w:tcW w:w="3187" w:type="dxa"/>
+            <w:vAlign w:val="center"/>
+          </w:tcPr>
+          <w:p>
+            <w:pPr>
+              <w:jc w:val="center"/>
+              <w:rPr>
+                <w:b/>
+                <w:bCs/>
+                <w:lang w:val="ru-RU"/>
+              </w:rPr>
+            </w:pPr>
+          </w:p>
+        </w:tc>
+        <w:tc>
+          <w:tcPr>
+            <w:tcW w:w="2822" w:type="dxa"/>
+            <w:vAlign w:val="center"/>
+          </w:tcPr>
+          <w:p>
+            <w:pPr>
+              <w:jc w:val="center"/>
+              <w:rPr>
+                <w:b/>
+                <w:bCs/>
+                <w:lang w:val="ru-RU"/>
+              </w:rPr>
+            </w:pPr>
+          </w:p>
+        </w:tc>
+      </w:tr>
+    </w:tbl>
+    <w:p>
+      <w:pPr>
+        <w:rPr>
+          <w:lang w:val="ru-RU"/>
+        </w:rPr>
+      </w:pPr>
+    </w:p>
+    <w:p>
+      <w:pPr>
+        <w:rPr>
+          <w:lang w:val="ru-RU"/>
+        </w:rPr>
+      </w:pPr>
+      <w:r>
+        <w:rPr>
+          <w:lang w:val="ru-RU"/>
+        </w:rPr>
+        <w:br w:type="page"/>
+      </w:r>
+    </w:p>
+    <w:p>
+      <w:pPr>
+        <w:pStyle w:val="Heading1"/>
+        <w:rPr>
+          <w:lang w:val="ru-RU"/>
+        </w:rPr>
+      </w:pPr>
+      <w:r>
+        <w:rPr>
+          <w:lang w:val="ru-RU"/>
+        </w:rPr>
+        <w:lastRenderedPageBreak/>
+        <w:t>Этап 9: Тестирование доступа</w:t>
+      </w:r>
+    </w:p>
+    <w:tbl>
+      <w:tblPr>
+        <w:tblStyle w:val="TableGrid"/>
+        <w:tblW w:w="0" w:type="auto"/>
+        <w:tblInd w:w="0" w:type="dxa"/>
+        <w:tblLayout w:type="fixed"/>
+        <w:tblLook w:val="04A0" w:firstRow="1" w:lastRow="0" w:firstColumn="1" w:lastColumn="0" w:noHBand="0" w:noVBand="1"/>
+      </w:tblPr>
+      <w:tblGrid>
+        <w:gridCol w:w="1975"/>
+        <w:gridCol w:w="8279"/>
+        <w:gridCol w:w="3694"/>
+      </w:tblGrid>
+      <w:tr>
+        <w:tc>
+          <w:tcPr>
+            <w:tcW w:w="1975" w:type="dxa"/>
+            <w:vAlign w:val="center"/>
+          </w:tcPr>
+          <w:p>
+            <w:pPr>
+              <w:jc w:val="center"/>
+              <w:rPr>
+                <w:b/>
+                <w:bCs/>
+                <w:lang w:val="ru-RU"/>
+              </w:rPr>
+            </w:pPr>
+            <w:r>
+              <w:rPr>
+                <w:rFonts w:asciiTheme="minorHAnsi" w:eastAsiaTheme="minorHAnsi" w:hAnsiTheme="minorHAnsi" w:cstheme="minorBidi"/>
+                <w:b/>
+                <w:bCs/>
+                <w:lang w:val="ru-RU"/>
+              </w:rPr>
+              <w:t>Роль</w:t>
+            </w:r>
+          </w:p>
+        </w:tc>
+        <w:tc>
+          <w:tcPr>
+            <w:tcW w:w="8279" w:type="dxa"/>
+            <w:vAlign w:val="center"/>
+          </w:tcPr>
+          <w:p>
+            <w:pPr>
+              <w:jc w:val="center"/>
+              <w:rPr>
+                <w:b/>
+                <w:bCs/>
+                <w:lang w:val="ru-RU"/>
+              </w:rPr>
+            </w:pPr>
+            <w:r>
+              <w:rPr>
+                <w:b/>
+                <w:bCs/>
+                <w:lang w:val="ru-RU"/>
+              </w:rPr>
+              <w:t>Запрос с доступом</w:t>
+            </w:r>
+          </w:p>
+        </w:tc>
+        <w:tc>
+          <w:tcPr>
+            <w:tcW w:w="3694" w:type="dxa"/>
+            <w:vAlign w:val="center"/>
+          </w:tcPr>
+          <w:p>
+            <w:pPr>
+              <w:jc w:val="center"/>
+              <w:rPr>
+                <w:b/>
+                <w:bCs/>
+                <w:lang w:val="ru-RU"/>
+              </w:rPr>
+            </w:pPr>
+            <w:r>
+              <w:rPr>
+                <w:b/>
+                <w:bCs/>
+                <w:lang w:val="ru-RU"/>
+              </w:rPr>
+              <w:t>Запрос без доступа</w:t>
+            </w:r>
+          </w:p>
+        </w:tc>
+      </w:tr>
+      <w:tr>
+        <w:tc>
+          <w:tcPr>
+            <w:tcW w:w="1975" w:type="dxa"/>
+            <w:vAlign w:val="center"/>
+          </w:tcPr>
+          <w:p>
+            <w:pPr>
+              <w:jc w:val="center"/>
+            </w:pPr>
+            <w:proofErr w:type="spellStart"/>
+            <w:r>
+              <w:t>rl_administrator</w:t>
+            </w:r>
+            <w:proofErr w:type="spellEnd"/>
+          </w:p>
+        </w:tc>
+        <w:tc>
+          <w:tcPr>
+            <w:tcW w:w="8279" w:type="dxa"/>
+            <w:vAlign w:val="center"/>
+          </w:tcPr>
+          <w:p>
+            <w:pPr>
+              <w:jc w:val="center"/>
+              <w:rPr>
+                <w:lang w:val="ru-RU"/>
+              </w:rPr>
+            </w:pPr>
+            <w:r>
+              <w:rPr>
+                <w:lang w:val="ru-RU"/>
+              </w:rPr>
+              <w:drawing>
+                <wp:inline distT="0" distB="0" distL="0" distR="0" wp14:anchorId="5130A344" wp14:editId="1C2C2B3E">
+                  <wp:extent cx="5247648" cy="1425929"/>
+                  <wp:effectExtent l="0" t="0" r="0" b="3175"/>
+                  <wp:docPr id="33974354" name="Picture 1"/>
+                  <wp:cNvGraphicFramePr>
+                    <a:graphicFrameLocks xmlns:a="http://schemas.openxmlformats.org/drawingml/2006/main" noChangeAspect="1"/>
+                  </wp:cNvGraphicFramePr>
+                  <a:graphic xmlns:a="http://schemas.openxmlformats.org/drawingml/2006/main">
+                    <a:graphicData uri="http://schemas.openxmlformats.org/drawingml/2006/picture">
+                      <pic:pic xmlns:pic="http://schemas.openxmlformats.org/drawingml/2006/picture">
+                        <pic:nvPicPr>
+                          <pic:cNvPr id="33974354" name=""/>
+                          <pic:cNvPicPr/>
+                        </pic:nvPicPr>
+                        <pic:blipFill>
+                          <a:blip r:embed="rId47"/>
+                          <a:stretch>
+                            <a:fillRect/>
+                          </a:stretch>
+                        </pic:blipFill>
+                        <pic:spPr>
+                          <a:xfrm>
+                            <a:off x="0" y="0"/>
+                            <a:ext cx="5277413" cy="1434017"/>
+                          </a:xfrm>
+                          <a:prstGeom prst="rect">
+                            <a:avLst/>
+                          </a:prstGeom>
+                        </pic:spPr>
+                      </pic:pic>
+                    </a:graphicData>
+                  </a:graphic>
+                </wp:inline>
+              </w:drawing>
+            </w:r>
+          </w:p>
+        </w:tc>
+        <w:tc>
+          <w:tcPr>
+            <w:tcW w:w="3694" w:type="dxa"/>
+            <w:vAlign w:val="center"/>
+          </w:tcPr>
+          <w:p>
+            <w:pPr>
+              <w:jc w:val="center"/>
+              <w:rPr>
+                <w:lang w:val="ru-RU"/>
+              </w:rPr>
+            </w:pPr>
+            <w:r>
+              <w:rPr>
+                <w:lang w:val="ru-RU"/>
+              </w:rPr>
+              <w:drawing>
+                <wp:inline distT="0" distB="0" distL="0" distR="0" wp14:anchorId="757B4511" wp14:editId="11EE78BC">
+                  <wp:extent cx="2066925" cy="1289761"/>
+                  <wp:effectExtent l="0" t="0" r="0" b="5715"/>
+                  <wp:docPr id="1318546673" name="Picture 1"/>
+                  <wp:cNvGraphicFramePr>
+                    <a:graphicFrameLocks xmlns:a="http://schemas.openxmlformats.org/drawingml/2006/main" noChangeAspect="1"/>
+                  </wp:cNvGraphicFramePr>
+                  <a:graphic xmlns:a="http://schemas.openxmlformats.org/drawingml/2006/main">
+                    <a:graphicData uri="http://schemas.openxmlformats.org/drawingml/2006/picture">
+                      <pic:pic xmlns:pic="http://schemas.openxmlformats.org/drawingml/2006/picture">
+                        <pic:nvPicPr>
+                          <pic:cNvPr id="1318546673" name=""/>
+                          <pic:cNvPicPr/>
+                        </pic:nvPicPr>
+                        <pic:blipFill>
+                          <a:blip r:embed="rId48"/>
+                          <a:stretch>
+                            <a:fillRect/>
+                          </a:stretch>
+                        </pic:blipFill>
+                        <pic:spPr>
+                          <a:xfrm>
+                            <a:off x="0" y="0"/>
+                            <a:ext cx="2082434" cy="1299439"/>
+                          </a:xfrm>
+                          <a:prstGeom prst="rect">
+                            <a:avLst/>
+                          </a:prstGeom>
+                        </pic:spPr>
+                      </pic:pic>
+                    </a:graphicData>
+                  </a:graphic>
+                </wp:inline>
+              </w:drawing>
+            </w:r>
+          </w:p>
+        </w:tc>
+      </w:tr>
+      <w:tr>
+        <w:tc>
+          <w:tcPr>
+            <w:tcW w:w="1975" w:type="dxa"/>
+            <w:vAlign w:val="center"/>
+          </w:tcPr>
+          <w:p>
+            <w:pPr>
+              <w:jc w:val="center"/>
+            </w:pPr>
+            <w:proofErr w:type="spellStart"/>
+            <w:r>
+              <w:t>rl_customer</w:t>
+            </w:r>
+            <w:proofErr w:type="spellEnd"/>
+          </w:p>
+        </w:tc>
+        <w:tc>
+          <w:tcPr>
+            <w:tcW w:w="8279" w:type="dxa"/>
+            <w:vAlign w:val="center"/>
+          </w:tcPr>
+          <w:p>
+            <w:pPr>
+              <w:jc w:val="center"/>
+              <w:rPr>
+                <w:lang w:val="ru-RU"/>
+              </w:rPr>
+            </w:pPr>
+            <w:r>
+              <w:rPr>
+                <w:lang w:val="ru-RU"/>
+              </w:rPr>
+              <w:drawing>
+                <wp:inline distT="0" distB="0" distL="0" distR="0" wp14:anchorId="7E7136F1" wp14:editId="17B7C650">
+                  <wp:extent cx="4115374" cy="2333951"/>
+                  <wp:effectExtent l="0" t="0" r="0" b="9525"/>
+                  <wp:docPr id="1815900732" name="Picture 1"/>
+                  <wp:cNvGraphicFramePr>
+                    <a:graphicFrameLocks xmlns:a="http://schemas.openxmlformats.org/drawingml/2006/main" noChangeAspect="1"/>
+                  </wp:cNvGraphicFramePr>
+                  <a:graphic xmlns:a="http://schemas.openxmlformats.org/drawingml/2006/main">
+                    <a:graphicData uri="http://schemas.openxmlformats.org/drawingml/2006/picture">
+                      <pic:pic xmlns:pic="http://schemas.openxmlformats.org/drawingml/2006/picture">
+                        <pic:nvPicPr>
+                          <pic:cNvPr id="1815900732" name=""/>
+                          <pic:cNvPicPr/>
+                        </pic:nvPicPr>
+                        <pic:blipFill>
+                          <a:blip r:embed="rId49"/>
+                          <a:stretch>
+                            <a:fillRect/>
+                          </a:stretch>
+                        </pic:blipFill>
+                        <pic:spPr>
+                          <a:xfrm>
+                            <a:off x="0" y="0"/>
+                            <a:ext cx="4115374" cy="2333951"/>
+                          </a:xfrm>
+                          <a:prstGeom prst="rect">
+                            <a:avLst/>
+                          </a:prstGeom>
+                        </pic:spPr>
+                      </pic:pic>
+                    </a:graphicData>
+                  </a:graphic>
+                </wp:inline>
+              </w:drawing>
+            </w:r>
+          </w:p>
+        </w:tc>
+        <w:tc>
+          <w:tcPr>
+            <w:tcW w:w="3694" w:type="dxa"/>
+            <w:vAlign w:val="center"/>
+          </w:tcPr>
+          <w:p>
+            <w:pPr>
+              <w:jc w:val="center"/>
+              <w:rPr>
+                <w:lang w:val="ru-RU"/>
+              </w:rPr>
+            </w:pPr>
+            <w:r>
+              <w:rPr>
+                <w:lang w:val="ru-RU"/>
+              </w:rPr>
+              <w:drawing>
+                <wp:inline distT="0" distB="0" distL="0" distR="0" wp14:anchorId="3BE0022B" wp14:editId="2DE0F119">
+                  <wp:extent cx="2102803" cy="1409700"/>
+                  <wp:effectExtent l="0" t="0" r="0" b="0"/>
+                  <wp:docPr id="369068605" name="Picture 1"/>
+                  <wp:cNvGraphicFramePr>
+                    <a:graphicFrameLocks xmlns:a="http://schemas.openxmlformats.org/drawingml/2006/main" noChangeAspect="1"/>
+                  </wp:cNvGraphicFramePr>
+                  <a:graphic xmlns:a="http://schemas.openxmlformats.org/drawingml/2006/main">
+                    <a:graphicData uri="http://schemas.openxmlformats.org/drawingml/2006/picture">
+                      <pic:pic xmlns:pic="http://schemas.openxmlformats.org/drawingml/2006/picture">
+                        <pic:nvPicPr>
+                          <pic:cNvPr id="369068605" name=""/>
+                          <pic:cNvPicPr/>
+                        </pic:nvPicPr>
+                        <pic:blipFill>
+                          <a:blip r:embed="rId50"/>
+                          <a:stretch>
+                            <a:fillRect/>
+                          </a:stretch>
+                        </pic:blipFill>
+                        <pic:spPr>
+                          <a:xfrm>
+                            <a:off x="0" y="0"/>
+                            <a:ext cx="2110679" cy="1414980"/>
+                          </a:xfrm>
+                          <a:prstGeom prst="rect">
+                            <a:avLst/>
+                          </a:prstGeom>
+                        </pic:spPr>
+                      </pic:pic>
+                    </a:graphicData>
+                  </a:graphic>
+                </wp:inline>
+              </w:drawing>
+            </w:r>
+          </w:p>
+        </w:tc>
+      </w:tr>
+      <w:tr>
+        <w:tc>
+          <w:tcPr>
+            <w:tcW w:w="1975" w:type="dxa"/>
+            <w:vAlign w:val="center"/>
+          </w:tcPr>
+          <w:p>
+            <w:pPr>
+              <w:jc w:val="center"/>
+            </w:pPr>
+            <w:proofErr w:type="spellStart"/>
+            <w:r>
+              <w:t>rl_distributor</w:t>
+            </w:r>
+            <w:proofErr w:type="spellEnd"/>
+          </w:p>
+        </w:tc>
+        <w:tc>
+          <w:tcPr>
+            <w:tcW w:w="8279" w:type="dxa"/>
+            <w:vAlign w:val="center"/>
+          </w:tcPr>
+          <w:p>
+            <w:pPr>
+              <w:jc w:val="center"/>
+              <w:rPr>
+                <w:lang w:val="ru-RU"/>
+              </w:rPr>
+            </w:pPr>
+            <w:r>
+              <w:rPr>
+                <w:lang w:val="ru-RU"/>
+              </w:rPr>
+              <w:drawing>
+                <wp:inline distT="0" distB="0" distL="0" distR="0" wp14:anchorId="225E07B7" wp14:editId="0F3D5515">
+                  <wp:extent cx="5114925" cy="1826759"/>
+                  <wp:effectExtent l="0" t="0" r="0" b="2540"/>
+                  <wp:docPr id="435513585" name="Picture 1"/>
+                  <wp:cNvGraphicFramePr>
+                    <a:graphicFrameLocks xmlns:a="http://schemas.openxmlformats.org/drawingml/2006/main" noChangeAspect="1"/>
+                  </wp:cNvGraphicFramePr>
+                  <a:graphic xmlns:a="http://schemas.openxmlformats.org/drawingml/2006/main">
+                    <a:graphicData uri="http://schemas.openxmlformats.org/drawingml/2006/picture">
+                      <pic:pic xmlns:pic="http://schemas.openxmlformats.org/drawingml/2006/picture">
+                        <pic:nvPicPr>
+                          <pic:cNvPr id="435513585" name=""/>
+                          <pic:cNvPicPr/>
+                        </pic:nvPicPr>
+                        <pic:blipFill>
+                          <a:blip r:embed="rId51"/>
+                          <a:stretch>
+                            <a:fillRect/>
+                          </a:stretch>
+                        </pic:blipFill>
+                        <pic:spPr>
+                          <a:xfrm>
+                            <a:off x="0" y="0"/>
+                            <a:ext cx="5129626" cy="1832009"/>
+                          </a:xfrm>
+                          <a:prstGeom prst="rect">
+                            <a:avLst/>
+                          </a:prstGeom>
+                        </pic:spPr>
+                      </pic:pic>
+                    </a:graphicData>
+                  </a:graphic>
+                </wp:inline>
+              </w:drawing>
+            </w:r>
+          </w:p>
+        </w:tc>
+        <w:tc>
+          <w:tcPr>
+            <w:tcW w:w="3694" w:type="dxa"/>
+            <w:vAlign w:val="center"/>
+          </w:tcPr>
+          <w:p>
+            <w:pPr>
+              <w:jc w:val="center"/>
+              <w:rPr>
+                <w:lang w:val="ru-RU"/>
+              </w:rPr>
+            </w:pPr>
+            <w:r>
+              <w:rPr>
+                <w:lang w:val="ru-RU"/>
+              </w:rPr>
+              <w:drawing>
+                <wp:inline distT="0" distB="0" distL="0" distR="0" wp14:anchorId="3EB6949C" wp14:editId="491FA051">
+                  <wp:extent cx="2181225" cy="1653066"/>
+                  <wp:effectExtent l="0" t="0" r="0" b="4445"/>
+                  <wp:docPr id="1246762355" name="Picture 1"/>
+                  <wp:cNvGraphicFramePr>
+                    <a:graphicFrameLocks xmlns:a="http://schemas.openxmlformats.org/drawingml/2006/main" noChangeAspect="1"/>
+                  </wp:cNvGraphicFramePr>
+                  <a:graphic xmlns:a="http://schemas.openxmlformats.org/drawingml/2006/main">
+                    <a:graphicData uri="http://schemas.openxmlformats.org/drawingml/2006/picture">
+                      <pic:pic xmlns:pic="http://schemas.openxmlformats.org/drawingml/2006/picture">
+                        <pic:nvPicPr>
+                          <pic:cNvPr id="1246762355" name=""/>
+                          <pic:cNvPicPr/>
+                        </pic:nvPicPr>
+                        <pic:blipFill>
+                          <a:blip r:embed="rId52"/>
+                          <a:stretch>
+                            <a:fillRect/>
+                          </a:stretch>
+                        </pic:blipFill>
+                        <pic:spPr>
+                          <a:xfrm>
+                            <a:off x="0" y="0"/>
+                            <a:ext cx="2186935" cy="1657393"/>
+                          </a:xfrm>
+                          <a:prstGeom prst="rect">
+                            <a:avLst/>
+                          </a:prstGeom>
+                        </pic:spPr>
+                      </pic:pic>
+                    </a:graphicData>
+                  </a:graphic>
+                </wp:inline>
+              </w:drawing>
+            </w:r>
+          </w:p>
+        </w:tc>
+      </w:tr>
+      <w:tr>
+        <w:tc>
+          <w:tcPr>
+            <w:tcW w:w="1975" w:type="dxa"/>
+            <w:vAlign w:val="center"/>
+          </w:tcPr>
+          <w:p>
+            <w:pPr>
+              <w:jc w:val="center"/>
+            </w:pPr>
+            <w:proofErr w:type="spellStart"/>
+            <w:r>
+              <w:t>rl_executor</w:t>
+            </w:r>
+            <w:proofErr w:type="spellEnd"/>
+          </w:p>
+        </w:tc>
+        <w:tc>
+          <w:tcPr>
+            <w:tcW w:w="8279" w:type="dxa"/>
+            <w:vAlign w:val="center"/>
+          </w:tcPr>
+          <w:p>
+            <w:pPr>
+              <w:jc w:val="center"/>
+              <w:rPr>
+                <w:lang w:val="ru-RU"/>
+              </w:rPr>
+            </w:pPr>
+            <w:r>
+              <w:rPr>
+                <w:lang w:val="ru-RU"/>
+              </w:rPr>
+              <w:drawing>
+                <wp:inline distT="0" distB="0" distL="0" distR="0" wp14:anchorId="79330F2A" wp14:editId="5A75264D">
+                  <wp:extent cx="5200650" cy="1839888"/>
+                  <wp:effectExtent l="0" t="0" r="0" b="8255"/>
+                  <wp:docPr id="733855167" name="Picture 1"/>
+                  <wp:cNvGraphicFramePr>
+                    <a:graphicFrameLocks xmlns:a="http://schemas.openxmlformats.org/drawingml/2006/main" noChangeAspect="1"/>
+                  </wp:cNvGraphicFramePr>
+                  <a:graphic xmlns:a="http://schemas.openxmlformats.org/drawingml/2006/main">
+                    <a:graphicData uri="http://schemas.openxmlformats.org/drawingml/2006/picture">
+                      <pic:pic xmlns:pic="http://schemas.openxmlformats.org/drawingml/2006/picture">
+                        <pic:nvPicPr>
+                          <pic:cNvPr id="733855167" name=""/>
+                          <pic:cNvPicPr/>
+                        </pic:nvPicPr>
+                        <pic:blipFill>
+                          <a:blip r:embed="rId53"/>
+                          <a:stretch>
+                            <a:fillRect/>
+                          </a:stretch>
+                        </pic:blipFill>
+                        <pic:spPr>
+                          <a:xfrm>
+                            <a:off x="0" y="0"/>
+                            <a:ext cx="5217680" cy="1845913"/>
+                          </a:xfrm>
+                          <a:prstGeom prst="rect">
+                            <a:avLst/>
+                          </a:prstGeom>
+                        </pic:spPr>
+                      </pic:pic>
+                    </a:graphicData>
+                  </a:graphic>
+                </wp:inline>
+              </w:drawing>
+            </w:r>
+          </w:p>
+        </w:tc>
+        <w:tc>
+          <w:tcPr>
+            <w:tcW w:w="3694" w:type="dxa"/>
+            <w:vAlign w:val="center"/>
+          </w:tcPr>
+          <w:p>
+            <w:pPr>
+              <w:jc w:val="center"/>
+              <w:rPr>
+                <w:lang w:val="ru-RU"/>
+              </w:rPr>
+            </w:pPr>
+            <w:r>
+              <w:rPr>
+                <w:lang w:val="ru-RU"/>
+              </w:rPr>
+              <w:drawing>
+                <wp:inline distT="0" distB="0" distL="0" distR="0" wp14:anchorId="0513CB5A" wp14:editId="38AE8926">
+                  <wp:extent cx="2222203" cy="1504950"/>
+                  <wp:effectExtent l="0" t="0" r="6985" b="0"/>
+                  <wp:docPr id="760563356" name="Picture 1"/>
+                  <wp:cNvGraphicFramePr>
+                    <a:graphicFrameLocks xmlns:a="http://schemas.openxmlformats.org/drawingml/2006/main" noChangeAspect="1"/>
+                  </wp:cNvGraphicFramePr>
+                  <a:graphic xmlns:a="http://schemas.openxmlformats.org/drawingml/2006/main">
+                    <a:graphicData uri="http://schemas.openxmlformats.org/drawingml/2006/picture">
+                      <pic:pic xmlns:pic="http://schemas.openxmlformats.org/drawingml/2006/picture">
+                        <pic:nvPicPr>
+                          <pic:cNvPr id="760563356" name=""/>
+                          <pic:cNvPicPr/>
+                        </pic:nvPicPr>
+                        <pic:blipFill>
+                          <a:blip r:embed="rId54"/>
+                          <a:stretch>
+                            <a:fillRect/>
+                          </a:stretch>
+                        </pic:blipFill>
+                        <pic:spPr>
+                          <a:xfrm>
+                            <a:off x="0" y="0"/>
+                            <a:ext cx="2228835" cy="1509441"/>
+                          </a:xfrm>
+                          <a:prstGeom prst="rect">
+                            <a:avLst/>
+                          </a:prstGeom>
+                        </pic:spPr>
+                      </pic:pic>
+                    </a:graphicData>
+                  </a:graphic>
+                </wp:inline>
+              </w:drawing>
+            </w:r>
+          </w:p>
+        </w:tc>
+      </w:tr>
+    </w:tbl>
+    <w:p>
+      <w:pPr>
+        <w:rPr>
+          <w:lang w:val="ru-RU"/>
+        </w:rPr>
+      </w:pPr>
+    </w:p>
+    <w:p>
+      <w:pPr>
+        <w:rPr>
+          <w:lang w:val="ru-RU"/>
+        </w:rPr>
+      </w:pPr>
+      <w:r>
+        <w:rPr>
+          <w:lang w:val="ru-RU"/>
+        </w:rPr>
+        <w:br w:type="page"/>
+      </w:r>
+    </w:p>
+    <w:p>
+      <w:pPr>
+        <w:pStyle w:val="Heading1"/>
+        <w:rPr>
+          <w:lang w:val="ru-RU"/>
+        </w:rPr>
+      </w:pPr>
+      <w:r>
+        <w:rPr>
+          <w:lang w:val="ru-RU"/>
+        </w:rPr>
+        <w:lastRenderedPageBreak/>
+        <w:t>Этап 11: Результат</w:t>
+      </w:r>
+    </w:p>
+    <w:tbl>
+      <w:tblPr>
+        <w:tblStyle w:val="TableGrid"/>
+        <w:tblW w:w="0" w:type="auto"/>
+        <w:tblInd w:w="0" w:type="dxa"/>
+        <w:tblLook w:val="04A0" w:firstRow="1" w:lastRow="0" w:firstColumn="1" w:lastColumn="0" w:noHBand="0" w:noVBand="1"/>
+      </w:tblPr>
+      <w:tblGrid>
+        <w:gridCol w:w="13948"/>
+      </w:tblGrid>
+      <w:tr>
+        <w:tc>
+          <w:tcPr>
+            <w:tcW w:w="13948" w:type="dxa"/>
+            <w:vAlign w:val="center"/>
+          </w:tcPr>
+          <w:p>
+            <w:pPr>
+              <w:jc w:val="center"/>
+              <w:rPr>
+                <w:b/>
+                <w:bCs/>
+                <w:lang w:val="ru-RU"/>
+              </w:rPr>
+            </w:pPr>
+            <w:r>
+              <w:rPr>
+                <w:b/>
+                <w:bCs/>
+                <w:lang w:val="ru-RU"/>
+              </w:rPr>
+              <w:t>Информация по объектам</w:t>
+            </w:r>
+          </w:p>
+        </w:tc>
+      </w:tr>
+      <w:tr>
+        <w:tc>
+          <w:tcPr>
+            <w:tcW w:w="13948" w:type="dxa"/>
+            <w:vAlign w:val="center"/>
+          </w:tcPr>
+          <w:p>
+            <w:pPr>
+              <w:jc w:val="center"/>
+              <w:rPr>
+                <w:lang w:val="ru-RU"/>
+              </w:rPr>
+            </w:pPr>
+            <w:r>
+              <w:rPr>
+                <w:lang w:val="ru-RU"/>
+              </w:rPr>
+              <w:drawing>
+                <wp:inline distT="0" distB="0" distL="0" distR="0" wp14:anchorId="32EBA366" wp14:editId="6BBE3F8D">
+                  <wp:extent cx="8863330" cy="2670810"/>
+                  <wp:effectExtent l="0" t="0" r="0" b="0"/>
+                  <wp:docPr id="431650174" name="Picture 1"/>
+                  <wp:cNvGraphicFramePr>
+                    <a:graphicFrameLocks xmlns:a="http://schemas.openxmlformats.org/drawingml/2006/main" noChangeAspect="1"/>
+                  </wp:cNvGraphicFramePr>
+                  <a:graphic xmlns:a="http://schemas.openxmlformats.org/drawingml/2006/main">
+                    <a:graphicData uri="http://schemas.openxmlformats.org/drawingml/2006/picture">
+                      <pic:pic xmlns:pic="http://schemas.openxmlformats.org/drawingml/2006/picture">
+                        <pic:nvPicPr>
+                          <pic:cNvPr id="431650174" name=""/>
+                          <pic:cNvPicPr/>
+                        </pic:nvPicPr>
+                        <pic:blipFill>
+                          <a:blip r:embed="rId55"/>
+                          <a:stretch>
+                            <a:fillRect/>
+                          </a:stretch>
+                        </pic:blipFill>
+                        <pic:spPr>
+                          <a:xfrm>
+                            <a:off x="0" y="0"/>
+                            <a:ext cx="8863330" cy="2670810"/>
+                          </a:xfrm>
+                          <a:prstGeom prst="rect">
+                            <a:avLst/>
+                          </a:prstGeom>
+                        </pic:spPr>
+                      </pic:pic>
+                    </a:graphicData>
+                  </a:graphic>
+                </wp:inline>
+              </w:drawing>
+            </w:r>
+          </w:p>
+        </w:tc>
+      </w:tr>
+    </w:tbl>
+    <w:p>
+      <w:pPr>
+        <w:rPr>
+          <w:lang w:val="ru-RU"/>
+        </w:rPr>
+      </w:pPr>
+    </w:p>
+    <w:tbl>
+      <w:tblPr>
+        <w:tblStyle w:val="TableGrid"/>
+        <w:tblW w:w="0" w:type="auto"/>
+        <w:tblInd w:w="0" w:type="dxa"/>
+        <w:tblLook w:val="04A0" w:firstRow="1" w:lastRow="0" w:firstColumn="1" w:lastColumn="0" w:noHBand="0" w:noVBand="1"/>
+      </w:tblPr>
+      <w:tblGrid>
+        <w:gridCol w:w="6974"/>
+        <w:gridCol w:w="6974"/>
+      </w:tblGrid>
+      <w:tr>
+        <w:tc>
+          <w:tcPr>
+            <w:tcW w:w="6974" w:type="dxa"/>
+            <w:vAlign w:val="center"/>
+          </w:tcPr>
+          <w:p>
+            <w:pPr>
+              <w:jc w:val="center"/>
+              <w:rPr>
+                <w:b/>
+                <w:bCs/>
+                <w:lang w:val="ru-RU"/>
+              </w:rPr>
+            </w:pPr>
+            <w:r>
+              <w:rPr>
+                <w:b/>
+                <w:bCs/>
+                <w:lang w:val="ru-RU"/>
+              </w:rPr>
+              <w:t>Параметры</w:t>
+            </w:r>
+          </w:p>
+        </w:tc>
+        <w:tc>
+          <w:tcPr>
+            <w:tcW w:w="6974" w:type="dxa"/>
+            <w:vAlign w:val="center"/>
+          </w:tcPr>
+          <w:p>
+            <w:pPr>
+              <w:jc w:val="center"/>
+              <w:rPr>
+                <w:b/>
+                <w:bCs/>
+              </w:rPr>
+            </w:pPr>
+            <w:r>
+              <w:rPr>
+                <w:b/>
+                <w:bCs/>
+              </w:rPr>
+              <w:t>PostgreSQL</w:t>
+            </w:r>
+          </w:p>
+        </w:tc>
+      </w:tr>
+      <w:tr>
+        <w:tc>
+          <w:tcPr>
+            <w:tcW w:w="6974" w:type="dxa"/>
+            <w:vAlign w:val="center"/>
+          </w:tcPr>
+          <w:p>
+            <w:pPr>
+              <w:jc w:val="center"/>
+              <w:rPr>
+                <w:sz w:val="20"/>
+                <w:szCs w:val="20"/>
+                <w:lang w:val="ru-RU"/>
+              </w:rPr>
+            </w:pPr>
+            <w:r>
+              <w:rPr>
+                <w:sz w:val="20"/>
+                <w:szCs w:val="20"/>
+                <w:lang w:val="ru-RU"/>
+              </w:rPr>
+              <w:t>Номер версии</w:t>
+            </w:r>
+          </w:p>
+        </w:tc>
+        <w:tc>
+          <w:tcPr>
+            <w:tcW w:w="6974" w:type="dxa"/>
+            <w:vAlign w:val="center"/>
+          </w:tcPr>
+          <w:p>
+            <w:pPr>
+              <w:jc w:val="center"/>
+              <w:rPr>
+                <w:sz w:val="20"/>
+                <w:szCs w:val="20"/>
+                <w:lang w:val="ru-RU"/>
+              </w:rPr>
+            </w:pPr>
+            <w:r>
+              <w:rPr>
+                <w:sz w:val="20"/>
+                <w:szCs w:val="20"/>
+                <w:lang w:val="ru-RU"/>
+              </w:rPr>
+              <w:t>1.0.0.1</w:t>
+            </w:r>
+          </w:p>
+        </w:tc>
+      </w:tr>
+      <w:tr>
+        <w:tc>
+          <w:tcPr>
+            <w:tcW w:w="6974" w:type="dxa"/>
+            <w:vAlign w:val="center"/>
+          </w:tcPr>
+          <w:p>
+            <w:pPr>
+              <w:jc w:val="center"/>
+              <w:rPr>
+                <w:sz w:val="20"/>
+                <w:szCs w:val="20"/>
+                <w:lang w:val="ru-RU"/>
+              </w:rPr>
+            </w:pPr>
+            <w:r>
+              <w:rPr>
+                <w:sz w:val="20"/>
+                <w:szCs w:val="20"/>
+                <w:lang w:val="ru-RU"/>
+              </w:rPr>
+              <w:t>Что сделано</w:t>
+            </w:r>
+          </w:p>
+        </w:tc>
+        <w:tc>
+          <w:tcPr>
+            <w:tcW w:w="6974" w:type="dxa"/>
+            <w:vAlign w:val="center"/>
+          </w:tcPr>
+          <w:p>
+            <w:pPr>
+              <w:jc w:val="center"/>
+              <w:rPr>
+                <w:sz w:val="20"/>
+                <w:szCs w:val="20"/>
+                <w:lang w:val="ru-RU"/>
+              </w:rPr>
+            </w:pPr>
+            <w:r>
+              <w:rPr>
+                <w:sz w:val="20"/>
+                <w:szCs w:val="20"/>
+                <w:lang w:val="ru-RU"/>
+              </w:rPr>
+              <w:t>- Созданы 10 таблиц</w:t>
+            </w:r>
+            <w:r>
+              <w:rPr>
+                <w:sz w:val="20"/>
+                <w:szCs w:val="20"/>
+                <w:lang w:val="ru-RU"/>
+              </w:rPr>
+              <w:t>;</w:t>
+            </w:r>
+          </w:p>
+          <w:p>
+            <w:pPr>
+              <w:jc w:val="center"/>
+              <w:rPr>
+                <w:sz w:val="20"/>
+                <w:szCs w:val="20"/>
+                <w:lang w:val="ru-RU"/>
+              </w:rPr>
+            </w:pPr>
+            <w:r>
+              <w:rPr>
+                <w:sz w:val="20"/>
+                <w:szCs w:val="20"/>
+                <w:lang w:val="ru-RU"/>
+              </w:rPr>
+              <w:t>- Созданы 43 столбца и межтабличные связи</w:t>
+            </w:r>
+            <w:r>
+              <w:rPr>
+                <w:sz w:val="20"/>
+                <w:szCs w:val="20"/>
+                <w:lang w:val="ru-RU"/>
+              </w:rPr>
+              <w:t>;</w:t>
+            </w:r>
+          </w:p>
+          <w:p>
+            <w:pPr>
+              <w:jc w:val="center"/>
+              <w:rPr>
+                <w:sz w:val="20"/>
+                <w:szCs w:val="20"/>
+                <w:lang w:val="ru-RU"/>
+              </w:rPr>
+            </w:pPr>
+            <w:r>
+              <w:rPr>
+                <w:sz w:val="20"/>
+                <w:szCs w:val="20"/>
+                <w:lang w:val="ru-RU"/>
+              </w:rPr>
+              <w:t>- Созданы 23 индекса</w:t>
+            </w:r>
+            <w:r>
+              <w:rPr>
+                <w:sz w:val="20"/>
+                <w:szCs w:val="20"/>
+              </w:rPr>
+              <w:t>;</w:t>
+            </w:r>
+          </w:p>
+          <w:p>
+            <w:pPr>
+              <w:jc w:val="center"/>
+              <w:rPr>
+                <w:sz w:val="20"/>
+                <w:szCs w:val="20"/>
+              </w:rPr>
+            </w:pPr>
+            <w:r>
+              <w:rPr>
+                <w:sz w:val="20"/>
+                <w:szCs w:val="20"/>
+                <w:lang w:val="ru-RU"/>
+              </w:rPr>
+              <w:t xml:space="preserve">- </w:t>
+            </w:r>
+            <w:r>
+              <w:rPr>
+                <w:sz w:val="20"/>
+                <w:szCs w:val="20"/>
+                <w:lang w:val="ru-RU"/>
+              </w:rPr>
+              <w:t>Произведено распределение доступа ролей к таблицам</w:t>
+            </w:r>
+            <w:r>
+              <w:rPr>
+                <w:sz w:val="20"/>
+                <w:szCs w:val="20"/>
+                <w:lang w:val="ru-RU"/>
+              </w:rPr>
+              <w:t>;</w:t>
+            </w:r>
+          </w:p>
+          <w:p>
+            <w:pPr>
+              <w:jc w:val="center"/>
+              <w:rPr>
+                <w:sz w:val="20"/>
+                <w:szCs w:val="20"/>
+                <w:lang w:val="ru-RU"/>
+              </w:rPr>
+            </w:pPr>
+            <w:r>
+              <w:rPr>
+                <w:sz w:val="20"/>
+                <w:szCs w:val="20"/>
+                <w:lang w:val="ru-RU"/>
+              </w:rPr>
+              <w:t xml:space="preserve">- </w:t>
+            </w:r>
+            <w:r>
+              <w:rPr>
+                <w:sz w:val="20"/>
+                <w:szCs w:val="20"/>
+                <w:lang w:val="ru-RU"/>
+              </w:rPr>
+              <w:t>Созданы процедуры</w:t>
+            </w:r>
+            <w:r>
+              <w:rPr>
+                <w:sz w:val="20"/>
+                <w:szCs w:val="20"/>
+                <w:lang w:val="ru-RU"/>
+              </w:rPr>
+              <w:t xml:space="preserve"> </w:t>
+            </w:r>
+            <w:r>
+              <w:rPr>
+                <w:sz w:val="20"/>
+                <w:szCs w:val="20"/>
+                <w:lang w:val="ru-RU"/>
+              </w:rPr>
+              <w:t>для быстрого создания и перезаписи всей</w:t>
+            </w:r>
+            <w:r>
+              <w:rPr>
+                <w:sz w:val="20"/>
+                <w:szCs w:val="20"/>
+                <w:lang w:val="ru-RU"/>
+              </w:rPr>
+              <w:t xml:space="preserve"> </w:t>
+            </w:r>
+            <w:r>
+              <w:rPr>
+                <w:sz w:val="20"/>
+                <w:szCs w:val="20"/>
+                <w:lang w:val="ru-RU"/>
+              </w:rPr>
+              <w:t>структуры таблиц, индексов и прав доступа;</w:t>
+            </w:r>
           </w:p>
         </w:tc>
       </w:tr>
@@ -16997,6 +22231,135 @@
     </w:sectPr>
   </w:body>
 </w:document>
+</file>
+
+<file path=word/numbering.xml><?xml version="1.0" encoding="utf-8"?>
+<w:numbering xmlns:wpc="http://schemas.microsoft.com/office/word/2010/wordprocessingCanvas" xmlns:cx="http://schemas.microsoft.com/office/drawing/2014/chartex" xmlns:cx1="http://schemas.microsoft.com/office/drawing/2015/9/8/chartex" xmlns:cx2="http://schemas.microsoft.com/office/drawing/2015/10/21/chartex" xmlns:cx3="http://schemas.microsoft.com/office/drawing/2016/5/9/chartex" xmlns:cx4="http://schemas.microsoft.com/office/drawing/2016/5/10/chartex" xmlns:cx5="http://schemas.microsoft.com/office/drawing/2016/5/11/chartex" xmlns:cx6="http://schemas.microsoft.com/office/drawing/2016/5/12/chartex" xmlns:cx7="http://schemas.microsoft.com/office/drawing/2016/5/13/chartex" xmlns:cx8="http://schemas.microsoft.com/office/drawing/2016/5/14/chartex" xmlns:mc="http://schemas.openxmlformats.org/markup-compatibility/2006" xmlns:aink="http://schemas.microsoft.com/office/drawing/2016/ink" xmlns:am3d="http://schemas.microsoft.com/office/drawing/2017/model3d" xmlns:o="urn:schemas-microsoft-com:office:office" xmlns:oel="http://schemas.microsoft.com/office/2019/extlst" xmlns:r="http://schemas.openxmlformats.org/officeDocument/2006/relationships" xmlns:m="http://schemas.openxmlformats.org/officeDocument/2006/math" xmlns:v="urn:schemas-microsoft-com:vml" xmlns:wp14="http://schemas.microsoft.com/office/word/2010/wordprocessingDrawing" xmlns:wp="http://schemas.openxmlformats.org/drawingml/2006/wordprocessingDrawing" xmlns:w10="urn:schemas-microsoft-com:office:word" xmlns:w="http://schemas.openxmlformats.org/wordprocessingml/2006/main" xmlns:w14="http://schemas.microsoft.com/office/word/2010/wordml" xmlns:w15="http://schemas.microsoft.com/office/word/2012/wordml" xmlns:w16cex="http://schemas.microsoft.com/office/word/2018/wordml/cex" xmlns:w16cid="http://schemas.microsoft.com/office/word/2016/wordml/cid" xmlns:w16="http://schemas.microsoft.com/office/word/2018/wordml" xmlns:w16du="http://schemas.microsoft.com/office/word/2023/wordml/word16du" xmlns:w16sdtdh="http://schemas.microsoft.com/office/word/2020/wordml/sdtdatahash" xmlns:w16sdtfl="http://schemas.microsoft.com/office/word/2024/wordml/sdtformatlock" xmlns:w16se="http://schemas.microsoft.com/office/word/2015/wordml/symex" xmlns:wpg="http://schemas.microsoft.com/office/word/2010/wordprocessingGroup" xmlns:wpi="http://schemas.microsoft.com/office/word/2010/wordprocessingInk" xmlns:wne="http://schemas.microsoft.com/office/word/2006/wordml" xmlns:wps="http://schemas.microsoft.com/office/word/2010/wordprocessingShape" mc:Ignorable="w14 w15 w16se w16cid w16 w16cex w16sdtdh w16sdtfl w16du wp14">
+  <w:abstractNum w:abstractNumId="0" w15:restartNumberingAfterBreak="0">
+    <w:nsid w:val="4F623921"/>
+    <w:multiLevelType w:val="hybridMultilevel"/>
+    <w:tmpl w:val="9E00DA64"/>
+    <w:lvl w:ilvl="0" w:tplc="583C5FE0">
+      <w:numFmt w:val="bullet"/>
+      <w:lvlText w:val="-"/>
+      <w:lvlJc w:val="left"/>
+      <w:pPr>
+        <w:ind w:left="720" w:hanging="360"/>
+      </w:pPr>
+      <w:rPr>
+        <w:rFonts w:ascii="Times New Roman" w:eastAsiaTheme="minorHAnsi" w:hAnsi="Times New Roman" w:cs="Times New Roman" w:hint="default"/>
+      </w:rPr>
+    </w:lvl>
+    <w:lvl w:ilvl="1" w:tplc="04190003">
+      <w:start w:val="1"/>
+      <w:numFmt w:val="bullet"/>
+      <w:lvlText w:val="o"/>
+      <w:lvlJc w:val="left"/>
+      <w:pPr>
+        <w:ind w:left="1440" w:hanging="360"/>
+      </w:pPr>
+      <w:rPr>
+        <w:rFonts w:ascii="Courier New" w:hAnsi="Courier New" w:cs="Courier New" w:hint="default"/>
+      </w:rPr>
+    </w:lvl>
+    <w:lvl w:ilvl="2" w:tplc="04190005">
+      <w:start w:val="1"/>
+      <w:numFmt w:val="bullet"/>
+      <w:lvlText w:val=""/>
+      <w:lvlJc w:val="left"/>
+      <w:pPr>
+        <w:ind w:left="2160" w:hanging="360"/>
+      </w:pPr>
+      <w:rPr>
+        <w:rFonts w:ascii="Wingdings" w:hAnsi="Wingdings" w:hint="default"/>
+      </w:rPr>
+    </w:lvl>
+    <w:lvl w:ilvl="3" w:tplc="04190001">
+      <w:start w:val="1"/>
+      <w:numFmt w:val="bullet"/>
+      <w:lvlText w:val=""/>
+      <w:lvlJc w:val="left"/>
+      <w:pPr>
+        <w:ind w:left="2880" w:hanging="360"/>
+      </w:pPr>
+      <w:rPr>
+        <w:rFonts w:ascii="Symbol" w:hAnsi="Symbol" w:hint="default"/>
+      </w:rPr>
+    </w:lvl>
+    <w:lvl w:ilvl="4" w:tplc="04190003">
+      <w:start w:val="1"/>
+      <w:numFmt w:val="bullet"/>
+      <w:lvlText w:val="o"/>
+      <w:lvlJc w:val="left"/>
+      <w:pPr>
+        <w:ind w:left="3600" w:hanging="360"/>
+      </w:pPr>
+      <w:rPr>
+        <w:rFonts w:ascii="Courier New" w:hAnsi="Courier New" w:cs="Courier New" w:hint="default"/>
+      </w:rPr>
+    </w:lvl>
+    <w:lvl w:ilvl="5" w:tplc="04190005">
+      <w:start w:val="1"/>
+      <w:numFmt w:val="bullet"/>
+      <w:lvlText w:val=""/>
+      <w:lvlJc w:val="left"/>
+      <w:pPr>
+        <w:ind w:left="4320" w:hanging="360"/>
+      </w:pPr>
+      <w:rPr>
+        <w:rFonts w:ascii="Wingdings" w:hAnsi="Wingdings" w:hint="default"/>
+      </w:rPr>
+    </w:lvl>
+    <w:lvl w:ilvl="6" w:tplc="04190001">
+      <w:start w:val="1"/>
+      <w:numFmt w:val="bullet"/>
+      <w:lvlText w:val=""/>
+      <w:lvlJc w:val="left"/>
+      <w:pPr>
+        <w:ind w:left="5040" w:hanging="360"/>
+      </w:pPr>
+      <w:rPr>
+        <w:rFonts w:ascii="Symbol" w:hAnsi="Symbol" w:hint="default"/>
+      </w:rPr>
+    </w:lvl>
+    <w:lvl w:ilvl="7" w:tplc="04190003">
+      <w:start w:val="1"/>
+      <w:numFmt w:val="bullet"/>
+      <w:lvlText w:val="o"/>
+      <w:lvlJc w:val="left"/>
+      <w:pPr>
+        <w:ind w:left="5760" w:hanging="360"/>
+      </w:pPr>
+      <w:rPr>
+        <w:rFonts w:ascii="Courier New" w:hAnsi="Courier New" w:cs="Courier New" w:hint="default"/>
+      </w:rPr>
+    </w:lvl>
+    <w:lvl w:ilvl="8" w:tplc="04190005">
+      <w:start w:val="1"/>
+      <w:numFmt w:val="bullet"/>
+      <w:lvlText w:val=""/>
+      <w:lvlJc w:val="left"/>
+      <w:pPr>
+        <w:ind w:left="6480" w:hanging="360"/>
+      </w:pPr>
+      <w:rPr>
+        <w:rFonts w:ascii="Wingdings" w:hAnsi="Wingdings" w:hint="default"/>
+      </w:rPr>
+    </w:lvl>
+  </w:abstractNum>
+  <w:num w:numId="1" w16cid:durableId="2114131839">
+    <w:abstractNumId w:val="0"/>
+    <w:lvlOverride w:ilvl="0"/>
+    <w:lvlOverride w:ilvl="1"/>
+    <w:lvlOverride w:ilvl="2"/>
+    <w:lvlOverride w:ilvl="3"/>
+    <w:lvlOverride w:ilvl="4"/>
+    <w:lvlOverride w:ilvl="5"/>
+    <w:lvlOverride w:ilvl="6"/>
+    <w:lvlOverride w:ilvl="7"/>
+    <w:lvlOverride w:ilvl="8"/>
+  </w:num>
+</w:numbering>
 </file>
 
 <file path=word/styles.xml><?xml version="1.0" encoding="utf-8"?>
@@ -17602,7 +22965,6 @@
   <w:style w:type="character" w:default="1" w:styleId="DefaultParagraphFont">
     <w:name w:val="Default Paragraph Font"/>
     <w:uiPriority w:val="1"/>
-    <w:semiHidden/>
     <w:unhideWhenUsed/>
   </w:style>
   <w:style w:type="table" w:default="1" w:styleId="TableNormal">
